--- a/docs/manual/manual-usuario.docx
+++ b/docs/manual/manual-usuario.docx
@@ -1590,7 +1590,7 @@
                 <w:color w:val="77933C"/>
                 <w:sz w:val="18"/>
               </w:rPr>
-              <w:t>4</w:t>
+              <w:t>5</w:t>
             </w:r>
           </w:p>
         </w:tc>
@@ -1671,7 +1671,7 @@
                 <w:color w:val="77933C"/>
                 <w:sz w:val="18"/>
               </w:rPr>
-              <w:t>6</w:t>
+              <w:t>8</w:t>
             </w:r>
           </w:p>
         </w:tc>
@@ -1752,7 +1752,7 @@
                 <w:color w:val="77933C"/>
                 <w:sz w:val="18"/>
               </w:rPr>
-              <w:t>7</w:t>
+              <w:t>10</w:t>
             </w:r>
           </w:p>
         </w:tc>
@@ -1833,7 +1833,7 @@
                 <w:color w:val="77933C"/>
                 <w:sz w:val="18"/>
               </w:rPr>
-              <w:t>8</w:t>
+              <w:t>13</w:t>
             </w:r>
           </w:p>
         </w:tc>
@@ -1914,7 +1914,7 @@
                 <w:color w:val="77933C"/>
                 <w:sz w:val="18"/>
               </w:rPr>
-              <w:t>9</w:t>
+              <w:t>14</w:t>
             </w:r>
           </w:p>
         </w:tc>
@@ -1995,7 +1995,7 @@
                 <w:color w:val="77933C"/>
                 <w:sz w:val="18"/>
               </w:rPr>
-              <w:t>10</w:t>
+              <w:t>17</w:t>
             </w:r>
           </w:p>
         </w:tc>
@@ -2076,7 +2076,7 @@
                 <w:color w:val="77933C"/>
                 <w:sz w:val="18"/>
               </w:rPr>
-              <w:t>11</w:t>
+              <w:t>19</w:t>
             </w:r>
           </w:p>
         </w:tc>
@@ -2157,7 +2157,7 @@
                 <w:color w:val="77933C"/>
                 <w:sz w:val="18"/>
               </w:rPr>
-              <w:t>12</w:t>
+              <w:t>21</w:t>
             </w:r>
           </w:p>
         </w:tc>
@@ -2342,7 +2342,7 @@
                 <w:color w:val="77933C"/>
                 <w:sz w:val="18"/>
               </w:rPr>
-              <w:t>3</w:t>
+              <w:t>4</w:t>
             </w:r>
           </w:p>
         </w:tc>
@@ -2423,7 +2423,7 @@
                 <w:color w:val="77933C"/>
                 <w:sz w:val="18"/>
               </w:rPr>
-              <w:t>4</w:t>
+              <w:t>6</w:t>
             </w:r>
           </w:p>
         </w:tc>
@@ -2504,7 +2504,7 @@
                 <w:color w:val="77933C"/>
                 <w:sz w:val="18"/>
               </w:rPr>
-              <w:t>7</w:t>
+              <w:t>9</w:t>
             </w:r>
           </w:p>
         </w:tc>
@@ -2585,7 +2585,7 @@
                 <w:color w:val="77933C"/>
                 <w:sz w:val="18"/>
               </w:rPr>
-              <w:t>9</w:t>
+              <w:t>15</w:t>
             </w:r>
           </w:p>
         </w:tc>
@@ -2666,7 +2666,7 @@
                 <w:color w:val="77933C"/>
                 <w:sz w:val="18"/>
               </w:rPr>
-              <w:t>10</w:t>
+              <w:t>18</w:t>
             </w:r>
           </w:p>
         </w:tc>
@@ -2747,7 +2747,7 @@
                 <w:color w:val="77933C"/>
                 <w:sz w:val="18"/>
               </w:rPr>
-              <w:t>13</w:t>
+              <w:t>23</w:t>
             </w:r>
           </w:p>
         </w:tc>
@@ -2828,7 +2828,7 @@
                 <w:color w:val="77933C"/>
                 <w:sz w:val="18"/>
               </w:rPr>
-              <w:t>14</w:t>
+              <w:t>24</w:t>
             </w:r>
           </w:p>
         </w:tc>
@@ -3094,7 +3094,7 @@
                 <w:color w:val="77933C"/>
                 <w:sz w:val="18"/>
               </w:rPr>
-              <w:t>4</w:t>
+              <w:t>5</w:t>
             </w:r>
           </w:p>
         </w:tc>
@@ -3175,7 +3175,7 @@
                 <w:color w:val="77933C"/>
                 <w:sz w:val="18"/>
               </w:rPr>
-              <w:t>6</w:t>
+              <w:t>8</w:t>
             </w:r>
           </w:p>
         </w:tc>
@@ -3256,7 +3256,7 @@
                 <w:color w:val="77933C"/>
                 <w:sz w:val="18"/>
               </w:rPr>
-              <w:t>8</w:t>
+              <w:t>13</w:t>
             </w:r>
           </w:p>
         </w:tc>
@@ -3337,7 +3337,7 @@
                 <w:color w:val="77933C"/>
                 <w:sz w:val="18"/>
               </w:rPr>
-              <w:t>10</w:t>
+              <w:t>17</w:t>
             </w:r>
           </w:p>
         </w:tc>
@@ -3418,7 +3418,7 @@
                 <w:color w:val="77933C"/>
                 <w:sz w:val="18"/>
               </w:rPr>
-              <w:t>12</w:t>
+              <w:t>21</w:t>
             </w:r>
           </w:p>
         </w:tc>
@@ -3499,7 +3499,7 @@
                 <w:color w:val="77933C"/>
                 <w:sz w:val="18"/>
               </w:rPr>
-              <w:t>14</w:t>
+              <w:t>24</w:t>
             </w:r>
           </w:p>
         </w:tc>
@@ -3580,7 +3580,7 @@
                 <w:color w:val="77933C"/>
                 <w:sz w:val="18"/>
               </w:rPr>
-              <w:t>15</w:t>
+              <w:t>25</w:t>
             </w:r>
           </w:p>
         </w:tc>
@@ -4112,7 +4112,12 @@
     </w:p>
     <w:p>
       <w:pPr>
-        <w:pStyle w:val="ListNumber"/>
+        <w:numPr>
+          <w:ilvl w:val="0"/>
+          <w:numId w:val="10"/>
+        </w:numPr>
+        <w:spacing w:after="80"/>
+        <w:ind w:left="547" w:hanging="274"/>
       </w:pPr>
       <w:r>
         <w:rPr>
@@ -4137,7 +4142,12 @@
     </w:p>
     <w:p>
       <w:pPr>
-        <w:pStyle w:val="ListNumber"/>
+        <w:numPr>
+          <w:ilvl w:val="0"/>
+          <w:numId w:val="10"/>
+        </w:numPr>
+        <w:spacing w:after="80"/>
+        <w:ind w:left="547" w:hanging="274"/>
       </w:pPr>
       <w:r>
         <w:rPr>
@@ -4162,7 +4172,12 @@
     </w:p>
     <w:p>
       <w:pPr>
-        <w:pStyle w:val="ListNumber"/>
+        <w:numPr>
+          <w:ilvl w:val="0"/>
+          <w:numId w:val="10"/>
+        </w:numPr>
+        <w:spacing w:after="80"/>
+        <w:ind w:left="547" w:hanging="274"/>
       </w:pPr>
       <w:r>
         <w:rPr>
@@ -4187,7 +4202,12 @@
     </w:p>
     <w:p>
       <w:pPr>
-        <w:pStyle w:val="ListNumber"/>
+        <w:numPr>
+          <w:ilvl w:val="0"/>
+          <w:numId w:val="10"/>
+        </w:numPr>
+        <w:spacing w:after="80"/>
+        <w:ind w:left="547" w:hanging="274"/>
       </w:pPr>
       <w:r>
         <w:rPr>
@@ -4212,7 +4232,12 @@
     </w:p>
     <w:p>
       <w:pPr>
-        <w:pStyle w:val="ListNumber"/>
+        <w:numPr>
+          <w:ilvl w:val="0"/>
+          <w:numId w:val="10"/>
+        </w:numPr>
+        <w:spacing w:after="80"/>
+        <w:ind w:left="547" w:hanging="274"/>
       </w:pPr>
       <w:r>
         <w:rPr>
@@ -4498,7 +4523,79 @@
     </w:p>
     <w:p>
       <w:pPr>
-        <w:pStyle w:val="ListNumber"/>
+        <w:keepNext/>
+        <w:jc w:val="center"/>
+      </w:pPr>
+      <w:r>
+        <w:drawing>
+          <wp:inline xmlns:a="http://schemas.openxmlformats.org/drawingml/2006/main" xmlns:pic="http://schemas.openxmlformats.org/drawingml/2006/picture">
+            <wp:extent cx="4023360" cy="2263140"/>
+            <wp:docPr id="4" name="Picture 4"/>
+            <wp:cNvGraphicFramePr>
+              <a:graphicFrameLocks noChangeAspect="1"/>
+            </wp:cNvGraphicFramePr>
+            <a:graphic>
+              <a:graphicData uri="http://schemas.openxmlformats.org/drawingml/2006/picture">
+                <pic:pic>
+                  <pic:nvPicPr>
+                    <pic:cNvPr id="0" name="10-inicio-sesion.png"/>
+                    <pic:cNvPicPr/>
+                  </pic:nvPicPr>
+                  <pic:blipFill>
+                    <a:blip r:embed="rId14"/>
+                    <a:srcRect l="34000" t="16000" r="34000" b="16000"/>
+                    <a:stretch>
+                      <a:fillRect/>
+                    </a:stretch>
+                  </pic:blipFill>
+                  <pic:spPr>
+                    <a:xfrm>
+                      <a:off x="0" y="0"/>
+                      <a:ext cx="4023360" cy="2263140"/>
+                    </a:xfrm>
+                    <a:prstGeom prst="rect"/>
+                  </pic:spPr>
+                </pic:pic>
+              </a:graphicData>
+            </a:graphic>
+          </wp:inline>
+        </w:drawing>
+      </w:r>
+    </w:p>
+    <w:p>
+      <w:pPr>
+        <w:spacing w:before="60" w:after="140"/>
+        <w:jc w:val="center"/>
+      </w:pPr>
+      <w:r>
+        <w:rPr>
+          <w:rFonts w:ascii="Cambria" w:hAnsi="Cambria"/>
+          <w:b/>
+          <w:i w:val="0"/>
+          <w:color w:val="171717"/>
+          <w:sz w:val="16"/>
+        </w:rPr>
+        <w:t xml:space="preserve">Figura 2.1(a). </w:t>
+      </w:r>
+      <w:r>
+        <w:rPr>
+          <w:rFonts w:ascii="Cambria" w:hAnsi="Cambria"/>
+          <w:b w:val="0"/>
+          <w:i w:val="0"/>
+          <w:color w:val="171717"/>
+          <w:sz w:val="16"/>
+        </w:rPr>
+        <w:t>Detalle de los campos Usuario, Contraseña y el botón Entrar.</w:t>
+      </w:r>
+    </w:p>
+    <w:p>
+      <w:pPr>
+        <w:numPr>
+          <w:ilvl w:val="0"/>
+          <w:numId w:val="11"/>
+        </w:numPr>
+        <w:spacing w:after="80"/>
+        <w:ind w:left="547" w:hanging="274"/>
       </w:pPr>
       <w:r>
         <w:rPr>
@@ -4523,7 +4620,12 @@
     </w:p>
     <w:p>
       <w:pPr>
-        <w:pStyle w:val="ListNumber"/>
+        <w:numPr>
+          <w:ilvl w:val="0"/>
+          <w:numId w:val="11"/>
+        </w:numPr>
+        <w:spacing w:after="80"/>
+        <w:ind w:left="547" w:hanging="274"/>
       </w:pPr>
       <w:r>
         <w:rPr>
@@ -4548,7 +4650,12 @@
     </w:p>
     <w:p>
       <w:pPr>
-        <w:pStyle w:val="ListNumber"/>
+        <w:numPr>
+          <w:ilvl w:val="0"/>
+          <w:numId w:val="11"/>
+        </w:numPr>
+        <w:spacing w:after="80"/>
+        <w:ind w:left="547" w:hanging="274"/>
       </w:pPr>
       <w:r>
         <w:rPr>
@@ -4670,7 +4777,7 @@
         <w:drawing>
           <wp:inline xmlns:a="http://schemas.openxmlformats.org/drawingml/2006/main" xmlns:pic="http://schemas.openxmlformats.org/drawingml/2006/picture">
             <wp:extent cx="4389120" cy="4812753"/>
-            <wp:docPr id="4" name="Picture 4"/>
+            <wp:docPr id="5" name="Picture 5"/>
             <wp:cNvGraphicFramePr>
               <a:graphicFrameLocks noChangeAspect="1"/>
             </wp:cNvGraphicFramePr>
@@ -4727,6 +4834,73 @@
         <w:t>Vista general de la consola documental.</w:t>
       </w:r>
     </w:p>
+    <w:p>
+      <w:pPr>
+        <w:keepNext/>
+        <w:jc w:val="center"/>
+      </w:pPr>
+      <w:r>
+        <w:drawing>
+          <wp:inline xmlns:a="http://schemas.openxmlformats.org/drawingml/2006/main" xmlns:pic="http://schemas.openxmlformats.org/drawingml/2006/picture">
+            <wp:extent cx="2011680" cy="2205845"/>
+            <wp:docPr id="6" name="Picture 6"/>
+            <wp:cNvGraphicFramePr>
+              <a:graphicFrameLocks noChangeAspect="1"/>
+            </wp:cNvGraphicFramePr>
+            <a:graphic>
+              <a:graphicData uri="http://schemas.openxmlformats.org/drawingml/2006/picture">
+                <pic:pic>
+                  <pic:nvPicPr>
+                    <pic:cNvPr id="0" name="01-consola-documental.png"/>
+                    <pic:cNvPicPr/>
+                  </pic:nvPicPr>
+                  <pic:blipFill>
+                    <a:blip r:embed="rId15"/>
+                    <a:srcRect l="0" t="0" r="75000" b="46000"/>
+                    <a:stretch>
+                      <a:fillRect/>
+                    </a:stretch>
+                  </pic:blipFill>
+                  <pic:spPr>
+                    <a:xfrm>
+                      <a:off x="0" y="0"/>
+                      <a:ext cx="2011680" cy="2205845"/>
+                    </a:xfrm>
+                    <a:prstGeom prst="rect"/>
+                  </pic:spPr>
+                </pic:pic>
+              </a:graphicData>
+            </a:graphic>
+          </wp:inline>
+        </w:drawing>
+      </w:r>
+    </w:p>
+    <w:p>
+      <w:pPr>
+        <w:spacing w:before="60" w:after="140"/>
+        <w:jc w:val="center"/>
+      </w:pPr>
+      <w:r>
+        <w:rPr>
+          <w:rFonts w:ascii="Cambria" w:hAnsi="Cambria"/>
+          <w:b/>
+          <w:i w:val="0"/>
+          <w:color w:val="171717"/>
+          <w:sz w:val="16"/>
+        </w:rPr>
+        <w:t xml:space="preserve">Figura 2.2(a). </w:t>
+      </w:r>
+      <w:r>
+        <w:rPr>
+          <w:rFonts w:ascii="Cambria" w:hAnsi="Cambria"/>
+          <w:b w:val="0"/>
+          <w:i w:val="0"/>
+          <w:color w:val="171717"/>
+          <w:sz w:val="16"/>
+        </w:rPr>
+        <w:t>Menú lateral y accesos Abrir analizador público y Cerrar sesión.</w:t>
+      </w:r>
+    </w:p>
     <w:tbl>
       <w:tblPr>
         <w:tblStyle w:val="TableGrid"/>
@@ -5231,6 +5405,437 @@
           <w:sz w:val="19"/>
         </w:rPr>
         <w:t>Las acciones directas de cada tarjeta abren la etapa correspondiente sin cambiar de tipo. Verifique siempre el nombre, estado y modelo mostrados en el encabezado antes de editar.</w:t>
+      </w:r>
+    </w:p>
+    <w:tbl>
+      <w:tblPr>
+        <w:tblStyle w:val="TableGrid"/>
+        <w:tblW w:type="dxa" w:w="9360"/>
+        <w:jc w:val="left"/>
+        <w:tblLayout w:type="fixed"/>
+        <w:tblLook w:firstColumn="1" w:firstRow="1" w:lastColumn="0" w:lastRow="0" w:noHBand="0" w:noVBand="1" w:val="04A0"/>
+        <w:tblInd w:w="120" w:type="dxa"/>
+      </w:tblPr>
+      <w:tblGrid>
+        <w:gridCol w:w="2200"/>
+        <w:gridCol w:w="7160"/>
+      </w:tblGrid>
+      <w:tr>
+        <w:trPr>
+          <w:tblHeader w:val="true"/>
+        </w:trPr>
+        <w:tc>
+          <w:tcPr>
+            <w:tcW w:type="dxa" w:w="2200"/>
+            <w:tcMar>
+              <w:top w:w="90" w:type="dxa"/>
+              <w:start w:w="120" w:type="dxa"/>
+              <w:bottom w:w="90" w:type="dxa"/>
+              <w:end w:w="120" w:type="dxa"/>
+            </w:tcMar>
+            <w:shd w:fill="173B67"/>
+            <w:vAlign w:val="center"/>
+          </w:tcPr>
+          <w:p>
+            <w:pPr>
+              <w:spacing w:after="0"/>
+            </w:pPr>
+            <w:r>
+              <w:rPr>
+                <w:rFonts w:ascii="Arial" w:hAnsi="Arial"/>
+                <w:b/>
+                <w:i w:val="0"/>
+                <w:color w:val="FFFFFF"/>
+                <w:sz w:val="16"/>
+              </w:rPr>
+              <w:t>Acción</w:t>
+            </w:r>
+          </w:p>
+        </w:tc>
+        <w:tc>
+          <w:tcPr>
+            <w:tcW w:type="dxa" w:w="7160"/>
+            <w:tcMar>
+              <w:top w:w="90" w:type="dxa"/>
+              <w:start w:w="120" w:type="dxa"/>
+              <w:bottom w:w="90" w:type="dxa"/>
+              <w:end w:w="120" w:type="dxa"/>
+            </w:tcMar>
+            <w:shd w:fill="173B67"/>
+            <w:vAlign w:val="center"/>
+          </w:tcPr>
+          <w:p>
+            <w:pPr>
+              <w:spacing w:after="0"/>
+            </w:pPr>
+            <w:r>
+              <w:rPr>
+                <w:rFonts w:ascii="Arial" w:hAnsi="Arial"/>
+                <w:b/>
+                <w:i w:val="0"/>
+                <w:color w:val="FFFFFF"/>
+                <w:sz w:val="16"/>
+              </w:rPr>
+              <w:t>Resultado</w:t>
+            </w:r>
+          </w:p>
+        </w:tc>
+      </w:tr>
+      <w:tr>
+        <w:tc>
+          <w:tcPr>
+            <w:tcW w:type="dxa" w:w="2200"/>
+            <w:tcMar>
+              <w:top w:w="90" w:type="dxa"/>
+              <w:start w:w="120" w:type="dxa"/>
+              <w:bottom w:w="90" w:type="dxa"/>
+              <w:end w:w="120" w:type="dxa"/>
+            </w:tcMar>
+          </w:tcPr>
+          <w:p>
+            <w:pPr>
+              <w:spacing w:after="0"/>
+            </w:pPr>
+            <w:r>
+              <w:rPr>
+                <w:rFonts w:ascii="Arial" w:hAnsi="Arial"/>
+                <w:b w:val="0"/>
+                <w:i w:val="0"/>
+                <w:color w:val="171717"/>
+                <w:sz w:val="16"/>
+              </w:rPr>
+              <w:t>Ver</w:t>
+            </w:r>
+          </w:p>
+        </w:tc>
+        <w:tc>
+          <w:tcPr>
+            <w:tcW w:type="dxa" w:w="7160"/>
+            <w:tcMar>
+              <w:top w:w="90" w:type="dxa"/>
+              <w:start w:w="120" w:type="dxa"/>
+              <w:bottom w:w="90" w:type="dxa"/>
+              <w:end w:w="120" w:type="dxa"/>
+            </w:tcMar>
+          </w:tcPr>
+          <w:p>
+            <w:pPr>
+              <w:spacing w:after="0"/>
+            </w:pPr>
+            <w:r>
+              <w:rPr>
+                <w:rFonts w:ascii="Arial" w:hAnsi="Arial"/>
+                <w:b w:val="0"/>
+                <w:i w:val="0"/>
+                <w:color w:val="171717"/>
+                <w:sz w:val="16"/>
+              </w:rPr>
+              <w:t>Selecciona el tipo y abre su resumen documental.</w:t>
+            </w:r>
+          </w:p>
+        </w:tc>
+      </w:tr>
+      <w:tr>
+        <w:tc>
+          <w:tcPr>
+            <w:tcW w:type="dxa" w:w="2200"/>
+            <w:shd w:fill="F1F2F0"/>
+            <w:tcMar>
+              <w:top w:w="90" w:type="dxa"/>
+              <w:start w:w="120" w:type="dxa"/>
+              <w:bottom w:w="90" w:type="dxa"/>
+              <w:end w:w="120" w:type="dxa"/>
+            </w:tcMar>
+          </w:tcPr>
+          <w:p>
+            <w:pPr>
+              <w:spacing w:after="0"/>
+            </w:pPr>
+            <w:r>
+              <w:rPr>
+                <w:rFonts w:ascii="Arial" w:hAnsi="Arial"/>
+                <w:b w:val="0"/>
+                <w:i w:val="0"/>
+                <w:color w:val="171717"/>
+                <w:sz w:val="16"/>
+              </w:rPr>
+              <w:t>Campos</w:t>
+            </w:r>
+          </w:p>
+        </w:tc>
+        <w:tc>
+          <w:tcPr>
+            <w:tcW w:type="dxa" w:w="7160"/>
+            <w:shd w:fill="F1F2F0"/>
+            <w:tcMar>
+              <w:top w:w="90" w:type="dxa"/>
+              <w:start w:w="120" w:type="dxa"/>
+              <w:bottom w:w="90" w:type="dxa"/>
+              <w:end w:w="120" w:type="dxa"/>
+            </w:tcMar>
+          </w:tcPr>
+          <w:p>
+            <w:pPr>
+              <w:spacing w:after="0"/>
+            </w:pPr>
+            <w:r>
+              <w:rPr>
+                <w:rFonts w:ascii="Arial" w:hAnsi="Arial"/>
+                <w:b w:val="0"/>
+                <w:i w:val="0"/>
+                <w:color w:val="171717"/>
+                <w:sz w:val="16"/>
+              </w:rPr>
+              <w:t>Selecciona el tipo y abre la definición de campos.</w:t>
+            </w:r>
+          </w:p>
+        </w:tc>
+      </w:tr>
+      <w:tr>
+        <w:tc>
+          <w:tcPr>
+            <w:tcW w:type="dxa" w:w="2200"/>
+            <w:tcMar>
+              <w:top w:w="90" w:type="dxa"/>
+              <w:start w:w="120" w:type="dxa"/>
+              <w:bottom w:w="90" w:type="dxa"/>
+              <w:end w:w="120" w:type="dxa"/>
+            </w:tcMar>
+          </w:tcPr>
+          <w:p>
+            <w:pPr>
+              <w:spacing w:after="0"/>
+            </w:pPr>
+            <w:r>
+              <w:rPr>
+                <w:rFonts w:ascii="Arial" w:hAnsi="Arial"/>
+                <w:b w:val="0"/>
+                <w:i w:val="0"/>
+                <w:color w:val="171717"/>
+                <w:sz w:val="16"/>
+              </w:rPr>
+              <w:t>Plantilla</w:t>
+            </w:r>
+          </w:p>
+        </w:tc>
+        <w:tc>
+          <w:tcPr>
+            <w:tcW w:type="dxa" w:w="7160"/>
+            <w:tcMar>
+              <w:top w:w="90" w:type="dxa"/>
+              <w:start w:w="120" w:type="dxa"/>
+              <w:bottom w:w="90" w:type="dxa"/>
+              <w:end w:w="120" w:type="dxa"/>
+            </w:tcMar>
+          </w:tcPr>
+          <w:p>
+            <w:pPr>
+              <w:spacing w:after="0"/>
+            </w:pPr>
+            <w:r>
+              <w:rPr>
+                <w:rFonts w:ascii="Arial" w:hAnsi="Arial"/>
+                <w:b w:val="0"/>
+                <w:i w:val="0"/>
+                <w:color w:val="171717"/>
+                <w:sz w:val="16"/>
+              </w:rPr>
+              <w:t>Selecciona el tipo y abre su plantilla OCR.</w:t>
+            </w:r>
+          </w:p>
+        </w:tc>
+      </w:tr>
+      <w:tr>
+        <w:tc>
+          <w:tcPr>
+            <w:tcW w:type="dxa" w:w="2200"/>
+            <w:shd w:fill="F1F2F0"/>
+            <w:tcMar>
+              <w:top w:w="90" w:type="dxa"/>
+              <w:start w:w="120" w:type="dxa"/>
+              <w:bottom w:w="90" w:type="dxa"/>
+              <w:end w:w="120" w:type="dxa"/>
+            </w:tcMar>
+          </w:tcPr>
+          <w:p>
+            <w:pPr>
+              <w:spacing w:after="0"/>
+            </w:pPr>
+            <w:r>
+              <w:rPr>
+                <w:rFonts w:ascii="Arial" w:hAnsi="Arial"/>
+                <w:b w:val="0"/>
+                <w:i w:val="0"/>
+                <w:color w:val="171717"/>
+                <w:sz w:val="16"/>
+              </w:rPr>
+              <w:t>Anotar</w:t>
+            </w:r>
+          </w:p>
+        </w:tc>
+        <w:tc>
+          <w:tcPr>
+            <w:tcW w:type="dxa" w:w="7160"/>
+            <w:shd w:fill="F1F2F0"/>
+            <w:tcMar>
+              <w:top w:w="90" w:type="dxa"/>
+              <w:start w:w="120" w:type="dxa"/>
+              <w:bottom w:w="90" w:type="dxa"/>
+              <w:end w:w="120" w:type="dxa"/>
+            </w:tcMar>
+          </w:tcPr>
+          <w:p>
+            <w:pPr>
+              <w:spacing w:after="0"/>
+            </w:pPr>
+            <w:r>
+              <w:rPr>
+                <w:rFonts w:ascii="Arial" w:hAnsi="Arial"/>
+                <w:b w:val="0"/>
+                <w:i w:val="0"/>
+                <w:color w:val="171717"/>
+                <w:sz w:val="16"/>
+              </w:rPr>
+              <w:t>Selecciona el tipo y lista sus documentos OCR.</w:t>
+            </w:r>
+          </w:p>
+        </w:tc>
+      </w:tr>
+      <w:tr>
+        <w:tc>
+          <w:tcPr>
+            <w:tcW w:type="dxa" w:w="2200"/>
+            <w:tcMar>
+              <w:top w:w="90" w:type="dxa"/>
+              <w:start w:w="120" w:type="dxa"/>
+              <w:bottom w:w="90" w:type="dxa"/>
+              <w:end w:w="120" w:type="dxa"/>
+            </w:tcMar>
+          </w:tcPr>
+          <w:p>
+            <w:pPr>
+              <w:spacing w:after="0"/>
+            </w:pPr>
+            <w:r>
+              <w:rPr>
+                <w:rFonts w:ascii="Arial" w:hAnsi="Arial"/>
+                <w:b w:val="0"/>
+                <w:i w:val="0"/>
+                <w:color w:val="171717"/>
+                <w:sz w:val="16"/>
+              </w:rPr>
+              <w:t>Aprendizaje</w:t>
+            </w:r>
+          </w:p>
+        </w:tc>
+        <w:tc>
+          <w:tcPr>
+            <w:tcW w:type="dxa" w:w="7160"/>
+            <w:tcMar>
+              <w:top w:w="90" w:type="dxa"/>
+              <w:start w:w="120" w:type="dxa"/>
+              <w:bottom w:w="90" w:type="dxa"/>
+              <w:end w:w="120" w:type="dxa"/>
+            </w:tcMar>
+          </w:tcPr>
+          <w:p>
+            <w:pPr>
+              <w:spacing w:after="0"/>
+            </w:pPr>
+            <w:r>
+              <w:rPr>
+                <w:rFonts w:ascii="Arial" w:hAnsi="Arial"/>
+                <w:b w:val="0"/>
+                <w:i w:val="0"/>
+                <w:color w:val="171717"/>
+                <w:sz w:val="16"/>
+              </w:rPr>
+              <w:t>Selecciona el tipo y muestra sus lotes.</w:t>
+            </w:r>
+          </w:p>
+        </w:tc>
+      </w:tr>
+      <w:tr>
+        <w:tc>
+          <w:tcPr>
+            <w:tcW w:type="dxa" w:w="2200"/>
+            <w:shd w:fill="F1F2F0"/>
+            <w:tcMar>
+              <w:top w:w="90" w:type="dxa"/>
+              <w:start w:w="120" w:type="dxa"/>
+              <w:bottom w:w="90" w:type="dxa"/>
+              <w:end w:w="120" w:type="dxa"/>
+            </w:tcMar>
+          </w:tcPr>
+          <w:p>
+            <w:pPr>
+              <w:spacing w:after="0"/>
+            </w:pPr>
+            <w:r>
+              <w:rPr>
+                <w:rFonts w:ascii="Arial" w:hAnsi="Arial"/>
+                <w:b w:val="0"/>
+                <w:i w:val="0"/>
+                <w:color w:val="171717"/>
+                <w:sz w:val="16"/>
+              </w:rPr>
+              <w:t>Modelos</w:t>
+            </w:r>
+          </w:p>
+        </w:tc>
+        <w:tc>
+          <w:tcPr>
+            <w:tcW w:type="dxa" w:w="7160"/>
+            <w:shd w:fill="F1F2F0"/>
+            <w:tcMar>
+              <w:top w:w="90" w:type="dxa"/>
+              <w:start w:w="120" w:type="dxa"/>
+              <w:bottom w:w="90" w:type="dxa"/>
+              <w:end w:w="120" w:type="dxa"/>
+            </w:tcMar>
+          </w:tcPr>
+          <w:p>
+            <w:pPr>
+              <w:spacing w:after="0"/>
+            </w:pPr>
+            <w:r>
+              <w:rPr>
+                <w:rFonts w:ascii="Arial" w:hAnsi="Arial"/>
+                <w:b w:val="0"/>
+                <w:i w:val="0"/>
+                <w:color w:val="171717"/>
+                <w:sz w:val="16"/>
+              </w:rPr>
+              <w:t>Selecciona el tipo y muestra sus versiones.</w:t>
+            </w:r>
+          </w:p>
+        </w:tc>
+      </w:tr>
+    </w:tbl>
+    <w:p>
+      <w:pPr>
+        <w:spacing w:before="60" w:after="140"/>
+        <w:jc w:val="center"/>
+      </w:pPr>
+      <w:r>
+        <w:rPr>
+          <w:rFonts w:ascii="Cambria" w:hAnsi="Cambria"/>
+          <w:b/>
+          <w:i w:val="0"/>
+          <w:color w:val="171717"/>
+          <w:sz w:val="16"/>
+        </w:rPr>
+        <w:t xml:space="preserve">Tabla 2.2. </w:t>
+      </w:r>
+      <w:r>
+        <w:rPr>
+          <w:rFonts w:ascii="Cambria" w:hAnsi="Cambria"/>
+          <w:b w:val="0"/>
+          <w:i w:val="0"/>
+          <w:color w:val="171717"/>
+          <w:sz w:val="16"/>
+        </w:rPr>
+        <w:t>Acciones directas de una tarjeta documental.</w:t>
       </w:r>
     </w:p>
     <w:p>
@@ -5368,7 +5973,7 @@
         <w:drawing>
           <wp:inline xmlns:a="http://schemas.openxmlformats.org/drawingml/2006/main" xmlns:pic="http://schemas.openxmlformats.org/drawingml/2006/picture">
             <wp:extent cx="5577840" cy="3137535"/>
-            <wp:docPr id="5" name="Picture 5"/>
+            <wp:docPr id="7" name="Picture 7"/>
             <wp:cNvGraphicFramePr>
               <a:graphicFrameLocks noChangeAspect="1"/>
             </wp:cNvGraphicFramePr>
@@ -5425,6 +6030,140 @@
         <w:t>Analizador público de documentos PDF.</w:t>
       </w:r>
     </w:p>
+    <w:p>
+      <w:pPr>
+        <w:keepNext/>
+        <w:jc w:val="center"/>
+      </w:pPr>
+      <w:r>
+        <w:drawing>
+          <wp:inline xmlns:a="http://schemas.openxmlformats.org/drawingml/2006/main" xmlns:pic="http://schemas.openxmlformats.org/drawingml/2006/picture">
+            <wp:extent cx="4389120" cy="2468880"/>
+            <wp:docPr id="8" name="Picture 8"/>
+            <wp:cNvGraphicFramePr>
+              <a:graphicFrameLocks noChangeAspect="1"/>
+            </wp:cNvGraphicFramePr>
+            <a:graphic>
+              <a:graphicData uri="http://schemas.openxmlformats.org/drawingml/2006/picture">
+                <pic:pic>
+                  <pic:nvPicPr>
+                    <pic:cNvPr id="0" name="09-analizador-publico.png"/>
+                    <pic:cNvPicPr/>
+                  </pic:nvPicPr>
+                  <pic:blipFill>
+                    <a:blip r:embed="rId16"/>
+                    <a:srcRect l="0" t="6000" r="51000" b="10000"/>
+                    <a:stretch>
+                      <a:fillRect/>
+                    </a:stretch>
+                  </pic:blipFill>
+                  <pic:spPr>
+                    <a:xfrm>
+                      <a:off x="0" y="0"/>
+                      <a:ext cx="4389120" cy="2468880"/>
+                    </a:xfrm>
+                    <a:prstGeom prst="rect"/>
+                  </pic:spPr>
+                </pic:pic>
+              </a:graphicData>
+            </a:graphic>
+          </wp:inline>
+        </w:drawing>
+      </w:r>
+    </w:p>
+    <w:p>
+      <w:pPr>
+        <w:spacing w:before="60" w:after="140"/>
+        <w:jc w:val="center"/>
+      </w:pPr>
+      <w:r>
+        <w:rPr>
+          <w:rFonts w:ascii="Cambria" w:hAnsi="Cambria"/>
+          <w:b/>
+          <w:i w:val="0"/>
+          <w:color w:val="171717"/>
+          <w:sz w:val="16"/>
+        </w:rPr>
+        <w:t xml:space="preserve">Figura 3.1(a). </w:t>
+      </w:r>
+      <w:r>
+        <w:rPr>
+          <w:rFonts w:ascii="Cambria" w:hAnsi="Cambria"/>
+          <w:b w:val="0"/>
+          <w:i w:val="0"/>
+          <w:color w:val="171717"/>
+          <w:sz w:val="16"/>
+        </w:rPr>
+        <w:t>Panel izquierdo destinado a la vista previa del PDF.</w:t>
+      </w:r>
+    </w:p>
+    <w:p>
+      <w:pPr>
+        <w:keepNext/>
+        <w:jc w:val="center"/>
+      </w:pPr>
+      <w:r>
+        <w:drawing>
+          <wp:inline xmlns:a="http://schemas.openxmlformats.org/drawingml/2006/main" xmlns:pic="http://schemas.openxmlformats.org/drawingml/2006/picture">
+            <wp:extent cx="4389120" cy="2468880"/>
+            <wp:docPr id="9" name="Picture 9"/>
+            <wp:cNvGraphicFramePr>
+              <a:graphicFrameLocks noChangeAspect="1"/>
+            </wp:cNvGraphicFramePr>
+            <a:graphic>
+              <a:graphicData uri="http://schemas.openxmlformats.org/drawingml/2006/picture">
+                <pic:pic>
+                  <pic:nvPicPr>
+                    <pic:cNvPr id="0" name="09-analizador-publico.png"/>
+                    <pic:cNvPicPr/>
+                  </pic:nvPicPr>
+                  <pic:blipFill>
+                    <a:blip r:embed="rId16"/>
+                    <a:srcRect l="49000" t="6000" r="0" b="10000"/>
+                    <a:stretch>
+                      <a:fillRect/>
+                    </a:stretch>
+                  </pic:blipFill>
+                  <pic:spPr>
+                    <a:xfrm>
+                      <a:off x="0" y="0"/>
+                      <a:ext cx="4389120" cy="2468880"/>
+                    </a:xfrm>
+                    <a:prstGeom prst="rect"/>
+                  </pic:spPr>
+                </pic:pic>
+              </a:graphicData>
+            </a:graphic>
+          </wp:inline>
+        </w:drawing>
+      </w:r>
+    </w:p>
+    <w:p>
+      <w:pPr>
+        <w:spacing w:before="60" w:after="140"/>
+        <w:jc w:val="center"/>
+      </w:pPr>
+      <w:r>
+        <w:rPr>
+          <w:rFonts w:ascii="Cambria" w:hAnsi="Cambria"/>
+          <w:b/>
+          <w:i w:val="0"/>
+          <w:color w:val="171717"/>
+          <w:sz w:val="16"/>
+        </w:rPr>
+        <w:t xml:space="preserve">Figura 3.1(b). </w:t>
+      </w:r>
+      <w:r>
+        <w:rPr>
+          <w:rFonts w:ascii="Cambria" w:hAnsi="Cambria"/>
+          <w:b w:val="0"/>
+          <w:i w:val="0"/>
+          <w:color w:val="171717"/>
+          <w:sz w:val="16"/>
+        </w:rPr>
+        <w:t>Panel derecho con tipo documental, archivo y acción Analizar documento.</w:t>
+      </w:r>
+    </w:p>
     <w:tbl>
       <w:tblPr>
         <w:tblStyle w:val="TableGrid"/>
@@ -5700,7 +6439,12 @@
     </w:p>
     <w:p>
       <w:pPr>
-        <w:pStyle w:val="ListNumber"/>
+        <w:numPr>
+          <w:ilvl w:val="0"/>
+          <w:numId w:val="12"/>
+        </w:numPr>
+        <w:spacing w:after="80"/>
+        <w:ind w:left="547" w:hanging="274"/>
       </w:pPr>
       <w:r>
         <w:rPr>
@@ -5725,7 +6469,12 @@
     </w:p>
     <w:p>
       <w:pPr>
-        <w:pStyle w:val="ListNumber"/>
+        <w:numPr>
+          <w:ilvl w:val="0"/>
+          <w:numId w:val="12"/>
+        </w:numPr>
+        <w:spacing w:after="80"/>
+        <w:ind w:left="547" w:hanging="274"/>
       </w:pPr>
       <w:r>
         <w:rPr>
@@ -5750,7 +6499,12 @@
     </w:p>
     <w:p>
       <w:pPr>
-        <w:pStyle w:val="ListNumber"/>
+        <w:numPr>
+          <w:ilvl w:val="0"/>
+          <w:numId w:val="12"/>
+        </w:numPr>
+        <w:spacing w:after="80"/>
+        <w:ind w:left="547" w:hanging="274"/>
       </w:pPr>
       <w:r>
         <w:rPr>
@@ -5775,7 +6529,12 @@
     </w:p>
     <w:p>
       <w:pPr>
-        <w:pStyle w:val="ListNumber"/>
+        <w:numPr>
+          <w:ilvl w:val="0"/>
+          <w:numId w:val="12"/>
+        </w:numPr>
+        <w:spacing w:after="80"/>
+        <w:ind w:left="547" w:hanging="274"/>
       </w:pPr>
       <w:r>
         <w:rPr>
@@ -5800,7 +6559,12 @@
     </w:p>
     <w:p>
       <w:pPr>
-        <w:pStyle w:val="ListNumber"/>
+        <w:numPr>
+          <w:ilvl w:val="0"/>
+          <w:numId w:val="12"/>
+        </w:numPr>
+        <w:spacing w:after="80"/>
+        <w:ind w:left="547" w:hanging="274"/>
       </w:pPr>
       <w:r>
         <w:rPr>
@@ -5823,6 +6587,483 @@
         <w:t xml:space="preserve"> Preste especial atención a campos obligatorios o con baja confianza.</w:t>
       </w:r>
     </w:p>
+    <w:p>
+      <w:pPr>
+        <w:pStyle w:val="Heading2"/>
+      </w:pPr>
+      <w:r>
+        <w:t>3.3 Resultado esperado</w:t>
+      </w:r>
+    </w:p>
+    <w:p>
+      <w:pPr/>
+      <w:r>
+        <w:rPr>
+          <w:rFonts w:ascii="Cambria" w:hAnsi="Cambria"/>
+          <w:b w:val="0"/>
+          <w:i w:val="0"/>
+          <w:color w:val="171717"/>
+          <w:sz w:val="19"/>
+        </w:rPr>
+        <w:t>Durante el procesamiento, el botón permanece ocupado. Al finalizar, el panel de resultados muestra los campos configurados para el tipo seleccionado. Un campo faltante se identifica como ausente; no se sustituye con información inventada.</w:t>
+      </w:r>
+    </w:p>
+    <w:tbl>
+      <w:tblPr>
+        <w:tblStyle w:val="TableGrid"/>
+        <w:tblW w:type="dxa" w:w="9360"/>
+        <w:jc w:val="left"/>
+        <w:tblLayout w:type="fixed"/>
+        <w:tblLook w:firstColumn="1" w:firstRow="1" w:lastColumn="0" w:lastRow="0" w:noHBand="0" w:noVBand="1" w:val="04A0"/>
+        <w:tblInd w:w="120" w:type="dxa"/>
+      </w:tblPr>
+      <w:tblGrid>
+        <w:gridCol w:w="1900"/>
+        <w:gridCol w:w="3800"/>
+        <w:gridCol w:w="3660"/>
+      </w:tblGrid>
+      <w:tr>
+        <w:trPr>
+          <w:tblHeader w:val="true"/>
+        </w:trPr>
+        <w:tc>
+          <w:tcPr>
+            <w:tcW w:type="dxa" w:w="1900"/>
+            <w:tcMar>
+              <w:top w:w="90" w:type="dxa"/>
+              <w:start w:w="120" w:type="dxa"/>
+              <w:bottom w:w="90" w:type="dxa"/>
+              <w:end w:w="120" w:type="dxa"/>
+            </w:tcMar>
+            <w:shd w:fill="173B67"/>
+            <w:vAlign w:val="center"/>
+          </w:tcPr>
+          <w:p>
+            <w:pPr>
+              <w:spacing w:after="0"/>
+            </w:pPr>
+            <w:r>
+              <w:rPr>
+                <w:rFonts w:ascii="Arial" w:hAnsi="Arial"/>
+                <w:b/>
+                <w:i w:val="0"/>
+                <w:color w:val="FFFFFF"/>
+                <w:sz w:val="16"/>
+              </w:rPr>
+              <w:t>Estado</w:t>
+            </w:r>
+          </w:p>
+        </w:tc>
+        <w:tc>
+          <w:tcPr>
+            <w:tcW w:type="dxa" w:w="3800"/>
+            <w:tcMar>
+              <w:top w:w="90" w:type="dxa"/>
+              <w:start w:w="120" w:type="dxa"/>
+              <w:bottom w:w="90" w:type="dxa"/>
+              <w:end w:w="120" w:type="dxa"/>
+            </w:tcMar>
+            <w:shd w:fill="173B67"/>
+            <w:vAlign w:val="center"/>
+          </w:tcPr>
+          <w:p>
+            <w:pPr>
+              <w:spacing w:after="0"/>
+            </w:pPr>
+            <w:r>
+              <w:rPr>
+                <w:rFonts w:ascii="Arial" w:hAnsi="Arial"/>
+                <w:b/>
+                <w:i w:val="0"/>
+                <w:color w:val="FFFFFF"/>
+                <w:sz w:val="16"/>
+              </w:rPr>
+              <w:t>Qué significa</w:t>
+            </w:r>
+          </w:p>
+        </w:tc>
+        <w:tc>
+          <w:tcPr>
+            <w:tcW w:type="dxa" w:w="3660"/>
+            <w:tcMar>
+              <w:top w:w="90" w:type="dxa"/>
+              <w:start w:w="120" w:type="dxa"/>
+              <w:bottom w:w="90" w:type="dxa"/>
+              <w:end w:w="120" w:type="dxa"/>
+            </w:tcMar>
+            <w:shd w:fill="173B67"/>
+            <w:vAlign w:val="center"/>
+          </w:tcPr>
+          <w:p>
+            <w:pPr>
+              <w:spacing w:after="0"/>
+            </w:pPr>
+            <w:r>
+              <w:rPr>
+                <w:rFonts w:ascii="Arial" w:hAnsi="Arial"/>
+                <w:b/>
+                <w:i w:val="0"/>
+                <w:color w:val="FFFFFF"/>
+                <w:sz w:val="16"/>
+              </w:rPr>
+              <w:t>Qué hacer</w:t>
+            </w:r>
+          </w:p>
+        </w:tc>
+      </w:tr>
+      <w:tr>
+        <w:tc>
+          <w:tcPr>
+            <w:tcW w:type="dxa" w:w="1900"/>
+            <w:tcMar>
+              <w:top w:w="90" w:type="dxa"/>
+              <w:start w:w="120" w:type="dxa"/>
+              <w:bottom w:w="90" w:type="dxa"/>
+              <w:end w:w="120" w:type="dxa"/>
+            </w:tcMar>
+          </w:tcPr>
+          <w:p>
+            <w:pPr>
+              <w:spacing w:after="0"/>
+            </w:pPr>
+            <w:r>
+              <w:rPr>
+                <w:rFonts w:ascii="Arial" w:hAnsi="Arial"/>
+                <w:b w:val="0"/>
+                <w:i w:val="0"/>
+                <w:color w:val="171717"/>
+                <w:sz w:val="16"/>
+              </w:rPr>
+              <w:t>Valor extraído</w:t>
+            </w:r>
+          </w:p>
+        </w:tc>
+        <w:tc>
+          <w:tcPr>
+            <w:tcW w:type="dxa" w:w="3800"/>
+            <w:tcMar>
+              <w:top w:w="90" w:type="dxa"/>
+              <w:start w:w="120" w:type="dxa"/>
+              <w:bottom w:w="90" w:type="dxa"/>
+              <w:end w:w="120" w:type="dxa"/>
+            </w:tcMar>
+          </w:tcPr>
+          <w:p>
+            <w:pPr>
+              <w:spacing w:after="0"/>
+            </w:pPr>
+            <w:r>
+              <w:rPr>
+                <w:rFonts w:ascii="Arial" w:hAnsi="Arial"/>
+                <w:b w:val="0"/>
+                <w:i w:val="0"/>
+                <w:color w:val="171717"/>
+                <w:sz w:val="16"/>
+              </w:rPr>
+              <w:t>El modelo o la plantilla encontró un candidato.</w:t>
+            </w:r>
+          </w:p>
+        </w:tc>
+        <w:tc>
+          <w:tcPr>
+            <w:tcW w:type="dxa" w:w="3660"/>
+            <w:tcMar>
+              <w:top w:w="90" w:type="dxa"/>
+              <w:start w:w="120" w:type="dxa"/>
+              <w:bottom w:w="90" w:type="dxa"/>
+              <w:end w:w="120" w:type="dxa"/>
+            </w:tcMar>
+          </w:tcPr>
+          <w:p>
+            <w:pPr>
+              <w:spacing w:after="0"/>
+            </w:pPr>
+            <w:r>
+              <w:rPr>
+                <w:rFonts w:ascii="Arial" w:hAnsi="Arial"/>
+                <w:b w:val="0"/>
+                <w:i w:val="0"/>
+                <w:color w:val="171717"/>
+                <w:sz w:val="16"/>
+              </w:rPr>
+              <w:t>Compararlo con el PDF.</w:t>
+            </w:r>
+          </w:p>
+        </w:tc>
+      </w:tr>
+      <w:tr>
+        <w:tc>
+          <w:tcPr>
+            <w:tcW w:type="dxa" w:w="1900"/>
+            <w:shd w:fill="F1F2F0"/>
+            <w:tcMar>
+              <w:top w:w="90" w:type="dxa"/>
+              <w:start w:w="120" w:type="dxa"/>
+              <w:bottom w:w="90" w:type="dxa"/>
+              <w:end w:w="120" w:type="dxa"/>
+            </w:tcMar>
+          </w:tcPr>
+          <w:p>
+            <w:pPr>
+              <w:spacing w:after="0"/>
+            </w:pPr>
+            <w:r>
+              <w:rPr>
+                <w:rFonts w:ascii="Arial" w:hAnsi="Arial"/>
+                <w:b w:val="0"/>
+                <w:i w:val="0"/>
+                <w:color w:val="171717"/>
+                <w:sz w:val="16"/>
+              </w:rPr>
+              <w:t>Campo faltante</w:t>
+            </w:r>
+          </w:p>
+        </w:tc>
+        <w:tc>
+          <w:tcPr>
+            <w:tcW w:type="dxa" w:w="3800"/>
+            <w:shd w:fill="F1F2F0"/>
+            <w:tcMar>
+              <w:top w:w="90" w:type="dxa"/>
+              <w:start w:w="120" w:type="dxa"/>
+              <w:bottom w:w="90" w:type="dxa"/>
+              <w:end w:w="120" w:type="dxa"/>
+            </w:tcMar>
+          </w:tcPr>
+          <w:p>
+            <w:pPr>
+              <w:spacing w:after="0"/>
+            </w:pPr>
+            <w:r>
+              <w:rPr>
+                <w:rFonts w:ascii="Arial" w:hAnsi="Arial"/>
+                <w:b w:val="0"/>
+                <w:i w:val="0"/>
+                <w:color w:val="171717"/>
+                <w:sz w:val="16"/>
+              </w:rPr>
+              <w:t>No se localizó un valor aceptable.</w:t>
+            </w:r>
+          </w:p>
+        </w:tc>
+        <w:tc>
+          <w:tcPr>
+            <w:tcW w:type="dxa" w:w="3660"/>
+            <w:shd w:fill="F1F2F0"/>
+            <w:tcMar>
+              <w:top w:w="90" w:type="dxa"/>
+              <w:start w:w="120" w:type="dxa"/>
+              <w:bottom w:w="90" w:type="dxa"/>
+              <w:end w:w="120" w:type="dxa"/>
+            </w:tcMar>
+          </w:tcPr>
+          <w:p>
+            <w:pPr>
+              <w:spacing w:after="0"/>
+            </w:pPr>
+            <w:r>
+              <w:rPr>
+                <w:rFonts w:ascii="Arial" w:hAnsi="Arial"/>
+                <w:b w:val="0"/>
+                <w:i w:val="0"/>
+                <w:color w:val="171717"/>
+                <w:sz w:val="16"/>
+              </w:rPr>
+              <w:t>Corregirlo y enviarlo como validado.</w:t>
+            </w:r>
+          </w:p>
+        </w:tc>
+      </w:tr>
+      <w:tr>
+        <w:tc>
+          <w:tcPr>
+            <w:tcW w:type="dxa" w:w="1900"/>
+            <w:tcMar>
+              <w:top w:w="90" w:type="dxa"/>
+              <w:start w:w="120" w:type="dxa"/>
+              <w:bottom w:w="90" w:type="dxa"/>
+              <w:end w:w="120" w:type="dxa"/>
+            </w:tcMar>
+          </w:tcPr>
+          <w:p>
+            <w:pPr>
+              <w:spacing w:after="0"/>
+            </w:pPr>
+            <w:r>
+              <w:rPr>
+                <w:rFonts w:ascii="Arial" w:hAnsi="Arial"/>
+                <w:b w:val="0"/>
+                <w:i w:val="0"/>
+                <w:color w:val="171717"/>
+                <w:sz w:val="16"/>
+              </w:rPr>
+              <w:t>Error de archivo</w:t>
+            </w:r>
+          </w:p>
+        </w:tc>
+        <w:tc>
+          <w:tcPr>
+            <w:tcW w:type="dxa" w:w="3800"/>
+            <w:tcMar>
+              <w:top w:w="90" w:type="dxa"/>
+              <w:start w:w="120" w:type="dxa"/>
+              <w:bottom w:w="90" w:type="dxa"/>
+              <w:end w:w="120" w:type="dxa"/>
+            </w:tcMar>
+          </w:tcPr>
+          <w:p>
+            <w:pPr>
+              <w:spacing w:after="0"/>
+            </w:pPr>
+            <w:r>
+              <w:rPr>
+                <w:rFonts w:ascii="Arial" w:hAnsi="Arial"/>
+                <w:b w:val="0"/>
+                <w:i w:val="0"/>
+                <w:color w:val="171717"/>
+                <w:sz w:val="16"/>
+              </w:rPr>
+              <w:t>El archivo no cumple las reglas de carga.</w:t>
+            </w:r>
+          </w:p>
+        </w:tc>
+        <w:tc>
+          <w:tcPr>
+            <w:tcW w:type="dxa" w:w="3660"/>
+            <w:tcMar>
+              <w:top w:w="90" w:type="dxa"/>
+              <w:start w:w="120" w:type="dxa"/>
+              <w:bottom w:w="90" w:type="dxa"/>
+              <w:end w:w="120" w:type="dxa"/>
+            </w:tcMar>
+          </w:tcPr>
+          <w:p>
+            <w:pPr>
+              <w:spacing w:after="0"/>
+            </w:pPr>
+            <w:r>
+              <w:rPr>
+                <w:rFonts w:ascii="Arial" w:hAnsi="Arial"/>
+                <w:b w:val="0"/>
+                <w:i w:val="0"/>
+                <w:color w:val="171717"/>
+                <w:sz w:val="16"/>
+              </w:rPr>
+              <w:t>Usar un PDF válido y legible.</w:t>
+            </w:r>
+          </w:p>
+        </w:tc>
+      </w:tr>
+      <w:tr>
+        <w:tc>
+          <w:tcPr>
+            <w:tcW w:type="dxa" w:w="1900"/>
+            <w:shd w:fill="F1F2F0"/>
+            <w:tcMar>
+              <w:top w:w="90" w:type="dxa"/>
+              <w:start w:w="120" w:type="dxa"/>
+              <w:bottom w:w="90" w:type="dxa"/>
+              <w:end w:w="120" w:type="dxa"/>
+            </w:tcMar>
+          </w:tcPr>
+          <w:p>
+            <w:pPr>
+              <w:spacing w:after="0"/>
+            </w:pPr>
+            <w:r>
+              <w:rPr>
+                <w:rFonts w:ascii="Arial" w:hAnsi="Arial"/>
+                <w:b w:val="0"/>
+                <w:i w:val="0"/>
+                <w:color w:val="171717"/>
+                <w:sz w:val="16"/>
+              </w:rPr>
+              <w:t>Error de servicio</w:t>
+            </w:r>
+          </w:p>
+        </w:tc>
+        <w:tc>
+          <w:tcPr>
+            <w:tcW w:type="dxa" w:w="3800"/>
+            <w:shd w:fill="F1F2F0"/>
+            <w:tcMar>
+              <w:top w:w="90" w:type="dxa"/>
+              <w:start w:w="120" w:type="dxa"/>
+              <w:bottom w:w="90" w:type="dxa"/>
+              <w:end w:w="120" w:type="dxa"/>
+            </w:tcMar>
+          </w:tcPr>
+          <w:p>
+            <w:pPr>
+              <w:spacing w:after="0"/>
+            </w:pPr>
+            <w:r>
+              <w:rPr>
+                <w:rFonts w:ascii="Arial" w:hAnsi="Arial"/>
+                <w:b w:val="0"/>
+                <w:i w:val="0"/>
+                <w:color w:val="171717"/>
+                <w:sz w:val="16"/>
+              </w:rPr>
+              <w:t>Falló OCR, modelo o infraestructura.</w:t>
+            </w:r>
+          </w:p>
+        </w:tc>
+        <w:tc>
+          <w:tcPr>
+            <w:tcW w:type="dxa" w:w="3660"/>
+            <w:shd w:fill="F1F2F0"/>
+            <w:tcMar>
+              <w:top w:w="90" w:type="dxa"/>
+              <w:start w:w="120" w:type="dxa"/>
+              <w:bottom w:w="90" w:type="dxa"/>
+              <w:end w:w="120" w:type="dxa"/>
+            </w:tcMar>
+          </w:tcPr>
+          <w:p>
+            <w:pPr>
+              <w:spacing w:after="0"/>
+            </w:pPr>
+            <w:r>
+              <w:rPr>
+                <w:rFonts w:ascii="Arial" w:hAnsi="Arial"/>
+                <w:b w:val="0"/>
+                <w:i w:val="0"/>
+                <w:color w:val="171717"/>
+                <w:sz w:val="16"/>
+              </w:rPr>
+              <w:t>Registrar el mensaje y solicitar revisión técnica.</w:t>
+            </w:r>
+          </w:p>
+        </w:tc>
+      </w:tr>
+    </w:tbl>
+    <w:p>
+      <w:pPr>
+        <w:spacing w:before="60" w:after="140"/>
+        <w:jc w:val="center"/>
+      </w:pPr>
+      <w:r>
+        <w:rPr>
+          <w:rFonts w:ascii="Cambria" w:hAnsi="Cambria"/>
+          <w:b/>
+          <w:i w:val="0"/>
+          <w:color w:val="171717"/>
+          <w:sz w:val="16"/>
+        </w:rPr>
+        <w:t xml:space="preserve">Tabla 3.2. </w:t>
+      </w:r>
+      <w:r>
+        <w:rPr>
+          <w:rFonts w:ascii="Cambria" w:hAnsi="Cambria"/>
+          <w:b w:val="0"/>
+          <w:i w:val="0"/>
+          <w:color w:val="171717"/>
+          <w:sz w:val="16"/>
+        </w:rPr>
+        <w:t>Interpretación del resultado del analizador.</w:t>
+      </w:r>
+    </w:p>
     <w:tbl>
       <w:tblPr>
         <w:tblStyle w:val="TableGrid"/>
@@ -5897,7 +7138,7 @@
         <w:pStyle w:val="Heading2"/>
       </w:pPr>
       <w:r>
-        <w:t>3.3 Recomendaciones para el PDF</w:t>
+        <w:t>3.4 Recomendaciones para el PDF</w:t>
       </w:r>
     </w:p>
     <w:p>
@@ -6080,7 +7321,7 @@
         <w:drawing>
           <wp:inline xmlns:a="http://schemas.openxmlformats.org/drawingml/2006/main" xmlns:pic="http://schemas.openxmlformats.org/drawingml/2006/picture">
             <wp:extent cx="4297680" cy="4712488"/>
-            <wp:docPr id="6" name="Picture 6"/>
+            <wp:docPr id="10" name="Picture 10"/>
             <wp:cNvGraphicFramePr>
               <a:graphicFrameLocks noChangeAspect="1"/>
             </wp:cNvGraphicFramePr>
@@ -6139,7 +7380,79 @@
     </w:p>
     <w:p>
       <w:pPr>
-        <w:pStyle w:val="ListNumber"/>
+        <w:keepNext/>
+        <w:jc w:val="center"/>
+      </w:pPr>
+      <w:r>
+        <w:drawing>
+          <wp:inline xmlns:a="http://schemas.openxmlformats.org/drawingml/2006/main" xmlns:pic="http://schemas.openxmlformats.org/drawingml/2006/picture">
+            <wp:extent cx="4023360" cy="4411691"/>
+            <wp:docPr id="11" name="Picture 11"/>
+            <wp:cNvGraphicFramePr>
+              <a:graphicFrameLocks noChangeAspect="1"/>
+            </wp:cNvGraphicFramePr>
+            <a:graphic>
+              <a:graphicData uri="http://schemas.openxmlformats.org/drawingml/2006/picture">
+                <pic:pic>
+                  <pic:nvPicPr>
+                    <pic:cNvPr id="0" name="08-crear-tipo-documental.png"/>
+                    <pic:cNvPicPr/>
+                  </pic:nvPicPr>
+                  <pic:blipFill>
+                    <a:blip r:embed="rId17"/>
+                    <a:srcRect l="31000" t="24000" r="23000" b="49000"/>
+                    <a:stretch>
+                      <a:fillRect/>
+                    </a:stretch>
+                  </pic:blipFill>
+                  <pic:spPr>
+                    <a:xfrm>
+                      <a:off x="0" y="0"/>
+                      <a:ext cx="4023360" cy="4411691"/>
+                    </a:xfrm>
+                    <a:prstGeom prst="rect"/>
+                  </pic:spPr>
+                </pic:pic>
+              </a:graphicData>
+            </a:graphic>
+          </wp:inline>
+        </w:drawing>
+      </w:r>
+    </w:p>
+    <w:p>
+      <w:pPr>
+        <w:spacing w:before="60" w:after="140"/>
+        <w:jc w:val="center"/>
+      </w:pPr>
+      <w:r>
+        <w:rPr>
+          <w:rFonts w:ascii="Cambria" w:hAnsi="Cambria"/>
+          <w:b/>
+          <w:i w:val="0"/>
+          <w:color w:val="171717"/>
+          <w:sz w:val="16"/>
+        </w:rPr>
+        <w:t xml:space="preserve">Figura 4.1(a). </w:t>
+      </w:r>
+      <w:r>
+        <w:rPr>
+          <w:rFonts w:ascii="Cambria" w:hAnsi="Cambria"/>
+          <w:b w:val="0"/>
+          <w:i w:val="0"/>
+          <w:color w:val="171717"/>
+          <w:sz w:val="16"/>
+        </w:rPr>
+        <w:t>Detalle del paso Nombre en el asistente.</w:t>
+      </w:r>
+    </w:p>
+    <w:p>
+      <w:pPr>
+        <w:numPr>
+          <w:ilvl w:val="0"/>
+          <w:numId w:val="13"/>
+        </w:numPr>
+        <w:spacing w:after="80"/>
+        <w:ind w:left="547" w:hanging="274"/>
       </w:pPr>
       <w:r>
         <w:rPr>
@@ -6164,7 +7477,12 @@
     </w:p>
     <w:p>
       <w:pPr>
-        <w:pStyle w:val="ListNumber"/>
+        <w:numPr>
+          <w:ilvl w:val="0"/>
+          <w:numId w:val="13"/>
+        </w:numPr>
+        <w:spacing w:after="80"/>
+        <w:ind w:left="547" w:hanging="274"/>
       </w:pPr>
       <w:r>
         <w:rPr>
@@ -6189,7 +7507,12 @@
     </w:p>
     <w:p>
       <w:pPr>
-        <w:pStyle w:val="ListNumber"/>
+        <w:numPr>
+          <w:ilvl w:val="0"/>
+          <w:numId w:val="13"/>
+        </w:numPr>
+        <w:spacing w:after="80"/>
+        <w:ind w:left="547" w:hanging="274"/>
       </w:pPr>
       <w:r>
         <w:rPr>
@@ -6214,7 +7537,12 @@
     </w:p>
     <w:p>
       <w:pPr>
-        <w:pStyle w:val="ListNumber"/>
+        <w:numPr>
+          <w:ilvl w:val="0"/>
+          <w:numId w:val="13"/>
+        </w:numPr>
+        <w:spacing w:after="80"/>
+        <w:ind w:left="547" w:hanging="274"/>
       </w:pPr>
       <w:r>
         <w:rPr>
@@ -6239,7 +7567,12 @@
     </w:p>
     <w:p>
       <w:pPr>
-        <w:pStyle w:val="ListNumber"/>
+        <w:numPr>
+          <w:ilvl w:val="0"/>
+          <w:numId w:val="13"/>
+        </w:numPr>
+        <w:spacing w:after="80"/>
+        <w:ind w:left="547" w:hanging="274"/>
       </w:pPr>
       <w:r>
         <w:rPr>
@@ -6260,6 +7593,542 @@
           <w:sz w:val="19"/>
         </w:rPr>
         <w:t xml:space="preserve"> El nuevo tipo aparecerá en la lista documental.</w:t>
+      </w:r>
+    </w:p>
+    <w:tbl>
+      <w:tblPr>
+        <w:tblStyle w:val="TableGrid"/>
+        <w:tblW w:type="dxa" w:w="9360"/>
+        <w:jc w:val="left"/>
+        <w:tblLayout w:type="fixed"/>
+        <w:tblLook w:firstColumn="1" w:firstRow="1" w:lastColumn="0" w:lastRow="0" w:noHBand="0" w:noVBand="1" w:val="04A0"/>
+        <w:tblInd w:w="120" w:type="dxa"/>
+      </w:tblPr>
+      <w:tblGrid>
+        <w:gridCol w:w="900"/>
+        <w:gridCol w:w="2500"/>
+        <w:gridCol w:w="5960"/>
+      </w:tblGrid>
+      <w:tr>
+        <w:trPr>
+          <w:tblHeader w:val="true"/>
+        </w:trPr>
+        <w:tc>
+          <w:tcPr>
+            <w:tcW w:type="dxa" w:w="900"/>
+            <w:tcMar>
+              <w:top w:w="90" w:type="dxa"/>
+              <w:start w:w="120" w:type="dxa"/>
+              <w:bottom w:w="90" w:type="dxa"/>
+              <w:end w:w="120" w:type="dxa"/>
+            </w:tcMar>
+            <w:shd w:fill="173B67"/>
+            <w:vAlign w:val="center"/>
+          </w:tcPr>
+          <w:p>
+            <w:pPr>
+              <w:spacing w:after="0"/>
+            </w:pPr>
+            <w:r>
+              <w:rPr>
+                <w:rFonts w:ascii="Arial" w:hAnsi="Arial"/>
+                <w:b/>
+                <w:i w:val="0"/>
+                <w:color w:val="FFFFFF"/>
+                <w:sz w:val="16"/>
+              </w:rPr>
+              <w:t>Paso</w:t>
+            </w:r>
+          </w:p>
+        </w:tc>
+        <w:tc>
+          <w:tcPr>
+            <w:tcW w:type="dxa" w:w="2500"/>
+            <w:tcMar>
+              <w:top w:w="90" w:type="dxa"/>
+              <w:start w:w="120" w:type="dxa"/>
+              <w:bottom w:w="90" w:type="dxa"/>
+              <w:end w:w="120" w:type="dxa"/>
+            </w:tcMar>
+            <w:shd w:fill="173B67"/>
+            <w:vAlign w:val="center"/>
+          </w:tcPr>
+          <w:p>
+            <w:pPr>
+              <w:spacing w:after="0"/>
+            </w:pPr>
+            <w:r>
+              <w:rPr>
+                <w:rFonts w:ascii="Arial" w:hAnsi="Arial"/>
+                <w:b/>
+                <w:i w:val="0"/>
+                <w:color w:val="FFFFFF"/>
+                <w:sz w:val="16"/>
+              </w:rPr>
+              <w:t>Campo</w:t>
+            </w:r>
+          </w:p>
+        </w:tc>
+        <w:tc>
+          <w:tcPr>
+            <w:tcW w:type="dxa" w:w="5960"/>
+            <w:tcMar>
+              <w:top w:w="90" w:type="dxa"/>
+              <w:start w:w="120" w:type="dxa"/>
+              <w:bottom w:w="90" w:type="dxa"/>
+              <w:end w:w="120" w:type="dxa"/>
+            </w:tcMar>
+            <w:shd w:fill="173B67"/>
+            <w:vAlign w:val="center"/>
+          </w:tcPr>
+          <w:p>
+            <w:pPr>
+              <w:spacing w:after="0"/>
+            </w:pPr>
+            <w:r>
+              <w:rPr>
+                <w:rFonts w:ascii="Arial" w:hAnsi="Arial"/>
+                <w:b/>
+                <w:i w:val="0"/>
+                <w:color w:val="FFFFFF"/>
+                <w:sz w:val="16"/>
+              </w:rPr>
+              <w:t>Regla</w:t>
+            </w:r>
+          </w:p>
+        </w:tc>
+      </w:tr>
+      <w:tr>
+        <w:tc>
+          <w:tcPr>
+            <w:tcW w:type="dxa" w:w="900"/>
+            <w:tcMar>
+              <w:top w:w="90" w:type="dxa"/>
+              <w:start w:w="120" w:type="dxa"/>
+              <w:bottom w:w="90" w:type="dxa"/>
+              <w:end w:w="120" w:type="dxa"/>
+            </w:tcMar>
+          </w:tcPr>
+          <w:p>
+            <w:pPr>
+              <w:spacing w:after="0"/>
+            </w:pPr>
+            <w:r>
+              <w:rPr>
+                <w:rFonts w:ascii="Arial" w:hAnsi="Arial"/>
+                <w:b w:val="0"/>
+                <w:i w:val="0"/>
+                <w:color w:val="171717"/>
+                <w:sz w:val="16"/>
+              </w:rPr>
+              <w:t>1</w:t>
+            </w:r>
+          </w:p>
+        </w:tc>
+        <w:tc>
+          <w:tcPr>
+            <w:tcW w:type="dxa" w:w="2500"/>
+            <w:tcMar>
+              <w:top w:w="90" w:type="dxa"/>
+              <w:start w:w="120" w:type="dxa"/>
+              <w:bottom w:w="90" w:type="dxa"/>
+              <w:end w:w="120" w:type="dxa"/>
+            </w:tcMar>
+          </w:tcPr>
+          <w:p>
+            <w:pPr>
+              <w:spacing w:after="0"/>
+            </w:pPr>
+            <w:r>
+              <w:rPr>
+                <w:rFonts w:ascii="Arial" w:hAnsi="Arial"/>
+                <w:b w:val="0"/>
+                <w:i w:val="0"/>
+                <w:color w:val="171717"/>
+                <w:sz w:val="16"/>
+              </w:rPr>
+              <w:t>Nombre</w:t>
+            </w:r>
+          </w:p>
+        </w:tc>
+        <w:tc>
+          <w:tcPr>
+            <w:tcW w:type="dxa" w:w="5960"/>
+            <w:tcMar>
+              <w:top w:w="90" w:type="dxa"/>
+              <w:start w:w="120" w:type="dxa"/>
+              <w:bottom w:w="90" w:type="dxa"/>
+              <w:end w:w="120" w:type="dxa"/>
+            </w:tcMar>
+          </w:tcPr>
+          <w:p>
+            <w:pPr>
+              <w:spacing w:after="0"/>
+            </w:pPr>
+            <w:r>
+              <w:rPr>
+                <w:rFonts w:ascii="Arial" w:hAnsi="Arial"/>
+                <w:b w:val="0"/>
+                <w:i w:val="0"/>
+                <w:color w:val="171717"/>
+                <w:sz w:val="16"/>
+              </w:rPr>
+              <w:t>Nombre visible, específico y sin abreviaturas ambiguas.</w:t>
+            </w:r>
+          </w:p>
+        </w:tc>
+      </w:tr>
+      <w:tr>
+        <w:tc>
+          <w:tcPr>
+            <w:tcW w:type="dxa" w:w="900"/>
+            <w:shd w:fill="F1F2F0"/>
+            <w:tcMar>
+              <w:top w:w="90" w:type="dxa"/>
+              <w:start w:w="120" w:type="dxa"/>
+              <w:bottom w:w="90" w:type="dxa"/>
+              <w:end w:w="120" w:type="dxa"/>
+            </w:tcMar>
+          </w:tcPr>
+          <w:p>
+            <w:pPr>
+              <w:spacing w:after="0"/>
+            </w:pPr>
+            <w:r>
+              <w:rPr>
+                <w:rFonts w:ascii="Arial" w:hAnsi="Arial"/>
+                <w:b w:val="0"/>
+                <w:i w:val="0"/>
+                <w:color w:val="171717"/>
+                <w:sz w:val="16"/>
+              </w:rPr>
+              <w:t>2</w:t>
+            </w:r>
+          </w:p>
+        </w:tc>
+        <w:tc>
+          <w:tcPr>
+            <w:tcW w:type="dxa" w:w="2500"/>
+            <w:shd w:fill="F1F2F0"/>
+            <w:tcMar>
+              <w:top w:w="90" w:type="dxa"/>
+              <w:start w:w="120" w:type="dxa"/>
+              <w:bottom w:w="90" w:type="dxa"/>
+              <w:end w:w="120" w:type="dxa"/>
+            </w:tcMar>
+          </w:tcPr>
+          <w:p>
+            <w:pPr>
+              <w:spacing w:after="0"/>
+            </w:pPr>
+            <w:r>
+              <w:rPr>
+                <w:rFonts w:ascii="Arial" w:hAnsi="Arial"/>
+                <w:b w:val="0"/>
+                <w:i w:val="0"/>
+                <w:color w:val="171717"/>
+                <w:sz w:val="16"/>
+              </w:rPr>
+              <w:t>Descripción</w:t>
+            </w:r>
+          </w:p>
+        </w:tc>
+        <w:tc>
+          <w:tcPr>
+            <w:tcW w:type="dxa" w:w="5960"/>
+            <w:shd w:fill="F1F2F0"/>
+            <w:tcMar>
+              <w:top w:w="90" w:type="dxa"/>
+              <w:start w:w="120" w:type="dxa"/>
+              <w:bottom w:w="90" w:type="dxa"/>
+              <w:end w:w="120" w:type="dxa"/>
+            </w:tcMar>
+          </w:tcPr>
+          <w:p>
+            <w:pPr>
+              <w:spacing w:after="0"/>
+            </w:pPr>
+            <w:r>
+              <w:rPr>
+                <w:rFonts w:ascii="Arial" w:hAnsi="Arial"/>
+                <w:b w:val="0"/>
+                <w:i w:val="0"/>
+                <w:color w:val="171717"/>
+                <w:sz w:val="16"/>
+              </w:rPr>
+              <w:t>Propósito, procedencia y contenido esperado.</w:t>
+            </w:r>
+          </w:p>
+        </w:tc>
+      </w:tr>
+      <w:tr>
+        <w:tc>
+          <w:tcPr>
+            <w:tcW w:type="dxa" w:w="900"/>
+            <w:tcMar>
+              <w:top w:w="90" w:type="dxa"/>
+              <w:start w:w="120" w:type="dxa"/>
+              <w:bottom w:w="90" w:type="dxa"/>
+              <w:end w:w="120" w:type="dxa"/>
+            </w:tcMar>
+          </w:tcPr>
+          <w:p>
+            <w:pPr>
+              <w:spacing w:after="0"/>
+            </w:pPr>
+            <w:r>
+              <w:rPr>
+                <w:rFonts w:ascii="Arial" w:hAnsi="Arial"/>
+                <w:b w:val="0"/>
+                <w:i w:val="0"/>
+                <w:color w:val="171717"/>
+                <w:sz w:val="16"/>
+              </w:rPr>
+              <w:t>3</w:t>
+            </w:r>
+          </w:p>
+        </w:tc>
+        <w:tc>
+          <w:tcPr>
+            <w:tcW w:type="dxa" w:w="2500"/>
+            <w:tcMar>
+              <w:top w:w="90" w:type="dxa"/>
+              <w:start w:w="120" w:type="dxa"/>
+              <w:bottom w:w="90" w:type="dxa"/>
+              <w:end w:w="120" w:type="dxa"/>
+            </w:tcMar>
+          </w:tcPr>
+          <w:p>
+            <w:pPr>
+              <w:spacing w:after="0"/>
+            </w:pPr>
+            <w:r>
+              <w:rPr>
+                <w:rFonts w:ascii="Arial" w:hAnsi="Arial"/>
+                <w:b w:val="0"/>
+                <w:i w:val="0"/>
+                <w:color w:val="171717"/>
+                <w:sz w:val="16"/>
+              </w:rPr>
+              <w:t>Estado</w:t>
+            </w:r>
+          </w:p>
+        </w:tc>
+        <w:tc>
+          <w:tcPr>
+            <w:tcW w:type="dxa" w:w="5960"/>
+            <w:tcMar>
+              <w:top w:w="90" w:type="dxa"/>
+              <w:start w:w="120" w:type="dxa"/>
+              <w:bottom w:w="90" w:type="dxa"/>
+              <w:end w:w="120" w:type="dxa"/>
+            </w:tcMar>
+          </w:tcPr>
+          <w:p>
+            <w:pPr>
+              <w:spacing w:after="0"/>
+            </w:pPr>
+            <w:r>
+              <w:rPr>
+                <w:rFonts w:ascii="Arial" w:hAnsi="Arial"/>
+                <w:b w:val="0"/>
+                <w:i w:val="0"/>
+                <w:color w:val="171717"/>
+                <w:sz w:val="16"/>
+              </w:rPr>
+              <w:t>Borrador durante configuración; Activo después de pruebas.</w:t>
+            </w:r>
+          </w:p>
+        </w:tc>
+      </w:tr>
+      <w:tr>
+        <w:tc>
+          <w:tcPr>
+            <w:tcW w:type="dxa" w:w="900"/>
+            <w:shd w:fill="F1F2F0"/>
+            <w:tcMar>
+              <w:top w:w="90" w:type="dxa"/>
+              <w:start w:w="120" w:type="dxa"/>
+              <w:bottom w:w="90" w:type="dxa"/>
+              <w:end w:w="120" w:type="dxa"/>
+            </w:tcMar>
+          </w:tcPr>
+          <w:p>
+            <w:pPr>
+              <w:spacing w:after="0"/>
+            </w:pPr>
+            <w:r>
+              <w:rPr>
+                <w:rFonts w:ascii="Arial" w:hAnsi="Arial"/>
+                <w:b w:val="0"/>
+                <w:i w:val="0"/>
+                <w:color w:val="171717"/>
+                <w:sz w:val="16"/>
+              </w:rPr>
+              <w:t>3</w:t>
+            </w:r>
+          </w:p>
+        </w:tc>
+        <w:tc>
+          <w:tcPr>
+            <w:tcW w:type="dxa" w:w="2500"/>
+            <w:shd w:fill="F1F2F0"/>
+            <w:tcMar>
+              <w:top w:w="90" w:type="dxa"/>
+              <w:start w:w="120" w:type="dxa"/>
+              <w:bottom w:w="90" w:type="dxa"/>
+              <w:end w:w="120" w:type="dxa"/>
+            </w:tcMar>
+          </w:tcPr>
+          <w:p>
+            <w:pPr>
+              <w:spacing w:after="0"/>
+            </w:pPr>
+            <w:r>
+              <w:rPr>
+                <w:rFonts w:ascii="Arial" w:hAnsi="Arial"/>
+                <w:b w:val="0"/>
+                <w:i w:val="0"/>
+                <w:color w:val="171717"/>
+                <w:sz w:val="16"/>
+              </w:rPr>
+              <w:t>Modelo inicial</w:t>
+            </w:r>
+          </w:p>
+        </w:tc>
+        <w:tc>
+          <w:tcPr>
+            <w:tcW w:type="dxa" w:w="5960"/>
+            <w:shd w:fill="F1F2F0"/>
+            <w:tcMar>
+              <w:top w:w="90" w:type="dxa"/>
+              <w:start w:w="120" w:type="dxa"/>
+              <w:bottom w:w="90" w:type="dxa"/>
+              <w:end w:w="120" w:type="dxa"/>
+            </w:tcMar>
+          </w:tcPr>
+          <w:p>
+            <w:pPr>
+              <w:spacing w:after="0"/>
+            </w:pPr>
+            <w:r>
+              <w:rPr>
+                <w:rFonts w:ascii="Arial" w:hAnsi="Arial"/>
+                <w:b w:val="0"/>
+                <w:i w:val="0"/>
+                <w:color w:val="171717"/>
+                <w:sz w:val="16"/>
+              </w:rPr>
+              <w:t>Nombre o ruta autorizada por la operación.</w:t>
+            </w:r>
+          </w:p>
+        </w:tc>
+      </w:tr>
+      <w:tr>
+        <w:tc>
+          <w:tcPr>
+            <w:tcW w:type="dxa" w:w="900"/>
+            <w:tcMar>
+              <w:top w:w="90" w:type="dxa"/>
+              <w:start w:w="120" w:type="dxa"/>
+              <w:bottom w:w="90" w:type="dxa"/>
+              <w:end w:w="120" w:type="dxa"/>
+            </w:tcMar>
+          </w:tcPr>
+          <w:p>
+            <w:pPr>
+              <w:spacing w:after="0"/>
+            </w:pPr>
+            <w:r>
+              <w:rPr>
+                <w:rFonts w:ascii="Arial" w:hAnsi="Arial"/>
+                <w:b w:val="0"/>
+                <w:i w:val="0"/>
+                <w:color w:val="171717"/>
+                <w:sz w:val="16"/>
+              </w:rPr>
+              <w:t>4</w:t>
+            </w:r>
+          </w:p>
+        </w:tc>
+        <w:tc>
+          <w:tcPr>
+            <w:tcW w:type="dxa" w:w="2500"/>
+            <w:tcMar>
+              <w:top w:w="90" w:type="dxa"/>
+              <w:start w:w="120" w:type="dxa"/>
+              <w:bottom w:w="90" w:type="dxa"/>
+              <w:end w:w="120" w:type="dxa"/>
+            </w:tcMar>
+          </w:tcPr>
+          <w:p>
+            <w:pPr>
+              <w:spacing w:after="0"/>
+            </w:pPr>
+            <w:r>
+              <w:rPr>
+                <w:rFonts w:ascii="Arial" w:hAnsi="Arial"/>
+                <w:b w:val="0"/>
+                <w:i w:val="0"/>
+                <w:color w:val="171717"/>
+                <w:sz w:val="16"/>
+              </w:rPr>
+              <w:t>Resumen</w:t>
+            </w:r>
+          </w:p>
+        </w:tc>
+        <w:tc>
+          <w:tcPr>
+            <w:tcW w:type="dxa" w:w="5960"/>
+            <w:tcMar>
+              <w:top w:w="90" w:type="dxa"/>
+              <w:start w:w="120" w:type="dxa"/>
+              <w:bottom w:w="90" w:type="dxa"/>
+              <w:end w:w="120" w:type="dxa"/>
+            </w:tcMar>
+          </w:tcPr>
+          <w:p>
+            <w:pPr>
+              <w:spacing w:after="0"/>
+            </w:pPr>
+            <w:r>
+              <w:rPr>
+                <w:rFonts w:ascii="Arial" w:hAnsi="Arial"/>
+                <w:b w:val="0"/>
+                <w:i w:val="0"/>
+                <w:color w:val="171717"/>
+                <w:sz w:val="16"/>
+              </w:rPr>
+              <w:t>Revisar todos los datos antes de crear.</w:t>
+            </w:r>
+          </w:p>
+        </w:tc>
+      </w:tr>
+    </w:tbl>
+    <w:p>
+      <w:pPr>
+        <w:spacing w:before="60" w:after="140"/>
+        <w:jc w:val="center"/>
+      </w:pPr>
+      <w:r>
+        <w:rPr>
+          <w:rFonts w:ascii="Cambria" w:hAnsi="Cambria"/>
+          <w:b/>
+          <w:i w:val="0"/>
+          <w:color w:val="171717"/>
+          <w:sz w:val="16"/>
+        </w:rPr>
+        <w:t xml:space="preserve">Tabla 4.1. </w:t>
+      </w:r>
+      <w:r>
+        <w:rPr>
+          <w:rFonts w:ascii="Cambria" w:hAnsi="Cambria"/>
+          <w:b w:val="0"/>
+          <w:i w:val="0"/>
+          <w:color w:val="171717"/>
+          <w:sz w:val="16"/>
+        </w:rPr>
+        <w:t>Campos del asistente de tipo documental.</w:t>
       </w:r>
     </w:p>
     <w:tbl>
@@ -6361,7 +8230,7 @@
         <w:drawing>
           <wp:inline xmlns:a="http://schemas.openxmlformats.org/drawingml/2006/main" xmlns:pic="http://schemas.openxmlformats.org/drawingml/2006/picture">
             <wp:extent cx="4434840" cy="4813766"/>
-            <wp:docPr id="7" name="Picture 7"/>
+            <wp:docPr id="12" name="Picture 12"/>
             <wp:cNvGraphicFramePr>
               <a:graphicFrameLocks noChangeAspect="1"/>
             </wp:cNvGraphicFramePr>
@@ -6416,6 +8285,140 @@
           <w:sz w:val="16"/>
         </w:rPr>
         <w:t>Configuración de campos obligatorios y opcionales.</w:t>
+      </w:r>
+    </w:p>
+    <w:p>
+      <w:pPr>
+        <w:keepNext/>
+        <w:jc w:val="center"/>
+      </w:pPr>
+      <w:r>
+        <w:drawing>
+          <wp:inline xmlns:a="http://schemas.openxmlformats.org/drawingml/2006/main" xmlns:pic="http://schemas.openxmlformats.org/drawingml/2006/picture">
+            <wp:extent cx="4937760" cy="5359657"/>
+            <wp:docPr id="13" name="Picture 13"/>
+            <wp:cNvGraphicFramePr>
+              <a:graphicFrameLocks noChangeAspect="1"/>
+            </wp:cNvGraphicFramePr>
+            <a:graphic>
+              <a:graphicData uri="http://schemas.openxmlformats.org/drawingml/2006/picture">
+                <pic:pic>
+                  <pic:nvPicPr>
+                    <pic:cNvPr id="0" name="02-campos.png"/>
+                    <pic:cNvPicPr/>
+                  </pic:nvPicPr>
+                  <pic:blipFill>
+                    <a:blip r:embed="rId18"/>
+                    <a:srcRect l="20000" t="10000" r="3000" b="46000"/>
+                    <a:stretch>
+                      <a:fillRect/>
+                    </a:stretch>
+                  </pic:blipFill>
+                  <pic:spPr>
+                    <a:xfrm>
+                      <a:off x="0" y="0"/>
+                      <a:ext cx="4937760" cy="5359657"/>
+                    </a:xfrm>
+                    <a:prstGeom prst="rect"/>
+                  </pic:spPr>
+                </pic:pic>
+              </a:graphicData>
+            </a:graphic>
+          </wp:inline>
+        </w:drawing>
+      </w:r>
+    </w:p>
+    <w:p>
+      <w:pPr>
+        <w:spacing w:before="60" w:after="140"/>
+        <w:jc w:val="center"/>
+      </w:pPr>
+      <w:r>
+        <w:rPr>
+          <w:rFonts w:ascii="Cambria" w:hAnsi="Cambria"/>
+          <w:b/>
+          <w:i w:val="0"/>
+          <w:color w:val="171717"/>
+          <w:sz w:val="16"/>
+        </w:rPr>
+        <w:t xml:space="preserve">Figura 4.2(a). </w:t>
+      </w:r>
+      <w:r>
+        <w:rPr>
+          <w:rFonts w:ascii="Cambria" w:hAnsi="Cambria"/>
+          <w:b w:val="0"/>
+          <w:i w:val="0"/>
+          <w:color w:val="171717"/>
+          <w:sz w:val="16"/>
+        </w:rPr>
+        <w:t>Lista de campos registrados y etiquetas de entidad.</w:t>
+      </w:r>
+    </w:p>
+    <w:p>
+      <w:pPr>
+        <w:keepNext/>
+        <w:jc w:val="center"/>
+      </w:pPr>
+      <w:r>
+        <w:drawing>
+          <wp:inline xmlns:a="http://schemas.openxmlformats.org/drawingml/2006/main" xmlns:pic="http://schemas.openxmlformats.org/drawingml/2006/picture">
+            <wp:extent cx="4937760" cy="5359657"/>
+            <wp:docPr id="14" name="Picture 14"/>
+            <wp:cNvGraphicFramePr>
+              <a:graphicFrameLocks noChangeAspect="1"/>
+            </wp:cNvGraphicFramePr>
+            <a:graphic>
+              <a:graphicData uri="http://schemas.openxmlformats.org/drawingml/2006/picture">
+                <pic:pic>
+                  <pic:nvPicPr>
+                    <pic:cNvPr id="0" name="02-campos.png"/>
+                    <pic:cNvPicPr/>
+                  </pic:nvPicPr>
+                  <pic:blipFill>
+                    <a:blip r:embed="rId18"/>
+                    <a:srcRect l="20000" t="47000" r="3000" b="3000"/>
+                    <a:stretch>
+                      <a:fillRect/>
+                    </a:stretch>
+                  </pic:blipFill>
+                  <pic:spPr>
+                    <a:xfrm>
+                      <a:off x="0" y="0"/>
+                      <a:ext cx="4937760" cy="5359657"/>
+                    </a:xfrm>
+                    <a:prstGeom prst="rect"/>
+                  </pic:spPr>
+                </pic:pic>
+              </a:graphicData>
+            </a:graphic>
+          </wp:inline>
+        </w:drawing>
+      </w:r>
+    </w:p>
+    <w:p>
+      <w:pPr>
+        <w:spacing w:before="60" w:after="140"/>
+        <w:jc w:val="center"/>
+      </w:pPr>
+      <w:r>
+        <w:rPr>
+          <w:rFonts w:ascii="Cambria" w:hAnsi="Cambria"/>
+          <w:b/>
+          <w:i w:val="0"/>
+          <w:color w:val="171717"/>
+          <w:sz w:val="16"/>
+        </w:rPr>
+        <w:t xml:space="preserve">Figura 4.2(b). </w:t>
+      </w:r>
+      <w:r>
+        <w:rPr>
+          <w:rFonts w:ascii="Cambria" w:hAnsi="Cambria"/>
+          <w:b w:val="0"/>
+          <w:i w:val="0"/>
+          <w:color w:val="171717"/>
+          <w:sz w:val="16"/>
+        </w:rPr>
+        <w:t>Formulario Agregar campo.</w:t>
       </w:r>
     </w:p>
     <w:tbl>
@@ -7090,6 +9093,96 @@
         <w:t>Marque como obligatorio solo aquello que siempre está presente y debe validarse.</w:t>
       </w:r>
     </w:p>
+    <w:p>
+      <w:pPr>
+        <w:pStyle w:val="Heading2"/>
+      </w:pPr>
+      <w:r>
+        <w:t>4.4 Resultado y recuperación</w:t>
+      </w:r>
+    </w:p>
+    <w:p>
+      <w:pPr/>
+      <w:r>
+        <w:rPr>
+          <w:rFonts w:ascii="Cambria" w:hAnsi="Cambria"/>
+          <w:b w:val="0"/>
+          <w:i w:val="0"/>
+          <w:color w:val="171717"/>
+          <w:sz w:val="19"/>
+        </w:rPr>
+        <w:t>Después de seleccionar Agregar campo, el campo debe aparecer en la lista y aumentar el contador del encabezado. Si aparece el mensaje `Cannot read properties of null (reading 'reset')`, la información ya puede haberse guardado: recargue la consola, seleccione nuevamente el tipo documental y compruebe la lista antes de repetir la operación.</w:t>
+      </w:r>
+    </w:p>
+    <w:tbl>
+      <w:tblPr>
+        <w:tblStyle w:val="TableGrid"/>
+        <w:tblW w:type="dxa" w:w="9360"/>
+        <w:jc w:val="left"/>
+        <w:tblLayout w:type="fixed"/>
+        <w:tblLook w:firstColumn="1" w:firstRow="1" w:lastColumn="0" w:lastRow="0" w:noHBand="0" w:noVBand="1" w:val="04A0"/>
+        <w:tblInd w:w="120" w:type="dxa"/>
+      </w:tblPr>
+      <w:tblGrid>
+        <w:gridCol w:w="1600"/>
+        <w:gridCol w:w="7760"/>
+      </w:tblGrid>
+      <w:tr>
+        <w:tc>
+          <w:tcPr>
+            <w:tcW w:type="dxa" w:w="1600"/>
+            <w:tcMar>
+              <w:top w:w="90" w:type="dxa"/>
+              <w:start w:w="120" w:type="dxa"/>
+              <w:bottom w:w="90" w:type="dxa"/>
+              <w:end w:w="120" w:type="dxa"/>
+            </w:tcMar>
+            <w:shd w:fill="F4DE72"/>
+          </w:tcPr>
+          <w:p>
+            <w:r>
+              <w:rPr>
+                <w:rFonts w:ascii="Arial" w:hAnsi="Arial"/>
+                <w:b/>
+                <w:i w:val="0"/>
+                <w:color w:val="171717"/>
+                <w:sz w:val="16"/>
+              </w:rPr>
+              <w:t>IMPORTANTE</w:t>
+            </w:r>
+          </w:p>
+        </w:tc>
+        <w:tc>
+          <w:tcPr>
+            <w:tcW w:type="dxa" w:w="7760"/>
+            <w:tcMar>
+              <w:top w:w="90" w:type="dxa"/>
+              <w:start w:w="120" w:type="dxa"/>
+              <w:bottom w:w="90" w:type="dxa"/>
+              <w:end w:w="120" w:type="dxa"/>
+            </w:tcMar>
+            <w:shd w:fill="F1F2F0"/>
+          </w:tcPr>
+          <w:p>
+            <w:r>
+              <w:rPr>
+                <w:rFonts w:ascii="Arial" w:hAnsi="Arial"/>
+                <w:b w:val="0"/>
+                <w:i w:val="0"/>
+                <w:color w:val="171717"/>
+                <w:sz w:val="16"/>
+              </w:rPr>
+              <w:t>No pulse Agregar campo dos veces después del mensaje de interfaz. Recargue y verifique primero para evitar duplicados.</w:t>
+            </w:r>
+          </w:p>
+        </w:tc>
+      </w:tr>
+    </w:tbl>
+    <w:p>
+      <w:pPr>
+        <w:spacing w:after="20"/>
+      </w:pPr>
+    </w:p>
     <w:tbl>
       <w:tblPr>
         <w:tblW w:type="dxa" w:w="9360"/>
@@ -7220,7 +9313,7 @@
         <w:drawing>
           <wp:inline xmlns:a="http://schemas.openxmlformats.org/drawingml/2006/main" xmlns:pic="http://schemas.openxmlformats.org/drawingml/2006/picture">
             <wp:extent cx="5257800" cy="3169655"/>
-            <wp:docPr id="8" name="Picture 8"/>
+            <wp:docPr id="15" name="Picture 15"/>
             <wp:cNvGraphicFramePr>
               <a:graphicFrameLocks noChangeAspect="1"/>
             </wp:cNvGraphicFramePr>
@@ -7279,7 +9372,79 @@
     </w:p>
     <w:p>
       <w:pPr>
-        <w:pStyle w:val="ListNumber"/>
+        <w:keepNext/>
+        <w:jc w:val="center"/>
+      </w:pPr>
+      <w:r>
+        <w:drawing>
+          <wp:inline xmlns:a="http://schemas.openxmlformats.org/drawingml/2006/main" xmlns:pic="http://schemas.openxmlformats.org/drawingml/2006/picture">
+            <wp:extent cx="5120640" cy="3086968"/>
+            <wp:docPr id="16" name="Picture 16"/>
+            <wp:cNvGraphicFramePr>
+              <a:graphicFrameLocks noChangeAspect="1"/>
+            </wp:cNvGraphicFramePr>
+            <a:graphic>
+              <a:graphicData uri="http://schemas.openxmlformats.org/drawingml/2006/picture">
+                <pic:pic>
+                  <pic:nvPicPr>
+                    <pic:cNvPr id="0" name="03-plantilla.png"/>
+                    <pic:cNvPicPr/>
+                  </pic:nvPicPr>
+                  <pic:blipFill>
+                    <a:blip r:embed="rId19"/>
+                    <a:srcRect l="18000" t="20000" r="2000" b="14000"/>
+                    <a:stretch>
+                      <a:fillRect/>
+                    </a:stretch>
+                  </pic:blipFill>
+                  <pic:spPr>
+                    <a:xfrm>
+                      <a:off x="0" y="0"/>
+                      <a:ext cx="5120640" cy="3086968"/>
+                    </a:xfrm>
+                    <a:prstGeom prst="rect"/>
+                  </pic:spPr>
+                </pic:pic>
+              </a:graphicData>
+            </a:graphic>
+          </wp:inline>
+        </w:drawing>
+      </w:r>
+    </w:p>
+    <w:p>
+      <w:pPr>
+        <w:spacing w:before="60" w:after="140"/>
+        <w:jc w:val="center"/>
+      </w:pPr>
+      <w:r>
+        <w:rPr>
+          <w:rFonts w:ascii="Cambria" w:hAnsi="Cambria"/>
+          <w:b/>
+          <w:i w:val="0"/>
+          <w:color w:val="171717"/>
+          <w:sz w:val="16"/>
+        </w:rPr>
+        <w:t xml:space="preserve">Figura 5.1(a). </w:t>
+      </w:r>
+      <w:r>
+        <w:rPr>
+          <w:rFonts w:ascii="Cambria" w:hAnsi="Cambria"/>
+          <w:b w:val="0"/>
+          <w:i w:val="0"/>
+          <w:color w:val="171717"/>
+          <w:sz w:val="16"/>
+        </w:rPr>
+        <w:t>Nombre, PDF de referencia y valores reales de la plantilla.</w:t>
+      </w:r>
+    </w:p>
+    <w:p>
+      <w:pPr>
+        <w:numPr>
+          <w:ilvl w:val="0"/>
+          <w:numId w:val="14"/>
+        </w:numPr>
+        <w:spacing w:after="80"/>
+        <w:ind w:left="547" w:hanging="274"/>
       </w:pPr>
       <w:r>
         <w:rPr>
@@ -7304,7 +9469,12 @@
     </w:p>
     <w:p>
       <w:pPr>
-        <w:pStyle w:val="ListNumber"/>
+        <w:numPr>
+          <w:ilvl w:val="0"/>
+          <w:numId w:val="14"/>
+        </w:numPr>
+        <w:spacing w:after="80"/>
+        <w:ind w:left="547" w:hanging="274"/>
       </w:pPr>
       <w:r>
         <w:rPr>
@@ -7329,7 +9499,12 @@
     </w:p>
     <w:p>
       <w:pPr>
-        <w:pStyle w:val="ListNumber"/>
+        <w:numPr>
+          <w:ilvl w:val="0"/>
+          <w:numId w:val="14"/>
+        </w:numPr>
+        <w:spacing w:after="80"/>
+        <w:ind w:left="547" w:hanging="274"/>
       </w:pPr>
       <w:r>
         <w:rPr>
@@ -7354,7 +9529,12 @@
     </w:p>
     <w:p>
       <w:pPr>
-        <w:pStyle w:val="ListNumber"/>
+        <w:numPr>
+          <w:ilvl w:val="0"/>
+          <w:numId w:val="14"/>
+        </w:numPr>
+        <w:spacing w:after="80"/>
+        <w:ind w:left="547" w:hanging="274"/>
       </w:pPr>
       <w:r>
         <w:rPr>
@@ -7375,6 +9555,400 @@
           <w:sz w:val="19"/>
         </w:rPr>
         <w:t xml:space="preserve"> El sistema localizará texto, posiciones y contexto.</w:t>
+      </w:r>
+    </w:p>
+    <w:p>
+      <w:pPr>
+        <w:pStyle w:val="Heading3"/>
+      </w:pPr>
+      <w:r>
+        <w:t>5.1.1 Formato de valores reales</w:t>
+      </w:r>
+    </w:p>
+    <w:p>
+      <w:pPr/>
+      <w:r>
+        <w:rPr>
+          <w:rFonts w:ascii="Cambria" w:hAnsi="Cambria"/>
+          <w:b w:val="0"/>
+          <w:i w:val="0"/>
+          <w:color w:val="171717"/>
+          <w:sz w:val="19"/>
+        </w:rPr>
+        <w:t>Valores del primer documento acepta un objeto JSON. Cada clave debe coincidir exactamente con la clave del campo configurado; cada valor debe aparecer en el PDF.</w:t>
+      </w:r>
+    </w:p>
+    <w:tbl>
+      <w:tblPr>
+        <w:tblStyle w:val="TableGrid"/>
+        <w:tblW w:type="dxa" w:w="9360"/>
+        <w:jc w:val="left"/>
+        <w:tblLayout w:type="fixed"/>
+        <w:tblLook w:firstColumn="1" w:firstRow="1" w:lastColumn="0" w:lastRow="0" w:noHBand="0" w:noVBand="1" w:val="04A0"/>
+        <w:tblInd w:w="120" w:type="dxa"/>
+      </w:tblPr>
+      <w:tblGrid>
+        <w:gridCol w:w="1800"/>
+        <w:gridCol w:w="3200"/>
+        <w:gridCol w:w="4360"/>
+      </w:tblGrid>
+      <w:tr>
+        <w:trPr>
+          <w:tblHeader w:val="true"/>
+        </w:trPr>
+        <w:tc>
+          <w:tcPr>
+            <w:tcW w:type="dxa" w:w="1800"/>
+            <w:tcMar>
+              <w:top w:w="90" w:type="dxa"/>
+              <w:start w:w="120" w:type="dxa"/>
+              <w:bottom w:w="90" w:type="dxa"/>
+              <w:end w:w="120" w:type="dxa"/>
+            </w:tcMar>
+            <w:shd w:fill="173B67"/>
+            <w:vAlign w:val="center"/>
+          </w:tcPr>
+          <w:p>
+            <w:pPr>
+              <w:spacing w:after="0"/>
+            </w:pPr>
+            <w:r>
+              <w:rPr>
+                <w:rFonts w:ascii="Arial" w:hAnsi="Arial"/>
+                <w:b/>
+                <w:i w:val="0"/>
+                <w:color w:val="FFFFFF"/>
+                <w:sz w:val="16"/>
+              </w:rPr>
+              <w:t>Validación</w:t>
+            </w:r>
+          </w:p>
+        </w:tc>
+        <w:tc>
+          <w:tcPr>
+            <w:tcW w:type="dxa" w:w="3200"/>
+            <w:tcMar>
+              <w:top w:w="90" w:type="dxa"/>
+              <w:start w:w="120" w:type="dxa"/>
+              <w:bottom w:w="90" w:type="dxa"/>
+              <w:end w:w="120" w:type="dxa"/>
+            </w:tcMar>
+            <w:shd w:fill="173B67"/>
+            <w:vAlign w:val="center"/>
+          </w:tcPr>
+          <w:p>
+            <w:pPr>
+              <w:spacing w:after="0"/>
+            </w:pPr>
+            <w:r>
+              <w:rPr>
+                <w:rFonts w:ascii="Arial" w:hAnsi="Arial"/>
+                <w:b/>
+                <w:i w:val="0"/>
+                <w:color w:val="FFFFFF"/>
+                <w:sz w:val="16"/>
+              </w:rPr>
+              <w:t>Ejemplo correcto</w:t>
+            </w:r>
+          </w:p>
+        </w:tc>
+        <w:tc>
+          <w:tcPr>
+            <w:tcW w:type="dxa" w:w="4360"/>
+            <w:tcMar>
+              <w:top w:w="90" w:type="dxa"/>
+              <w:start w:w="120" w:type="dxa"/>
+              <w:bottom w:w="90" w:type="dxa"/>
+              <w:end w:w="120" w:type="dxa"/>
+            </w:tcMar>
+            <w:shd w:fill="173B67"/>
+            <w:vAlign w:val="center"/>
+          </w:tcPr>
+          <w:p>
+            <w:pPr>
+              <w:spacing w:after="0"/>
+            </w:pPr>
+            <w:r>
+              <w:rPr>
+                <w:rFonts w:ascii="Arial" w:hAnsi="Arial"/>
+                <w:b/>
+                <w:i w:val="0"/>
+                <w:color w:val="FFFFFF"/>
+                <w:sz w:val="16"/>
+              </w:rPr>
+              <w:t>Error común</w:t>
+            </w:r>
+          </w:p>
+        </w:tc>
+      </w:tr>
+      <w:tr>
+        <w:tc>
+          <w:tcPr>
+            <w:tcW w:type="dxa" w:w="1800"/>
+            <w:tcMar>
+              <w:top w:w="90" w:type="dxa"/>
+              <w:start w:w="120" w:type="dxa"/>
+              <w:bottom w:w="90" w:type="dxa"/>
+              <w:end w:w="120" w:type="dxa"/>
+            </w:tcMar>
+          </w:tcPr>
+          <w:p>
+            <w:pPr>
+              <w:spacing w:after="0"/>
+            </w:pPr>
+            <w:r>
+              <w:rPr>
+                <w:rFonts w:ascii="Arial" w:hAnsi="Arial"/>
+                <w:b w:val="0"/>
+                <w:i w:val="0"/>
+                <w:color w:val="171717"/>
+                <w:sz w:val="16"/>
+              </w:rPr>
+              <w:t>Clave</w:t>
+            </w:r>
+          </w:p>
+        </w:tc>
+        <w:tc>
+          <w:tcPr>
+            <w:tcW w:type="dxa" w:w="3200"/>
+            <w:tcMar>
+              <w:top w:w="90" w:type="dxa"/>
+              <w:start w:w="120" w:type="dxa"/>
+              <w:bottom w:w="90" w:type="dxa"/>
+              <w:end w:w="120" w:type="dxa"/>
+            </w:tcMar>
+          </w:tcPr>
+          <w:p>
+            <w:pPr>
+              <w:spacing w:after="0"/>
+            </w:pPr>
+            <w:r>
+              <w:rPr>
+                <w:rFonts w:ascii="Arial" w:hAnsi="Arial"/>
+                <w:b w:val="0"/>
+                <w:i w:val="0"/>
+                <w:color w:val="171717"/>
+                <w:sz w:val="16"/>
+              </w:rPr>
+              <w:t>"folio"</w:t>
+            </w:r>
+          </w:p>
+        </w:tc>
+        <w:tc>
+          <w:tcPr>
+            <w:tcW w:type="dxa" w:w="4360"/>
+            <w:tcMar>
+              <w:top w:w="90" w:type="dxa"/>
+              <w:start w:w="120" w:type="dxa"/>
+              <w:bottom w:w="90" w:type="dxa"/>
+              <w:end w:w="120" w:type="dxa"/>
+            </w:tcMar>
+          </w:tcPr>
+          <w:p>
+            <w:pPr>
+              <w:spacing w:after="0"/>
+            </w:pPr>
+            <w:r>
+              <w:rPr>
+                <w:rFonts w:ascii="Arial" w:hAnsi="Arial"/>
+                <w:b w:val="0"/>
+                <w:i w:val="0"/>
+                <w:color w:val="171717"/>
+                <w:sz w:val="16"/>
+              </w:rPr>
+              <w:t>Usar "FOLIO" cuando la clave real es minúscula.</w:t>
+            </w:r>
+          </w:p>
+        </w:tc>
+      </w:tr>
+      <w:tr>
+        <w:tc>
+          <w:tcPr>
+            <w:tcW w:type="dxa" w:w="1800"/>
+            <w:shd w:fill="F1F2F0"/>
+            <w:tcMar>
+              <w:top w:w="90" w:type="dxa"/>
+              <w:start w:w="120" w:type="dxa"/>
+              <w:bottom w:w="90" w:type="dxa"/>
+              <w:end w:w="120" w:type="dxa"/>
+            </w:tcMar>
+          </w:tcPr>
+          <w:p>
+            <w:pPr>
+              <w:spacing w:after="0"/>
+            </w:pPr>
+            <w:r>
+              <w:rPr>
+                <w:rFonts w:ascii="Arial" w:hAnsi="Arial"/>
+                <w:b w:val="0"/>
+                <w:i w:val="0"/>
+                <w:color w:val="171717"/>
+                <w:sz w:val="16"/>
+              </w:rPr>
+              <w:t>Valor</w:t>
+            </w:r>
+          </w:p>
+        </w:tc>
+        <w:tc>
+          <w:tcPr>
+            <w:tcW w:type="dxa" w:w="3200"/>
+            <w:shd w:fill="F1F2F0"/>
+            <w:tcMar>
+              <w:top w:w="90" w:type="dxa"/>
+              <w:start w:w="120" w:type="dxa"/>
+              <w:bottom w:w="90" w:type="dxa"/>
+              <w:end w:w="120" w:type="dxa"/>
+            </w:tcMar>
+          </w:tcPr>
+          <w:p>
+            <w:pPr>
+              <w:spacing w:after="0"/>
+            </w:pPr>
+            <w:r>
+              <w:rPr>
+                <w:rFonts w:ascii="Arial" w:hAnsi="Arial"/>
+                <w:b w:val="0"/>
+                <w:i w:val="0"/>
+                <w:color w:val="171717"/>
+                <w:sz w:val="16"/>
+              </w:rPr>
+              <w:t>"DEMO-2026-001"</w:t>
+            </w:r>
+          </w:p>
+        </w:tc>
+        <w:tc>
+          <w:tcPr>
+            <w:tcW w:type="dxa" w:w="4360"/>
+            <w:shd w:fill="F1F2F0"/>
+            <w:tcMar>
+              <w:top w:w="90" w:type="dxa"/>
+              <w:start w:w="120" w:type="dxa"/>
+              <w:bottom w:w="90" w:type="dxa"/>
+              <w:end w:w="120" w:type="dxa"/>
+            </w:tcMar>
+          </w:tcPr>
+          <w:p>
+            <w:pPr>
+              <w:spacing w:after="0"/>
+            </w:pPr>
+            <w:r>
+              <w:rPr>
+                <w:rFonts w:ascii="Arial" w:hAnsi="Arial"/>
+                <w:b w:val="0"/>
+                <w:i w:val="0"/>
+                <w:color w:val="171717"/>
+                <w:sz w:val="16"/>
+              </w:rPr>
+              <w:t>Incluir la etiqueta FOLIO: junto con el valor.</w:t>
+            </w:r>
+          </w:p>
+        </w:tc>
+      </w:tr>
+      <w:tr>
+        <w:tc>
+          <w:tcPr>
+            <w:tcW w:type="dxa" w:w="1800"/>
+            <w:tcMar>
+              <w:top w:w="90" w:type="dxa"/>
+              <w:start w:w="120" w:type="dxa"/>
+              <w:bottom w:w="90" w:type="dxa"/>
+              <w:end w:w="120" w:type="dxa"/>
+            </w:tcMar>
+          </w:tcPr>
+          <w:p>
+            <w:pPr>
+              <w:spacing w:after="0"/>
+            </w:pPr>
+            <w:r>
+              <w:rPr>
+                <w:rFonts w:ascii="Arial" w:hAnsi="Arial"/>
+                <w:b w:val="0"/>
+                <w:i w:val="0"/>
+                <w:color w:val="171717"/>
+                <w:sz w:val="16"/>
+              </w:rPr>
+              <w:t>Sintaxis</w:t>
+            </w:r>
+          </w:p>
+        </w:tc>
+        <w:tc>
+          <w:tcPr>
+            <w:tcW w:type="dxa" w:w="3200"/>
+            <w:tcMar>
+              <w:top w:w="90" w:type="dxa"/>
+              <w:start w:w="120" w:type="dxa"/>
+              <w:bottom w:w="90" w:type="dxa"/>
+              <w:end w:w="120" w:type="dxa"/>
+            </w:tcMar>
+          </w:tcPr>
+          <w:p>
+            <w:pPr>
+              <w:spacing w:after="0"/>
+            </w:pPr>
+            <w:r>
+              <w:rPr>
+                <w:rFonts w:ascii="Arial" w:hAnsi="Arial"/>
+                <w:b w:val="0"/>
+                <w:i w:val="0"/>
+                <w:color w:val="171717"/>
+                <w:sz w:val="16"/>
+              </w:rPr>
+              <w:t>{"folio":"DEMO-2026-001"}</w:t>
+            </w:r>
+          </w:p>
+        </w:tc>
+        <w:tc>
+          <w:tcPr>
+            <w:tcW w:type="dxa" w:w="4360"/>
+            <w:tcMar>
+              <w:top w:w="90" w:type="dxa"/>
+              <w:start w:w="120" w:type="dxa"/>
+              <w:bottom w:w="90" w:type="dxa"/>
+              <w:end w:w="120" w:type="dxa"/>
+            </w:tcMar>
+          </w:tcPr>
+          <w:p>
+            <w:pPr>
+              <w:spacing w:after="0"/>
+            </w:pPr>
+            <w:r>
+              <w:rPr>
+                <w:rFonts w:ascii="Arial" w:hAnsi="Arial"/>
+                <w:b w:val="0"/>
+                <w:i w:val="0"/>
+                <w:color w:val="171717"/>
+                <w:sz w:val="16"/>
+              </w:rPr>
+              <w:t>Comillas simples, coma final o llaves incompletas.</w:t>
+            </w:r>
+          </w:p>
+        </w:tc>
+      </w:tr>
+    </w:tbl>
+    <w:p>
+      <w:pPr>
+        <w:spacing w:before="60" w:after="140"/>
+        <w:jc w:val="center"/>
+      </w:pPr>
+      <w:r>
+        <w:rPr>
+          <w:rFonts w:ascii="Cambria" w:hAnsi="Cambria"/>
+          <w:b/>
+          <w:i w:val="0"/>
+          <w:color w:val="171717"/>
+          <w:sz w:val="16"/>
+        </w:rPr>
+        <w:t xml:space="preserve">Tabla 5.1. </w:t>
+      </w:r>
+      <w:r>
+        <w:rPr>
+          <w:rFonts w:ascii="Cambria" w:hAnsi="Cambria"/>
+          <w:b w:val="0"/>
+          <w:i w:val="0"/>
+          <w:color w:val="171717"/>
+          <w:sz w:val="16"/>
+        </w:rPr>
+        <w:t>Reglas del JSON de una plantilla.</w:t>
       </w:r>
     </w:p>
     <w:tbl>
@@ -7476,7 +10050,7 @@
         <w:drawing>
           <wp:inline xmlns:a="http://schemas.openxmlformats.org/drawingml/2006/main" xmlns:pic="http://schemas.openxmlformats.org/drawingml/2006/picture">
             <wp:extent cx="5257800" cy="3589780"/>
-            <wp:docPr id="9" name="Picture 9"/>
+            <wp:docPr id="17" name="Picture 17"/>
             <wp:cNvGraphicFramePr>
               <a:graphicFrameLocks noChangeAspect="1"/>
             </wp:cNvGraphicFramePr>
@@ -7533,6 +10107,140 @@
         <w:t>Pantalla de anotación asistida.</w:t>
       </w:r>
     </w:p>
+    <w:p>
+      <w:pPr>
+        <w:keepNext/>
+        <w:jc w:val="center"/>
+      </w:pPr>
+      <w:r>
+        <w:drawing>
+          <wp:inline xmlns:a="http://schemas.openxmlformats.org/drawingml/2006/main" xmlns:pic="http://schemas.openxmlformats.org/drawingml/2006/picture">
+            <wp:extent cx="4389120" cy="2996686"/>
+            <wp:docPr id="18" name="Picture 18"/>
+            <wp:cNvGraphicFramePr>
+              <a:graphicFrameLocks noChangeAspect="1"/>
+            </wp:cNvGraphicFramePr>
+            <a:graphic>
+              <a:graphicData uri="http://schemas.openxmlformats.org/drawingml/2006/picture">
+                <pic:pic>
+                  <pic:nvPicPr>
+                    <pic:cNvPr id="0" name="04-anotacion.png"/>
+                    <pic:cNvPicPr/>
+                  </pic:nvPicPr>
+                  <pic:blipFill>
+                    <a:blip r:embed="rId20"/>
+                    <a:srcRect l="15000" t="24000" r="51000" b="12000"/>
+                    <a:stretch>
+                      <a:fillRect/>
+                    </a:stretch>
+                  </pic:blipFill>
+                  <pic:spPr>
+                    <a:xfrm>
+                      <a:off x="0" y="0"/>
+                      <a:ext cx="4389120" cy="2996686"/>
+                    </a:xfrm>
+                    <a:prstGeom prst="rect"/>
+                  </pic:spPr>
+                </pic:pic>
+              </a:graphicData>
+            </a:graphic>
+          </wp:inline>
+        </w:drawing>
+      </w:r>
+    </w:p>
+    <w:p>
+      <w:pPr>
+        <w:spacing w:before="60" w:after="140"/>
+        <w:jc w:val="center"/>
+      </w:pPr>
+      <w:r>
+        <w:rPr>
+          <w:rFonts w:ascii="Cambria" w:hAnsi="Cambria"/>
+          <w:b/>
+          <w:i w:val="0"/>
+          <w:color w:val="171717"/>
+          <w:sz w:val="16"/>
+        </w:rPr>
+        <w:t xml:space="preserve">Figura 5.2(a). </w:t>
+      </w:r>
+      <w:r>
+        <w:rPr>
+          <w:rFonts w:ascii="Cambria" w:hAnsi="Cambria"/>
+          <w:b w:val="0"/>
+          <w:i w:val="0"/>
+          <w:color w:val="171717"/>
+          <w:sz w:val="16"/>
+        </w:rPr>
+        <w:t>Carga del PDF y selección del preprocesamiento.</w:t>
+      </w:r>
+    </w:p>
+    <w:p>
+      <w:pPr>
+        <w:keepNext/>
+        <w:jc w:val="center"/>
+      </w:pPr>
+      <w:r>
+        <w:drawing>
+          <wp:inline xmlns:a="http://schemas.openxmlformats.org/drawingml/2006/main" xmlns:pic="http://schemas.openxmlformats.org/drawingml/2006/picture">
+            <wp:extent cx="4572000" cy="3121547"/>
+            <wp:docPr id="19" name="Picture 19"/>
+            <wp:cNvGraphicFramePr>
+              <a:graphicFrameLocks noChangeAspect="1"/>
+            </wp:cNvGraphicFramePr>
+            <a:graphic>
+              <a:graphicData uri="http://schemas.openxmlformats.org/drawingml/2006/picture">
+                <pic:pic>
+                  <pic:nvPicPr>
+                    <pic:cNvPr id="0" name="04-anotacion.png"/>
+                    <pic:cNvPicPr/>
+                  </pic:nvPicPr>
+                  <pic:blipFill>
+                    <a:blip r:embed="rId20"/>
+                    <a:srcRect l="48000" t="22000" r="3000" b="6000"/>
+                    <a:stretch>
+                      <a:fillRect/>
+                    </a:stretch>
+                  </pic:blipFill>
+                  <pic:spPr>
+                    <a:xfrm>
+                      <a:off x="0" y="0"/>
+                      <a:ext cx="4572000" cy="3121547"/>
+                    </a:xfrm>
+                    <a:prstGeom prst="rect"/>
+                  </pic:spPr>
+                </pic:pic>
+              </a:graphicData>
+            </a:graphic>
+          </wp:inline>
+        </w:drawing>
+      </w:r>
+    </w:p>
+    <w:p>
+      <w:pPr>
+        <w:spacing w:before="60" w:after="140"/>
+        <w:jc w:val="center"/>
+      </w:pPr>
+      <w:r>
+        <w:rPr>
+          <w:rFonts w:ascii="Cambria" w:hAnsi="Cambria"/>
+          <w:b/>
+          <w:i w:val="0"/>
+          <w:color w:val="171717"/>
+          <w:sz w:val="16"/>
+        </w:rPr>
+        <w:t xml:space="preserve">Figura 5.2(b). </w:t>
+      </w:r>
+      <w:r>
+        <w:rPr>
+          <w:rFonts w:ascii="Cambria" w:hAnsi="Cambria"/>
+          <w:b w:val="0"/>
+          <w:i w:val="0"/>
+          <w:color w:val="171717"/>
+          <w:sz w:val="16"/>
+        </w:rPr>
+        <w:t>Área OCR, selector de campo y botón Guardar anotación.</w:t>
+      </w:r>
+    </w:p>
     <w:tbl>
       <w:tblPr>
         <w:tblStyle w:val="TableGrid"/>
@@ -7746,7 +10454,12 @@
     </w:p>
     <w:p>
       <w:pPr>
-        <w:pStyle w:val="ListNumber"/>
+        <w:numPr>
+          <w:ilvl w:val="0"/>
+          <w:numId w:val="15"/>
+        </w:numPr>
+        <w:spacing w:after="80"/>
+        <w:ind w:left="547" w:hanging="274"/>
       </w:pPr>
       <w:r>
         <w:rPr>
@@ -7771,7 +10484,12 @@
     </w:p>
     <w:p>
       <w:pPr>
-        <w:pStyle w:val="ListNumber"/>
+        <w:numPr>
+          <w:ilvl w:val="0"/>
+          <w:numId w:val="15"/>
+        </w:numPr>
+        <w:spacing w:after="80"/>
+        <w:ind w:left="547" w:hanging="274"/>
       </w:pPr>
       <w:r>
         <w:rPr>
@@ -7796,7 +10514,12 @@
     </w:p>
     <w:p>
       <w:pPr>
-        <w:pStyle w:val="ListNumber"/>
+        <w:numPr>
+          <w:ilvl w:val="0"/>
+          <w:numId w:val="15"/>
+        </w:numPr>
+        <w:spacing w:after="80"/>
+        <w:ind w:left="547" w:hanging="274"/>
       </w:pPr>
       <w:r>
         <w:rPr>
@@ -7821,7 +10544,12 @@
     </w:p>
     <w:p>
       <w:pPr>
-        <w:pStyle w:val="ListNumber"/>
+        <w:numPr>
+          <w:ilvl w:val="0"/>
+          <w:numId w:val="15"/>
+        </w:numPr>
+        <w:spacing w:after="80"/>
+        <w:ind w:left="547" w:hanging="274"/>
       </w:pPr>
       <w:r>
         <w:rPr>
@@ -7846,7 +10574,12 @@
     </w:p>
     <w:p>
       <w:pPr>
-        <w:pStyle w:val="ListNumber"/>
+        <w:numPr>
+          <w:ilvl w:val="0"/>
+          <w:numId w:val="15"/>
+        </w:numPr>
+        <w:spacing w:after="80"/>
+        <w:ind w:left="547" w:hanging="274"/>
       </w:pPr>
       <w:r>
         <w:rPr>
@@ -7867,6 +10600,387 @@
           <w:sz w:val="19"/>
         </w:rPr>
         <w:t xml:space="preserve"> Repita para cada entidad que deba enseñarse al modelo.</w:t>
+      </w:r>
+    </w:p>
+    <w:p>
+      <w:pPr>
+        <w:pStyle w:val="Heading2"/>
+      </w:pPr>
+      <w:r>
+        <w:t>5.3 Estados del documento OCR</w:t>
+      </w:r>
+    </w:p>
+    <w:tbl>
+      <w:tblPr>
+        <w:tblStyle w:val="TableGrid"/>
+        <w:tblW w:type="dxa" w:w="9360"/>
+        <w:jc w:val="left"/>
+        <w:tblLayout w:type="fixed"/>
+        <w:tblLook w:firstColumn="1" w:firstRow="1" w:lastColumn="0" w:lastRow="0" w:noHBand="0" w:noVBand="1" w:val="04A0"/>
+        <w:tblInd w:w="120" w:type="dxa"/>
+      </w:tblPr>
+      <w:tblGrid>
+        <w:gridCol w:w="1800"/>
+        <w:gridCol w:w="3600"/>
+        <w:gridCol w:w="3960"/>
+      </w:tblGrid>
+      <w:tr>
+        <w:trPr>
+          <w:tblHeader w:val="true"/>
+        </w:trPr>
+        <w:tc>
+          <w:tcPr>
+            <w:tcW w:type="dxa" w:w="1800"/>
+            <w:tcMar>
+              <w:top w:w="90" w:type="dxa"/>
+              <w:start w:w="120" w:type="dxa"/>
+              <w:bottom w:w="90" w:type="dxa"/>
+              <w:end w:w="120" w:type="dxa"/>
+            </w:tcMar>
+            <w:shd w:fill="173B67"/>
+            <w:vAlign w:val="center"/>
+          </w:tcPr>
+          <w:p>
+            <w:pPr>
+              <w:spacing w:after="0"/>
+            </w:pPr>
+            <w:r>
+              <w:rPr>
+                <w:rFonts w:ascii="Arial" w:hAnsi="Arial"/>
+                <w:b/>
+                <w:i w:val="0"/>
+                <w:color w:val="FFFFFF"/>
+                <w:sz w:val="16"/>
+              </w:rPr>
+              <w:t>Estado</w:t>
+            </w:r>
+          </w:p>
+        </w:tc>
+        <w:tc>
+          <w:tcPr>
+            <w:tcW w:type="dxa" w:w="3600"/>
+            <w:tcMar>
+              <w:top w:w="90" w:type="dxa"/>
+              <w:start w:w="120" w:type="dxa"/>
+              <w:bottom w:w="90" w:type="dxa"/>
+              <w:end w:w="120" w:type="dxa"/>
+            </w:tcMar>
+            <w:shd w:fill="173B67"/>
+            <w:vAlign w:val="center"/>
+          </w:tcPr>
+          <w:p>
+            <w:pPr>
+              <w:spacing w:after="0"/>
+            </w:pPr>
+            <w:r>
+              <w:rPr>
+                <w:rFonts w:ascii="Arial" w:hAnsi="Arial"/>
+                <w:b/>
+                <w:i w:val="0"/>
+                <w:color w:val="FFFFFF"/>
+                <w:sz w:val="16"/>
+              </w:rPr>
+              <w:t>Interpretación</w:t>
+            </w:r>
+          </w:p>
+        </w:tc>
+        <w:tc>
+          <w:tcPr>
+            <w:tcW w:type="dxa" w:w="3960"/>
+            <w:tcMar>
+              <w:top w:w="90" w:type="dxa"/>
+              <w:start w:w="120" w:type="dxa"/>
+              <w:bottom w:w="90" w:type="dxa"/>
+              <w:end w:w="120" w:type="dxa"/>
+            </w:tcMar>
+            <w:shd w:fill="173B67"/>
+            <w:vAlign w:val="center"/>
+          </w:tcPr>
+          <w:p>
+            <w:pPr>
+              <w:spacing w:after="0"/>
+            </w:pPr>
+            <w:r>
+              <w:rPr>
+                <w:rFonts w:ascii="Arial" w:hAnsi="Arial"/>
+                <w:b/>
+                <w:i w:val="0"/>
+                <w:color w:val="FFFFFF"/>
+                <w:sz w:val="16"/>
+              </w:rPr>
+              <w:t>Siguiente acción</w:t>
+            </w:r>
+          </w:p>
+        </w:tc>
+      </w:tr>
+      <w:tr>
+        <w:tc>
+          <w:tcPr>
+            <w:tcW w:type="dxa" w:w="1800"/>
+            <w:tcMar>
+              <w:top w:w="90" w:type="dxa"/>
+              <w:start w:w="120" w:type="dxa"/>
+              <w:bottom w:w="90" w:type="dxa"/>
+              <w:end w:w="120" w:type="dxa"/>
+            </w:tcMar>
+          </w:tcPr>
+          <w:p>
+            <w:pPr>
+              <w:spacing w:after="0"/>
+            </w:pPr>
+            <w:r>
+              <w:rPr>
+                <w:rFonts w:ascii="Arial" w:hAnsi="Arial"/>
+                <w:b w:val="0"/>
+                <w:i w:val="0"/>
+                <w:color w:val="171717"/>
+                <w:sz w:val="16"/>
+              </w:rPr>
+              <w:t>ocr_generado</w:t>
+            </w:r>
+          </w:p>
+        </w:tc>
+        <w:tc>
+          <w:tcPr>
+            <w:tcW w:type="dxa" w:w="3600"/>
+            <w:tcMar>
+              <w:top w:w="90" w:type="dxa"/>
+              <w:start w:w="120" w:type="dxa"/>
+              <w:bottom w:w="90" w:type="dxa"/>
+              <w:end w:w="120" w:type="dxa"/>
+            </w:tcMar>
+          </w:tcPr>
+          <w:p>
+            <w:pPr>
+              <w:spacing w:after="0"/>
+            </w:pPr>
+            <w:r>
+              <w:rPr>
+                <w:rFonts w:ascii="Arial" w:hAnsi="Arial"/>
+                <w:b w:val="0"/>
+                <w:i w:val="0"/>
+                <w:color w:val="171717"/>
+                <w:sz w:val="16"/>
+              </w:rPr>
+              <w:t>El texto está disponible para revisión.</w:t>
+            </w:r>
+          </w:p>
+        </w:tc>
+        <w:tc>
+          <w:tcPr>
+            <w:tcW w:type="dxa" w:w="3960"/>
+            <w:tcMar>
+              <w:top w:w="90" w:type="dxa"/>
+              <w:start w:w="120" w:type="dxa"/>
+              <w:bottom w:w="90" w:type="dxa"/>
+              <w:end w:w="120" w:type="dxa"/>
+            </w:tcMar>
+          </w:tcPr>
+          <w:p>
+            <w:pPr>
+              <w:spacing w:after="0"/>
+            </w:pPr>
+            <w:r>
+              <w:rPr>
+                <w:rFonts w:ascii="Arial" w:hAnsi="Arial"/>
+                <w:b w:val="0"/>
+                <w:i w:val="0"/>
+                <w:color w:val="171717"/>
+                <w:sz w:val="16"/>
+              </w:rPr>
+              <w:t>Seleccionar texto y crear anotaciones.</w:t>
+            </w:r>
+          </w:p>
+        </w:tc>
+      </w:tr>
+      <w:tr>
+        <w:tc>
+          <w:tcPr>
+            <w:tcW w:type="dxa" w:w="1800"/>
+            <w:shd w:fill="F1F2F0"/>
+            <w:tcMar>
+              <w:top w:w="90" w:type="dxa"/>
+              <w:start w:w="120" w:type="dxa"/>
+              <w:bottom w:w="90" w:type="dxa"/>
+              <w:end w:w="120" w:type="dxa"/>
+            </w:tcMar>
+          </w:tcPr>
+          <w:p>
+            <w:pPr>
+              <w:spacing w:after="0"/>
+            </w:pPr>
+            <w:r>
+              <w:rPr>
+                <w:rFonts w:ascii="Arial" w:hAnsi="Arial"/>
+                <w:b w:val="0"/>
+                <w:i w:val="0"/>
+                <w:color w:val="171717"/>
+                <w:sz w:val="16"/>
+              </w:rPr>
+              <w:t>N anotaciones</w:t>
+            </w:r>
+          </w:p>
+        </w:tc>
+        <w:tc>
+          <w:tcPr>
+            <w:tcW w:type="dxa" w:w="3600"/>
+            <w:shd w:fill="F1F2F0"/>
+            <w:tcMar>
+              <w:top w:w="90" w:type="dxa"/>
+              <w:start w:w="120" w:type="dxa"/>
+              <w:bottom w:w="90" w:type="dxa"/>
+              <w:end w:w="120" w:type="dxa"/>
+            </w:tcMar>
+          </w:tcPr>
+          <w:p>
+            <w:pPr>
+              <w:spacing w:after="0"/>
+            </w:pPr>
+            <w:r>
+              <w:rPr>
+                <w:rFonts w:ascii="Arial" w:hAnsi="Arial"/>
+                <w:b w:val="0"/>
+                <w:i w:val="0"/>
+                <w:color w:val="171717"/>
+                <w:sz w:val="16"/>
+              </w:rPr>
+              <w:t>Cantidad de evidencias guardadas para ese PDF.</w:t>
+            </w:r>
+          </w:p>
+        </w:tc>
+        <w:tc>
+          <w:tcPr>
+            <w:tcW w:type="dxa" w:w="3960"/>
+            <w:shd w:fill="F1F2F0"/>
+            <w:tcMar>
+              <w:top w:w="90" w:type="dxa"/>
+              <w:start w:w="120" w:type="dxa"/>
+              <w:bottom w:w="90" w:type="dxa"/>
+              <w:end w:w="120" w:type="dxa"/>
+            </w:tcMar>
+          </w:tcPr>
+          <w:p>
+            <w:pPr>
+              <w:spacing w:after="0"/>
+            </w:pPr>
+            <w:r>
+              <w:rPr>
+                <w:rFonts w:ascii="Arial" w:hAnsi="Arial"/>
+                <w:b w:val="0"/>
+                <w:i w:val="0"/>
+                <w:color w:val="171717"/>
+                <w:sz w:val="16"/>
+              </w:rPr>
+              <w:t>Comprobar que cubra los campos necesarios.</w:t>
+            </w:r>
+          </w:p>
+        </w:tc>
+      </w:tr>
+      <w:tr>
+        <w:tc>
+          <w:tcPr>
+            <w:tcW w:type="dxa" w:w="1800"/>
+            <w:tcMar>
+              <w:top w:w="90" w:type="dxa"/>
+              <w:start w:w="120" w:type="dxa"/>
+              <w:bottom w:w="90" w:type="dxa"/>
+              <w:end w:w="120" w:type="dxa"/>
+            </w:tcMar>
+          </w:tcPr>
+          <w:p>
+            <w:pPr>
+              <w:spacing w:after="0"/>
+            </w:pPr>
+            <w:r>
+              <w:rPr>
+                <w:rFonts w:ascii="Arial" w:hAnsi="Arial"/>
+                <w:b w:val="0"/>
+                <w:i w:val="0"/>
+                <w:color w:val="171717"/>
+                <w:sz w:val="16"/>
+              </w:rPr>
+              <w:t>Texto vacío</w:t>
+            </w:r>
+          </w:p>
+        </w:tc>
+        <w:tc>
+          <w:tcPr>
+            <w:tcW w:type="dxa" w:w="3600"/>
+            <w:tcMar>
+              <w:top w:w="90" w:type="dxa"/>
+              <w:start w:w="120" w:type="dxa"/>
+              <w:bottom w:w="90" w:type="dxa"/>
+              <w:end w:w="120" w:type="dxa"/>
+            </w:tcMar>
+          </w:tcPr>
+          <w:p>
+            <w:pPr>
+              <w:spacing w:after="0"/>
+            </w:pPr>
+            <w:r>
+              <w:rPr>
+                <w:rFonts w:ascii="Arial" w:hAnsi="Arial"/>
+                <w:b w:val="0"/>
+                <w:i w:val="0"/>
+                <w:color w:val="171717"/>
+                <w:sz w:val="16"/>
+              </w:rPr>
+              <w:t>El OCR no produjo contenido aprovechable.</w:t>
+            </w:r>
+          </w:p>
+        </w:tc>
+        <w:tc>
+          <w:tcPr>
+            <w:tcW w:type="dxa" w:w="3960"/>
+            <w:tcMar>
+              <w:top w:w="90" w:type="dxa"/>
+              <w:start w:w="120" w:type="dxa"/>
+              <w:bottom w:w="90" w:type="dxa"/>
+              <w:end w:w="120" w:type="dxa"/>
+            </w:tcMar>
+          </w:tcPr>
+          <w:p>
+            <w:pPr>
+              <w:spacing w:after="0"/>
+            </w:pPr>
+            <w:r>
+              <w:rPr>
+                <w:rFonts w:ascii="Arial" w:hAnsi="Arial"/>
+                <w:b w:val="0"/>
+                <w:i w:val="0"/>
+                <w:color w:val="171717"/>
+                <w:sz w:val="16"/>
+              </w:rPr>
+              <w:t>Cambiar preprocesamiento o mejorar el PDF.</w:t>
+            </w:r>
+          </w:p>
+        </w:tc>
+      </w:tr>
+    </w:tbl>
+    <w:p>
+      <w:pPr>
+        <w:spacing w:before="60" w:after="140"/>
+        <w:jc w:val="center"/>
+      </w:pPr>
+      <w:r>
+        <w:rPr>
+          <w:rFonts w:ascii="Cambria" w:hAnsi="Cambria"/>
+          <w:b/>
+          <w:i w:val="0"/>
+          <w:color w:val="171717"/>
+          <w:sz w:val="16"/>
+        </w:rPr>
+        <w:t xml:space="preserve">Tabla 5.2. </w:t>
+      </w:r>
+      <w:r>
+        <w:rPr>
+          <w:rFonts w:ascii="Cambria" w:hAnsi="Cambria"/>
+          <w:b w:val="0"/>
+          <w:i w:val="0"/>
+          <w:color w:val="171717"/>
+          <w:sz w:val="16"/>
+        </w:rPr>
+        <w:t>Estados y acciones de la anotación asistida.</w:t>
       </w:r>
     </w:p>
     <w:p>
@@ -8004,7 +11118,7 @@
         <w:drawing>
           <wp:inline xmlns:a="http://schemas.openxmlformats.org/drawingml/2006/main" xmlns:pic="http://schemas.openxmlformats.org/drawingml/2006/picture">
             <wp:extent cx="5257800" cy="3011588"/>
-            <wp:docPr id="10" name="Picture 10"/>
+            <wp:docPr id="20" name="Picture 20"/>
             <wp:cNvGraphicFramePr>
               <a:graphicFrameLocks noChangeAspect="1"/>
             </wp:cNvGraphicFramePr>
@@ -8061,6 +11175,73 @@
         <w:t>Seguimiento de lotes de entrenamiento.</w:t>
       </w:r>
     </w:p>
+    <w:p>
+      <w:pPr>
+        <w:keepNext/>
+        <w:jc w:val="center"/>
+      </w:pPr>
+      <w:r>
+        <w:drawing>
+          <wp:inline xmlns:a="http://schemas.openxmlformats.org/drawingml/2006/main" xmlns:pic="http://schemas.openxmlformats.org/drawingml/2006/picture">
+            <wp:extent cx="5212080" cy="2985400"/>
+            <wp:docPr id="21" name="Picture 21"/>
+            <wp:cNvGraphicFramePr>
+              <a:graphicFrameLocks noChangeAspect="1"/>
+            </wp:cNvGraphicFramePr>
+            <a:graphic>
+              <a:graphicData uri="http://schemas.openxmlformats.org/drawingml/2006/picture">
+                <pic:pic>
+                  <pic:nvPicPr>
+                    <pic:cNvPr id="0" name="05-aprendizaje.png"/>
+                    <pic:cNvPicPr/>
+                  </pic:nvPicPr>
+                  <pic:blipFill>
+                    <a:blip r:embed="rId21"/>
+                    <a:srcRect l="18000" t="24000" r="2000" b="35000"/>
+                    <a:stretch>
+                      <a:fillRect/>
+                    </a:stretch>
+                  </pic:blipFill>
+                  <pic:spPr>
+                    <a:xfrm>
+                      <a:off x="0" y="0"/>
+                      <a:ext cx="5212080" cy="2985400"/>
+                    </a:xfrm>
+                    <a:prstGeom prst="rect"/>
+                  </pic:spPr>
+                </pic:pic>
+              </a:graphicData>
+            </a:graphic>
+          </wp:inline>
+        </w:drawing>
+      </w:r>
+    </w:p>
+    <w:p>
+      <w:pPr>
+        <w:spacing w:before="60" w:after="140"/>
+        <w:jc w:val="center"/>
+      </w:pPr>
+      <w:r>
+        <w:rPr>
+          <w:rFonts w:ascii="Cambria" w:hAnsi="Cambria"/>
+          <w:b/>
+          <w:i w:val="0"/>
+          <w:color w:val="171717"/>
+          <w:sz w:val="16"/>
+        </w:rPr>
+        <w:t xml:space="preserve">Figura 6.1(a). </w:t>
+      </w:r>
+      <w:r>
+        <w:rPr>
+          <w:rFonts w:ascii="Cambria" w:hAnsi="Cambria"/>
+          <w:b w:val="0"/>
+          <w:i w:val="0"/>
+          <w:color w:val="171717"/>
+          <w:sz w:val="16"/>
+        </w:rPr>
+        <w:t>Secuencia Recibir, Acumular, Entrenar, Evaluar y Activar.</w:t>
+      </w:r>
+    </w:p>
     <w:tbl>
       <w:tblPr>
         <w:tblStyle w:val="TableGrid"/>
@@ -8434,6 +11615,470 @@
           <w:sz w:val="16"/>
         </w:rPr>
         <w:t>Etapas del aprendizaje documental.</w:t>
+      </w:r>
+    </w:p>
+    <w:p>
+      <w:pPr>
+        <w:pStyle w:val="Heading3"/>
+      </w:pPr>
+      <w:r>
+        <w:t>6.1.1 Controles de lote</w:t>
+      </w:r>
+    </w:p>
+    <w:tbl>
+      <w:tblPr>
+        <w:tblStyle w:val="TableGrid"/>
+        <w:tblW w:type="dxa" w:w="9360"/>
+        <w:jc w:val="left"/>
+        <w:tblLayout w:type="fixed"/>
+        <w:tblLook w:firstColumn="1" w:firstRow="1" w:lastColumn="0" w:lastRow="0" w:noHBand="0" w:noVBand="1" w:val="04A0"/>
+        <w:tblInd w:w="120" w:type="dxa"/>
+      </w:tblPr>
+      <w:tblGrid>
+        <w:gridCol w:w="1800"/>
+        <w:gridCol w:w="4000"/>
+        <w:gridCol w:w="3560"/>
+      </w:tblGrid>
+      <w:tr>
+        <w:trPr>
+          <w:tblHeader w:val="true"/>
+        </w:trPr>
+        <w:tc>
+          <w:tcPr>
+            <w:tcW w:type="dxa" w:w="1800"/>
+            <w:tcMar>
+              <w:top w:w="90" w:type="dxa"/>
+              <w:start w:w="120" w:type="dxa"/>
+              <w:bottom w:w="90" w:type="dxa"/>
+              <w:end w:w="120" w:type="dxa"/>
+            </w:tcMar>
+            <w:shd w:fill="173B67"/>
+            <w:vAlign w:val="center"/>
+          </w:tcPr>
+          <w:p>
+            <w:pPr>
+              <w:spacing w:after="0"/>
+            </w:pPr>
+            <w:r>
+              <w:rPr>
+                <w:rFonts w:ascii="Arial" w:hAnsi="Arial"/>
+                <w:b/>
+                <w:i w:val="0"/>
+                <w:color w:val="FFFFFF"/>
+                <w:sz w:val="16"/>
+              </w:rPr>
+              <w:t>Control</w:t>
+            </w:r>
+          </w:p>
+        </w:tc>
+        <w:tc>
+          <w:tcPr>
+            <w:tcW w:type="dxa" w:w="4000"/>
+            <w:tcMar>
+              <w:top w:w="90" w:type="dxa"/>
+              <w:start w:w="120" w:type="dxa"/>
+              <w:bottom w:w="90" w:type="dxa"/>
+              <w:end w:w="120" w:type="dxa"/>
+            </w:tcMar>
+            <w:shd w:fill="173B67"/>
+            <w:vAlign w:val="center"/>
+          </w:tcPr>
+          <w:p>
+            <w:pPr>
+              <w:spacing w:after="0"/>
+            </w:pPr>
+            <w:r>
+              <w:rPr>
+                <w:rFonts w:ascii="Arial" w:hAnsi="Arial"/>
+                <w:b/>
+                <w:i w:val="0"/>
+                <w:color w:val="FFFFFF"/>
+                <w:sz w:val="16"/>
+              </w:rPr>
+              <w:t>Función</w:t>
+            </w:r>
+          </w:p>
+        </w:tc>
+        <w:tc>
+          <w:tcPr>
+            <w:tcW w:type="dxa" w:w="3560"/>
+            <w:tcMar>
+              <w:top w:w="90" w:type="dxa"/>
+              <w:start w:w="120" w:type="dxa"/>
+              <w:bottom w:w="90" w:type="dxa"/>
+              <w:end w:w="120" w:type="dxa"/>
+            </w:tcMar>
+            <w:shd w:fill="173B67"/>
+            <w:vAlign w:val="center"/>
+          </w:tcPr>
+          <w:p>
+            <w:pPr>
+              <w:spacing w:after="0"/>
+            </w:pPr>
+            <w:r>
+              <w:rPr>
+                <w:rFonts w:ascii="Arial" w:hAnsi="Arial"/>
+                <w:b/>
+                <w:i w:val="0"/>
+                <w:color w:val="FFFFFF"/>
+                <w:sz w:val="16"/>
+              </w:rPr>
+              <w:t>Precaución</w:t>
+            </w:r>
+          </w:p>
+        </w:tc>
+      </w:tr>
+      <w:tr>
+        <w:tc>
+          <w:tcPr>
+            <w:tcW w:type="dxa" w:w="1800"/>
+            <w:tcMar>
+              <w:top w:w="90" w:type="dxa"/>
+              <w:start w:w="120" w:type="dxa"/>
+              <w:bottom w:w="90" w:type="dxa"/>
+              <w:end w:w="120" w:type="dxa"/>
+            </w:tcMar>
+          </w:tcPr>
+          <w:p>
+            <w:pPr>
+              <w:spacing w:after="0"/>
+            </w:pPr>
+            <w:r>
+              <w:rPr>
+                <w:rFonts w:ascii="Arial" w:hAnsi="Arial"/>
+                <w:b w:val="0"/>
+                <w:i w:val="0"/>
+                <w:color w:val="171717"/>
+                <w:sz w:val="16"/>
+              </w:rPr>
+              <w:t>Refrescar</w:t>
+            </w:r>
+          </w:p>
+        </w:tc>
+        <w:tc>
+          <w:tcPr>
+            <w:tcW w:type="dxa" w:w="4000"/>
+            <w:tcMar>
+              <w:top w:w="90" w:type="dxa"/>
+              <w:start w:w="120" w:type="dxa"/>
+              <w:bottom w:w="90" w:type="dxa"/>
+              <w:end w:w="120" w:type="dxa"/>
+            </w:tcMar>
+          </w:tcPr>
+          <w:p>
+            <w:pPr>
+              <w:spacing w:after="0"/>
+            </w:pPr>
+            <w:r>
+              <w:rPr>
+                <w:rFonts w:ascii="Arial" w:hAnsi="Arial"/>
+                <w:b w:val="0"/>
+                <w:i w:val="0"/>
+                <w:color w:val="171717"/>
+                <w:sz w:val="16"/>
+              </w:rPr>
+              <w:t>Consulta nuevamente los lotes y sus estados.</w:t>
+            </w:r>
+          </w:p>
+        </w:tc>
+        <w:tc>
+          <w:tcPr>
+            <w:tcW w:type="dxa" w:w="3560"/>
+            <w:tcMar>
+              <w:top w:w="90" w:type="dxa"/>
+              <w:start w:w="120" w:type="dxa"/>
+              <w:bottom w:w="90" w:type="dxa"/>
+              <w:end w:w="120" w:type="dxa"/>
+            </w:tcMar>
+          </w:tcPr>
+          <w:p>
+            <w:pPr>
+              <w:spacing w:after="0"/>
+            </w:pPr>
+            <w:r>
+              <w:rPr>
+                <w:rFonts w:ascii="Arial" w:hAnsi="Arial"/>
+                <w:b w:val="0"/>
+                <w:i w:val="0"/>
+                <w:color w:val="171717"/>
+                <w:sz w:val="16"/>
+              </w:rPr>
+              <w:t>No crea ni entrena documentos.</w:t>
+            </w:r>
+          </w:p>
+        </w:tc>
+      </w:tr>
+      <w:tr>
+        <w:tc>
+          <w:tcPr>
+            <w:tcW w:type="dxa" w:w="1800"/>
+            <w:shd w:fill="F1F2F0"/>
+            <w:tcMar>
+              <w:top w:w="90" w:type="dxa"/>
+              <w:start w:w="120" w:type="dxa"/>
+              <w:bottom w:w="90" w:type="dxa"/>
+              <w:end w:w="120" w:type="dxa"/>
+            </w:tcMar>
+          </w:tcPr>
+          <w:p>
+            <w:pPr>
+              <w:spacing w:after="0"/>
+            </w:pPr>
+            <w:r>
+              <w:rPr>
+                <w:rFonts w:ascii="Arial" w:hAnsi="Arial"/>
+                <w:b w:val="0"/>
+                <w:i w:val="0"/>
+                <w:color w:val="171717"/>
+                <w:sz w:val="16"/>
+              </w:rPr>
+              <w:t>Entrenar lote</w:t>
+            </w:r>
+          </w:p>
+        </w:tc>
+        <w:tc>
+          <w:tcPr>
+            <w:tcW w:type="dxa" w:w="4000"/>
+            <w:shd w:fill="F1F2F0"/>
+            <w:tcMar>
+              <w:top w:w="90" w:type="dxa"/>
+              <w:start w:w="120" w:type="dxa"/>
+              <w:bottom w:w="90" w:type="dxa"/>
+              <w:end w:w="120" w:type="dxa"/>
+            </w:tcMar>
+          </w:tcPr>
+          <w:p>
+            <w:pPr>
+              <w:spacing w:after="0"/>
+            </w:pPr>
+            <w:r>
+              <w:rPr>
+                <w:rFonts w:ascii="Arial" w:hAnsi="Arial"/>
+                <w:b w:val="0"/>
+                <w:i w:val="0"/>
+                <w:color w:val="171717"/>
+                <w:sz w:val="16"/>
+              </w:rPr>
+              <w:t>Envía el lote al worker de entrenamiento.</w:t>
+            </w:r>
+          </w:p>
+        </w:tc>
+        <w:tc>
+          <w:tcPr>
+            <w:tcW w:type="dxa" w:w="3560"/>
+            <w:shd w:fill="F1F2F0"/>
+            <w:tcMar>
+              <w:top w:w="90" w:type="dxa"/>
+              <w:start w:w="120" w:type="dxa"/>
+              <w:bottom w:w="90" w:type="dxa"/>
+              <w:end w:w="120" w:type="dxa"/>
+            </w:tcMar>
+          </w:tcPr>
+          <w:p>
+            <w:pPr>
+              <w:spacing w:after="0"/>
+            </w:pPr>
+            <w:r>
+              <w:rPr>
+                <w:rFonts w:ascii="Arial" w:hAnsi="Arial"/>
+                <w:b w:val="0"/>
+                <w:i w:val="0"/>
+                <w:color w:val="171717"/>
+                <w:sz w:val="16"/>
+              </w:rPr>
+              <w:t>Usar solo con evidencia suficiente y servicios disponibles.</w:t>
+            </w:r>
+          </w:p>
+        </w:tc>
+      </w:tr>
+      <w:tr>
+        <w:tc>
+          <w:tcPr>
+            <w:tcW w:type="dxa" w:w="1800"/>
+            <w:tcMar>
+              <w:top w:w="90" w:type="dxa"/>
+              <w:start w:w="120" w:type="dxa"/>
+              <w:bottom w:w="90" w:type="dxa"/>
+              <w:end w:w="120" w:type="dxa"/>
+            </w:tcMar>
+          </w:tcPr>
+          <w:p>
+            <w:pPr>
+              <w:spacing w:after="0"/>
+            </w:pPr>
+            <w:r>
+              <w:rPr>
+                <w:rFonts w:ascii="Arial" w:hAnsi="Arial"/>
+                <w:b w:val="0"/>
+                <w:i w:val="0"/>
+                <w:color w:val="171717"/>
+                <w:sz w:val="16"/>
+              </w:rPr>
+              <w:t>Métricas</w:t>
+            </w:r>
+          </w:p>
+        </w:tc>
+        <w:tc>
+          <w:tcPr>
+            <w:tcW w:type="dxa" w:w="4000"/>
+            <w:tcMar>
+              <w:top w:w="90" w:type="dxa"/>
+              <w:start w:w="120" w:type="dxa"/>
+              <w:bottom w:w="90" w:type="dxa"/>
+              <w:end w:w="120" w:type="dxa"/>
+            </w:tcMar>
+          </w:tcPr>
+          <w:p>
+            <w:pPr>
+              <w:spacing w:after="0"/>
+            </w:pPr>
+            <w:r>
+              <w:rPr>
+                <w:rFonts w:ascii="Arial" w:hAnsi="Arial"/>
+                <w:b w:val="0"/>
+                <w:i w:val="0"/>
+                <w:color w:val="171717"/>
+                <w:sz w:val="16"/>
+              </w:rPr>
+              <w:t>Muestra resultados por campo después de evaluar.</w:t>
+            </w:r>
+          </w:p>
+        </w:tc>
+        <w:tc>
+          <w:tcPr>
+            <w:tcW w:type="dxa" w:w="3560"/>
+            <w:tcMar>
+              <w:top w:w="90" w:type="dxa"/>
+              <w:start w:w="120" w:type="dxa"/>
+              <w:bottom w:w="90" w:type="dxa"/>
+              <w:end w:w="120" w:type="dxa"/>
+            </w:tcMar>
+          </w:tcPr>
+          <w:p>
+            <w:pPr>
+              <w:spacing w:after="0"/>
+            </w:pPr>
+            <w:r>
+              <w:rPr>
+                <w:rFonts w:ascii="Arial" w:hAnsi="Arial"/>
+                <w:b w:val="0"/>
+                <w:i w:val="0"/>
+                <w:color w:val="171717"/>
+                <w:sz w:val="16"/>
+              </w:rPr>
+              <w:t>Comparar contra el modelo activo.</w:t>
+            </w:r>
+          </w:p>
+        </w:tc>
+      </w:tr>
+      <w:tr>
+        <w:tc>
+          <w:tcPr>
+            <w:tcW w:type="dxa" w:w="1800"/>
+            <w:shd w:fill="F1F2F0"/>
+            <w:tcMar>
+              <w:top w:w="90" w:type="dxa"/>
+              <w:start w:w="120" w:type="dxa"/>
+              <w:bottom w:w="90" w:type="dxa"/>
+              <w:end w:w="120" w:type="dxa"/>
+            </w:tcMar>
+          </w:tcPr>
+          <w:p>
+            <w:pPr>
+              <w:spacing w:after="0"/>
+            </w:pPr>
+            <w:r>
+              <w:rPr>
+                <w:rFonts w:ascii="Arial" w:hAnsi="Arial"/>
+                <w:b w:val="0"/>
+                <w:i w:val="0"/>
+                <w:color w:val="171717"/>
+                <w:sz w:val="16"/>
+              </w:rPr>
+              <w:t>Recomendación</w:t>
+            </w:r>
+          </w:p>
+        </w:tc>
+        <w:tc>
+          <w:tcPr>
+            <w:tcW w:type="dxa" w:w="4000"/>
+            <w:shd w:fill="F1F2F0"/>
+            <w:tcMar>
+              <w:top w:w="90" w:type="dxa"/>
+              <w:start w:w="120" w:type="dxa"/>
+              <w:bottom w:w="90" w:type="dxa"/>
+              <w:end w:w="120" w:type="dxa"/>
+            </w:tcMar>
+          </w:tcPr>
+          <w:p>
+            <w:pPr>
+              <w:spacing w:after="0"/>
+            </w:pPr>
+            <w:r>
+              <w:rPr>
+                <w:rFonts w:ascii="Arial" w:hAnsi="Arial"/>
+                <w:b w:val="0"/>
+                <w:i w:val="0"/>
+                <w:color w:val="171717"/>
+                <w:sz w:val="16"/>
+              </w:rPr>
+              <w:t>Indica si conviene activar el candidato.</w:t>
+            </w:r>
+          </w:p>
+        </w:tc>
+        <w:tc>
+          <w:tcPr>
+            <w:tcW w:type="dxa" w:w="3560"/>
+            <w:shd w:fill="F1F2F0"/>
+            <w:tcMar>
+              <w:top w:w="90" w:type="dxa"/>
+              <w:start w:w="120" w:type="dxa"/>
+              <w:bottom w:w="90" w:type="dxa"/>
+              <w:end w:w="120" w:type="dxa"/>
+            </w:tcMar>
+          </w:tcPr>
+          <w:p>
+            <w:pPr>
+              <w:spacing w:after="0"/>
+            </w:pPr>
+            <w:r>
+              <w:rPr>
+                <w:rFonts w:ascii="Arial" w:hAnsi="Arial"/>
+                <w:b w:val="0"/>
+                <w:i w:val="0"/>
+                <w:color w:val="171717"/>
+                <w:sz w:val="16"/>
+              </w:rPr>
+              <w:t>No sustituye una revisión técnica.</w:t>
+            </w:r>
+          </w:p>
+        </w:tc>
+      </w:tr>
+    </w:tbl>
+    <w:p>
+      <w:pPr>
+        <w:spacing w:before="60" w:after="140"/>
+        <w:jc w:val="center"/>
+      </w:pPr>
+      <w:r>
+        <w:rPr>
+          <w:rFonts w:ascii="Cambria" w:hAnsi="Cambria"/>
+          <w:b/>
+          <w:i w:val="0"/>
+          <w:color w:val="171717"/>
+          <w:sz w:val="16"/>
+        </w:rPr>
+        <w:t xml:space="preserve">Tabla 6.2. </w:t>
+      </w:r>
+      <w:r>
+        <w:rPr>
+          <w:rFonts w:ascii="Cambria" w:hAnsi="Cambria"/>
+          <w:b w:val="0"/>
+          <w:i w:val="0"/>
+          <w:color w:val="171717"/>
+          <w:sz w:val="16"/>
+        </w:rPr>
+        <w:t>Controles y resultados de un lote.</w:t>
       </w:r>
     </w:p>
     <w:p>
@@ -8466,7 +12111,7 @@
         <w:drawing>
           <wp:inline xmlns:a="http://schemas.openxmlformats.org/drawingml/2006/main" xmlns:pic="http://schemas.openxmlformats.org/drawingml/2006/picture">
             <wp:extent cx="5257800" cy="3739527"/>
-            <wp:docPr id="11" name="Picture 11"/>
+            <wp:docPr id="22" name="Picture 22"/>
             <wp:cNvGraphicFramePr>
               <a:graphicFrameLocks noChangeAspect="1"/>
             </wp:cNvGraphicFramePr>
@@ -8525,7 +12170,79 @@
     </w:p>
     <w:p>
       <w:pPr>
-        <w:pStyle w:val="ListNumber"/>
+        <w:keepNext/>
+        <w:jc w:val="center"/>
+      </w:pPr>
+      <w:r>
+        <w:drawing>
+          <wp:inline xmlns:a="http://schemas.openxmlformats.org/drawingml/2006/main" xmlns:pic="http://schemas.openxmlformats.org/drawingml/2006/picture">
+            <wp:extent cx="4754880" cy="3381833"/>
+            <wp:docPr id="23" name="Picture 23"/>
+            <wp:cNvGraphicFramePr>
+              <a:graphicFrameLocks noChangeAspect="1"/>
+            </wp:cNvGraphicFramePr>
+            <a:graphic>
+              <a:graphicData uri="http://schemas.openxmlformats.org/drawingml/2006/picture">
+                <pic:pic>
+                  <pic:nvPicPr>
+                    <pic:cNvPr id="0" name="06-modelos.png"/>
+                    <pic:cNvPicPr/>
+                  </pic:nvPicPr>
+                  <pic:blipFill>
+                    <a:blip r:embed="rId22"/>
+                    <a:srcRect l="18000" t="30000" r="2000" b="2000"/>
+                    <a:stretch>
+                      <a:fillRect/>
+                    </a:stretch>
+                  </pic:blipFill>
+                  <pic:spPr>
+                    <a:xfrm>
+                      <a:off x="0" y="0"/>
+                      <a:ext cx="4754880" cy="3381833"/>
+                    </a:xfrm>
+                    <a:prstGeom prst="rect"/>
+                  </pic:spPr>
+                </pic:pic>
+              </a:graphicData>
+            </a:graphic>
+          </wp:inline>
+        </w:drawing>
+      </w:r>
+    </w:p>
+    <w:p>
+      <w:pPr>
+        <w:spacing w:before="60" w:after="140"/>
+        <w:jc w:val="center"/>
+      </w:pPr>
+      <w:r>
+        <w:rPr>
+          <w:rFonts w:ascii="Cambria" w:hAnsi="Cambria"/>
+          <w:b/>
+          <w:i w:val="0"/>
+          <w:color w:val="171717"/>
+          <w:sz w:val="16"/>
+        </w:rPr>
+        <w:t xml:space="preserve">Figura 6.2(a). </w:t>
+      </w:r>
+      <w:r>
+        <w:rPr>
+          <w:rFonts w:ascii="Cambria" w:hAnsi="Cambria"/>
+          <w:b w:val="0"/>
+          <w:i w:val="0"/>
+          <w:color w:val="171717"/>
+          <w:sz w:val="16"/>
+        </w:rPr>
+        <w:t>Formulario de registro de una versión de modelo.</w:t>
+      </w:r>
+    </w:p>
+    <w:p>
+      <w:pPr>
+        <w:numPr>
+          <w:ilvl w:val="0"/>
+          <w:numId w:val="16"/>
+        </w:numPr>
+        <w:spacing w:after="80"/>
+        <w:ind w:left="547" w:hanging="274"/>
       </w:pPr>
       <w:r>
         <w:rPr>
@@ -8550,7 +12267,12 @@
     </w:p>
     <w:p>
       <w:pPr>
-        <w:pStyle w:val="ListNumber"/>
+        <w:numPr>
+          <w:ilvl w:val="0"/>
+          <w:numId w:val="16"/>
+        </w:numPr>
+        <w:spacing w:after="80"/>
+        <w:ind w:left="547" w:hanging="274"/>
       </w:pPr>
       <w:r>
         <w:rPr>
@@ -8575,7 +12297,12 @@
     </w:p>
     <w:p>
       <w:pPr>
-        <w:pStyle w:val="ListNumber"/>
+        <w:numPr>
+          <w:ilvl w:val="0"/>
+          <w:numId w:val="16"/>
+        </w:numPr>
+        <w:spacing w:after="80"/>
+        <w:ind w:left="547" w:hanging="274"/>
       </w:pPr>
       <w:r>
         <w:rPr>
@@ -8600,7 +12327,12 @@
     </w:p>
     <w:p>
       <w:pPr>
-        <w:pStyle w:val="ListNumber"/>
+        <w:numPr>
+          <w:ilvl w:val="0"/>
+          <w:numId w:val="16"/>
+        </w:numPr>
+        <w:spacing w:after="80"/>
+        <w:ind w:left="547" w:hanging="274"/>
       </w:pPr>
       <w:r>
         <w:rPr>
@@ -8625,7 +12357,12 @@
     </w:p>
     <w:p>
       <w:pPr>
-        <w:pStyle w:val="ListNumber"/>
+        <w:numPr>
+          <w:ilvl w:val="0"/>
+          <w:numId w:val="16"/>
+        </w:numPr>
+        <w:spacing w:after="80"/>
+        <w:ind w:left="547" w:hanging="274"/>
       </w:pPr>
       <w:r>
         <w:rPr>
@@ -8646,6 +12383,437 @@
           <w:sz w:val="19"/>
         </w:rPr>
         <w:t xml:space="preserve"> La opción de producción cambia el modelo utilizado por el tipo documental.</w:t>
+      </w:r>
+    </w:p>
+    <w:tbl>
+      <w:tblPr>
+        <w:tblStyle w:val="TableGrid"/>
+        <w:tblW w:type="dxa" w:w="9360"/>
+        <w:jc w:val="left"/>
+        <w:tblLayout w:type="fixed"/>
+        <w:tblLook w:firstColumn="1" w:firstRow="1" w:lastColumn="0" w:lastRow="0" w:noHBand="0" w:noVBand="1" w:val="04A0"/>
+        <w:tblInd w:w="120" w:type="dxa"/>
+      </w:tblPr>
+      <w:tblGrid>
+        <w:gridCol w:w="2400"/>
+        <w:gridCol w:w="6960"/>
+      </w:tblGrid>
+      <w:tr>
+        <w:trPr>
+          <w:tblHeader w:val="true"/>
+        </w:trPr>
+        <w:tc>
+          <w:tcPr>
+            <w:tcW w:type="dxa" w:w="2400"/>
+            <w:tcMar>
+              <w:top w:w="90" w:type="dxa"/>
+              <w:start w:w="120" w:type="dxa"/>
+              <w:bottom w:w="90" w:type="dxa"/>
+              <w:end w:w="120" w:type="dxa"/>
+            </w:tcMar>
+            <w:shd w:fill="173B67"/>
+            <w:vAlign w:val="center"/>
+          </w:tcPr>
+          <w:p>
+            <w:pPr>
+              <w:spacing w:after="0"/>
+            </w:pPr>
+            <w:r>
+              <w:rPr>
+                <w:rFonts w:ascii="Arial" w:hAnsi="Arial"/>
+                <w:b/>
+                <w:i w:val="0"/>
+                <w:color w:val="FFFFFF"/>
+                <w:sz w:val="16"/>
+              </w:rPr>
+              <w:t>Campo</w:t>
+            </w:r>
+          </w:p>
+        </w:tc>
+        <w:tc>
+          <w:tcPr>
+            <w:tcW w:type="dxa" w:w="6960"/>
+            <w:tcMar>
+              <w:top w:w="90" w:type="dxa"/>
+              <w:start w:w="120" w:type="dxa"/>
+              <w:bottom w:w="90" w:type="dxa"/>
+              <w:end w:w="120" w:type="dxa"/>
+            </w:tcMar>
+            <w:shd w:fill="173B67"/>
+            <w:vAlign w:val="center"/>
+          </w:tcPr>
+          <w:p>
+            <w:pPr>
+              <w:spacing w:after="0"/>
+            </w:pPr>
+            <w:r>
+              <w:rPr>
+                <w:rFonts w:ascii="Arial" w:hAnsi="Arial"/>
+                <w:b/>
+                <w:i w:val="0"/>
+                <w:color w:val="FFFFFF"/>
+                <w:sz w:val="16"/>
+              </w:rPr>
+              <w:t>Contenido requerido</w:t>
+            </w:r>
+          </w:p>
+        </w:tc>
+      </w:tr>
+      <w:tr>
+        <w:tc>
+          <w:tcPr>
+            <w:tcW w:type="dxa" w:w="2400"/>
+            <w:tcMar>
+              <w:top w:w="90" w:type="dxa"/>
+              <w:start w:w="120" w:type="dxa"/>
+              <w:bottom w:w="90" w:type="dxa"/>
+              <w:end w:w="120" w:type="dxa"/>
+            </w:tcMar>
+          </w:tcPr>
+          <w:p>
+            <w:pPr>
+              <w:spacing w:after="0"/>
+            </w:pPr>
+            <w:r>
+              <w:rPr>
+                <w:rFonts w:ascii="Arial" w:hAnsi="Arial"/>
+                <w:b w:val="0"/>
+                <w:i w:val="0"/>
+                <w:color w:val="171717"/>
+                <w:sz w:val="16"/>
+              </w:rPr>
+              <w:t>Nombre modelo</w:t>
+            </w:r>
+          </w:p>
+        </w:tc>
+        <w:tc>
+          <w:tcPr>
+            <w:tcW w:type="dxa" w:w="6960"/>
+            <w:tcMar>
+              <w:top w:w="90" w:type="dxa"/>
+              <w:start w:w="120" w:type="dxa"/>
+              <w:bottom w:w="90" w:type="dxa"/>
+              <w:end w:w="120" w:type="dxa"/>
+            </w:tcMar>
+          </w:tcPr>
+          <w:p>
+            <w:pPr>
+              <w:spacing w:after="0"/>
+            </w:pPr>
+            <w:r>
+              <w:rPr>
+                <w:rFonts w:ascii="Arial" w:hAnsi="Arial"/>
+                <w:b w:val="0"/>
+                <w:i w:val="0"/>
+                <w:color w:val="171717"/>
+                <w:sz w:val="16"/>
+              </w:rPr>
+              <w:t>Identificador único y descriptivo.</w:t>
+            </w:r>
+          </w:p>
+        </w:tc>
+      </w:tr>
+      <w:tr>
+        <w:tc>
+          <w:tcPr>
+            <w:tcW w:type="dxa" w:w="2400"/>
+            <w:shd w:fill="F1F2F0"/>
+            <w:tcMar>
+              <w:top w:w="90" w:type="dxa"/>
+              <w:start w:w="120" w:type="dxa"/>
+              <w:bottom w:w="90" w:type="dxa"/>
+              <w:end w:w="120" w:type="dxa"/>
+            </w:tcMar>
+          </w:tcPr>
+          <w:p>
+            <w:pPr>
+              <w:spacing w:after="0"/>
+            </w:pPr>
+            <w:r>
+              <w:rPr>
+                <w:rFonts w:ascii="Arial" w:hAnsi="Arial"/>
+                <w:b w:val="0"/>
+                <w:i w:val="0"/>
+                <w:color w:val="171717"/>
+                <w:sz w:val="16"/>
+              </w:rPr>
+              <w:t>Ruta modelo</w:t>
+            </w:r>
+          </w:p>
+        </w:tc>
+        <w:tc>
+          <w:tcPr>
+            <w:tcW w:type="dxa" w:w="6960"/>
+            <w:shd w:fill="F1F2F0"/>
+            <w:tcMar>
+              <w:top w:w="90" w:type="dxa"/>
+              <w:start w:w="120" w:type="dxa"/>
+              <w:bottom w:w="90" w:type="dxa"/>
+              <w:end w:w="120" w:type="dxa"/>
+            </w:tcMar>
+          </w:tcPr>
+          <w:p>
+            <w:pPr>
+              <w:spacing w:after="0"/>
+            </w:pPr>
+            <w:r>
+              <w:rPr>
+                <w:rFonts w:ascii="Arial" w:hAnsi="Arial"/>
+                <w:b w:val="0"/>
+                <w:i w:val="0"/>
+                <w:color w:val="171717"/>
+                <w:sz w:val="16"/>
+              </w:rPr>
+              <w:t>Ubicación legible por el servicio de predicción.</w:t>
+            </w:r>
+          </w:p>
+        </w:tc>
+      </w:tr>
+      <w:tr>
+        <w:tc>
+          <w:tcPr>
+            <w:tcW w:type="dxa" w:w="2400"/>
+            <w:tcMar>
+              <w:top w:w="90" w:type="dxa"/>
+              <w:start w:w="120" w:type="dxa"/>
+              <w:bottom w:w="90" w:type="dxa"/>
+              <w:end w:w="120" w:type="dxa"/>
+            </w:tcMar>
+          </w:tcPr>
+          <w:p>
+            <w:pPr>
+              <w:spacing w:after="0"/>
+            </w:pPr>
+            <w:r>
+              <w:rPr>
+                <w:rFonts w:ascii="Arial" w:hAnsi="Arial"/>
+                <w:b w:val="0"/>
+                <w:i w:val="0"/>
+                <w:color w:val="171717"/>
+                <w:sz w:val="16"/>
+              </w:rPr>
+              <w:t>Documentos usados</w:t>
+            </w:r>
+          </w:p>
+        </w:tc>
+        <w:tc>
+          <w:tcPr>
+            <w:tcW w:type="dxa" w:w="6960"/>
+            <w:tcMar>
+              <w:top w:w="90" w:type="dxa"/>
+              <w:start w:w="120" w:type="dxa"/>
+              <w:bottom w:w="90" w:type="dxa"/>
+              <w:end w:w="120" w:type="dxa"/>
+            </w:tcMar>
+          </w:tcPr>
+          <w:p>
+            <w:pPr>
+              <w:spacing w:after="0"/>
+            </w:pPr>
+            <w:r>
+              <w:rPr>
+                <w:rFonts w:ascii="Arial" w:hAnsi="Arial"/>
+                <w:b w:val="0"/>
+                <w:i w:val="0"/>
+                <w:color w:val="171717"/>
+                <w:sz w:val="16"/>
+              </w:rPr>
+              <w:t>Cantidad efectiva de ejemplos de entrenamiento.</w:t>
+            </w:r>
+          </w:p>
+        </w:tc>
+      </w:tr>
+      <w:tr>
+        <w:tc>
+          <w:tcPr>
+            <w:tcW w:type="dxa" w:w="2400"/>
+            <w:shd w:fill="F1F2F0"/>
+            <w:tcMar>
+              <w:top w:w="90" w:type="dxa"/>
+              <w:start w:w="120" w:type="dxa"/>
+              <w:bottom w:w="90" w:type="dxa"/>
+              <w:end w:w="120" w:type="dxa"/>
+            </w:tcMar>
+          </w:tcPr>
+          <w:p>
+            <w:pPr>
+              <w:spacing w:after="0"/>
+            </w:pPr>
+            <w:r>
+              <w:rPr>
+                <w:rFonts w:ascii="Arial" w:hAnsi="Arial"/>
+                <w:b w:val="0"/>
+                <w:i w:val="0"/>
+                <w:color w:val="171717"/>
+                <w:sz w:val="16"/>
+              </w:rPr>
+              <w:t>F1 entidades</w:t>
+            </w:r>
+          </w:p>
+        </w:tc>
+        <w:tc>
+          <w:tcPr>
+            <w:tcW w:type="dxa" w:w="6960"/>
+            <w:shd w:fill="F1F2F0"/>
+            <w:tcMar>
+              <w:top w:w="90" w:type="dxa"/>
+              <w:start w:w="120" w:type="dxa"/>
+              <w:bottom w:w="90" w:type="dxa"/>
+              <w:end w:w="120" w:type="dxa"/>
+            </w:tcMar>
+          </w:tcPr>
+          <w:p>
+            <w:pPr>
+              <w:spacing w:after="0"/>
+            </w:pPr>
+            <w:r>
+              <w:rPr>
+                <w:rFonts w:ascii="Arial" w:hAnsi="Arial"/>
+                <w:b w:val="0"/>
+                <w:i w:val="0"/>
+                <w:color w:val="171717"/>
+                <w:sz w:val="16"/>
+              </w:rPr>
+              <w:t>Métrica entre 0 y 1 obtenida en evaluación.</w:t>
+            </w:r>
+          </w:p>
+        </w:tc>
+      </w:tr>
+      <w:tr>
+        <w:tc>
+          <w:tcPr>
+            <w:tcW w:type="dxa" w:w="2400"/>
+            <w:tcMar>
+              <w:top w:w="90" w:type="dxa"/>
+              <w:start w:w="120" w:type="dxa"/>
+              <w:bottom w:w="90" w:type="dxa"/>
+              <w:end w:w="120" w:type="dxa"/>
+            </w:tcMar>
+          </w:tcPr>
+          <w:p>
+            <w:pPr>
+              <w:spacing w:after="0"/>
+            </w:pPr>
+            <w:r>
+              <w:rPr>
+                <w:rFonts w:ascii="Arial" w:hAnsi="Arial"/>
+                <w:b w:val="0"/>
+                <w:i w:val="0"/>
+                <w:color w:val="171717"/>
+                <w:sz w:val="16"/>
+              </w:rPr>
+              <w:t>Activar</w:t>
+            </w:r>
+          </w:p>
+        </w:tc>
+        <w:tc>
+          <w:tcPr>
+            <w:tcW w:type="dxa" w:w="6960"/>
+            <w:tcMar>
+              <w:top w:w="90" w:type="dxa"/>
+              <w:start w:w="120" w:type="dxa"/>
+              <w:bottom w:w="90" w:type="dxa"/>
+              <w:end w:w="120" w:type="dxa"/>
+            </w:tcMar>
+          </w:tcPr>
+          <w:p>
+            <w:pPr>
+              <w:spacing w:after="0"/>
+            </w:pPr>
+            <w:r>
+              <w:rPr>
+                <w:rFonts w:ascii="Arial" w:hAnsi="Arial"/>
+                <w:b w:val="0"/>
+                <w:i w:val="0"/>
+                <w:color w:val="171717"/>
+                <w:sz w:val="16"/>
+              </w:rPr>
+              <w:t>Marca opcional; cambia el modelo de producción.</w:t>
+            </w:r>
+          </w:p>
+        </w:tc>
+      </w:tr>
+      <w:tr>
+        <w:tc>
+          <w:tcPr>
+            <w:tcW w:type="dxa" w:w="2400"/>
+            <w:shd w:fill="F1F2F0"/>
+            <w:tcMar>
+              <w:top w:w="90" w:type="dxa"/>
+              <w:start w:w="120" w:type="dxa"/>
+              <w:bottom w:w="90" w:type="dxa"/>
+              <w:end w:w="120" w:type="dxa"/>
+            </w:tcMar>
+          </w:tcPr>
+          <w:p>
+            <w:pPr>
+              <w:spacing w:after="0"/>
+            </w:pPr>
+            <w:r>
+              <w:rPr>
+                <w:rFonts w:ascii="Arial" w:hAnsi="Arial"/>
+                <w:b w:val="0"/>
+                <w:i w:val="0"/>
+                <w:color w:val="171717"/>
+                <w:sz w:val="16"/>
+              </w:rPr>
+              <w:t>Observaciones</w:t>
+            </w:r>
+          </w:p>
+        </w:tc>
+        <w:tc>
+          <w:tcPr>
+            <w:tcW w:type="dxa" w:w="6960"/>
+            <w:shd w:fill="F1F2F0"/>
+            <w:tcMar>
+              <w:top w:w="90" w:type="dxa"/>
+              <w:start w:w="120" w:type="dxa"/>
+              <w:bottom w:w="90" w:type="dxa"/>
+              <w:end w:w="120" w:type="dxa"/>
+            </w:tcMar>
+          </w:tcPr>
+          <w:p>
+            <w:pPr>
+              <w:spacing w:after="0"/>
+            </w:pPr>
+            <w:r>
+              <w:rPr>
+                <w:rFonts w:ascii="Arial" w:hAnsi="Arial"/>
+                <w:b w:val="0"/>
+                <w:i w:val="0"/>
+                <w:color w:val="171717"/>
+                <w:sz w:val="16"/>
+              </w:rPr>
+              <w:t>Origen, cambios, limitaciones y responsable de la decisión.</w:t>
+            </w:r>
+          </w:p>
+        </w:tc>
+      </w:tr>
+    </w:tbl>
+    <w:p>
+      <w:pPr>
+        <w:spacing w:before="60" w:after="140"/>
+        <w:jc w:val="center"/>
+      </w:pPr>
+      <w:r>
+        <w:rPr>
+          <w:rFonts w:ascii="Cambria" w:hAnsi="Cambria"/>
+          <w:b/>
+          <w:i w:val="0"/>
+          <w:color w:val="171717"/>
+          <w:sz w:val="16"/>
+        </w:rPr>
+        <w:t xml:space="preserve">Tabla 6.3. </w:t>
+      </w:r>
+      <w:r>
+        <w:rPr>
+          <w:rFonts w:ascii="Cambria" w:hAnsi="Cambria"/>
+          <w:b w:val="0"/>
+          <w:i w:val="0"/>
+          <w:color w:val="171717"/>
+          <w:sz w:val="16"/>
+        </w:rPr>
+        <w:t>Datos de una versión de modelo.</w:t>
       </w:r>
     </w:p>
     <w:tbl>
@@ -8852,7 +13020,7 @@
         <w:drawing>
           <wp:inline xmlns:a="http://schemas.openxmlformats.org/drawingml/2006/main" xmlns:pic="http://schemas.openxmlformats.org/drawingml/2006/picture">
             <wp:extent cx="5257800" cy="3831039"/>
-            <wp:docPr id="12" name="Picture 12"/>
+            <wp:docPr id="24" name="Picture 24"/>
             <wp:cNvGraphicFramePr>
               <a:graphicFrameLocks noChangeAspect="1"/>
             </wp:cNvGraphicFramePr>
@@ -8911,7 +13079,146 @@
     </w:p>
     <w:p>
       <w:pPr>
-        <w:pStyle w:val="ListNumber"/>
+        <w:keepNext/>
+        <w:jc w:val="center"/>
+      </w:pPr>
+      <w:r>
+        <w:drawing>
+          <wp:inline xmlns:a="http://schemas.openxmlformats.org/drawingml/2006/main" xmlns:pic="http://schemas.openxmlformats.org/drawingml/2006/picture">
+            <wp:extent cx="4846320" cy="3531219"/>
+            <wp:docPr id="25" name="Picture 25"/>
+            <wp:cNvGraphicFramePr>
+              <a:graphicFrameLocks noChangeAspect="1"/>
+            </wp:cNvGraphicFramePr>
+            <a:graphic>
+              <a:graphicData uri="http://schemas.openxmlformats.org/drawingml/2006/picture">
+                <pic:pic>
+                  <pic:nvPicPr>
+                    <pic:cNvPr id="0" name="07-api.png"/>
+                    <pic:cNvPicPr/>
+                  </pic:nvPicPr>
+                  <pic:blipFill>
+                    <a:blip r:embed="rId23"/>
+                    <a:srcRect l="18000" t="24000" r="2000" b="43000"/>
+                    <a:stretch>
+                      <a:fillRect/>
+                    </a:stretch>
+                  </pic:blipFill>
+                  <pic:spPr>
+                    <a:xfrm>
+                      <a:off x="0" y="0"/>
+                      <a:ext cx="4846320" cy="3531219"/>
+                    </a:xfrm>
+                    <a:prstGeom prst="rect"/>
+                  </pic:spPr>
+                </pic:pic>
+              </a:graphicData>
+            </a:graphic>
+          </wp:inline>
+        </w:drawing>
+      </w:r>
+    </w:p>
+    <w:p>
+      <w:pPr>
+        <w:spacing w:before="60" w:after="140"/>
+        <w:jc w:val="center"/>
+      </w:pPr>
+      <w:r>
+        <w:rPr>
+          <w:rFonts w:ascii="Cambria" w:hAnsi="Cambria"/>
+          <w:b/>
+          <w:i w:val="0"/>
+          <w:color w:val="171717"/>
+          <w:sz w:val="16"/>
+        </w:rPr>
+        <w:t xml:space="preserve">Figura 7.1(a). </w:t>
+      </w:r>
+      <w:r>
+        <w:rPr>
+          <w:rFonts w:ascii="Cambria" w:hAnsi="Cambria"/>
+          <w:b w:val="0"/>
+          <w:i w:val="0"/>
+          <w:color w:val="171717"/>
+          <w:sz w:val="16"/>
+        </w:rPr>
+        <w:t>Formulario para generar una API key.</w:t>
+      </w:r>
+    </w:p>
+    <w:p>
+      <w:pPr>
+        <w:keepNext/>
+        <w:jc w:val="center"/>
+      </w:pPr>
+      <w:r>
+        <w:drawing>
+          <wp:inline xmlns:a="http://schemas.openxmlformats.org/drawingml/2006/main" xmlns:pic="http://schemas.openxmlformats.org/drawingml/2006/picture">
+            <wp:extent cx="5212080" cy="3797726"/>
+            <wp:docPr id="26" name="Picture 26"/>
+            <wp:cNvGraphicFramePr>
+              <a:graphicFrameLocks noChangeAspect="1"/>
+            </wp:cNvGraphicFramePr>
+            <a:graphic>
+              <a:graphicData uri="http://schemas.openxmlformats.org/drawingml/2006/picture">
+                <pic:pic>
+                  <pic:nvPicPr>
+                    <pic:cNvPr id="0" name="07-api.png"/>
+                    <pic:cNvPicPr/>
+                  </pic:nvPicPr>
+                  <pic:blipFill>
+                    <a:blip r:embed="rId23"/>
+                    <a:srcRect l="18000" t="48000" r="2000" b="3000"/>
+                    <a:stretch>
+                      <a:fillRect/>
+                    </a:stretch>
+                  </pic:blipFill>
+                  <pic:spPr>
+                    <a:xfrm>
+                      <a:off x="0" y="0"/>
+                      <a:ext cx="5212080" cy="3797726"/>
+                    </a:xfrm>
+                    <a:prstGeom prst="rect"/>
+                  </pic:spPr>
+                </pic:pic>
+              </a:graphicData>
+            </a:graphic>
+          </wp:inline>
+        </w:drawing>
+      </w:r>
+    </w:p>
+    <w:p>
+      <w:pPr>
+        <w:spacing w:before="60" w:after="140"/>
+        <w:jc w:val="center"/>
+      </w:pPr>
+      <w:r>
+        <w:rPr>
+          <w:rFonts w:ascii="Cambria" w:hAnsi="Cambria"/>
+          <w:b/>
+          <w:i w:val="0"/>
+          <w:color w:val="171717"/>
+          <w:sz w:val="16"/>
+        </w:rPr>
+        <w:t xml:space="preserve">Figura 7.1(b). </w:t>
+      </w:r>
+      <w:r>
+        <w:rPr>
+          <w:rFonts w:ascii="Cambria" w:hAnsi="Cambria"/>
+          <w:b w:val="0"/>
+          <w:i w:val="0"/>
+          <w:color w:val="171717"/>
+          <w:sz w:val="16"/>
+        </w:rPr>
+        <w:t>Ejemplos de integración con curl y JavaScript.</w:t>
+      </w:r>
+    </w:p>
+    <w:p>
+      <w:pPr>
+        <w:numPr>
+          <w:ilvl w:val="0"/>
+          <w:numId w:val="17"/>
+        </w:numPr>
+        <w:spacing w:after="80"/>
+        <w:ind w:left="547" w:hanging="274"/>
       </w:pPr>
       <w:r>
         <w:rPr>
@@ -8936,7 +13243,12 @@
     </w:p>
     <w:p>
       <w:pPr>
-        <w:pStyle w:val="ListNumber"/>
+        <w:numPr>
+          <w:ilvl w:val="0"/>
+          <w:numId w:val="17"/>
+        </w:numPr>
+        <w:spacing w:after="80"/>
+        <w:ind w:left="547" w:hanging="274"/>
       </w:pPr>
       <w:r>
         <w:rPr>
@@ -8961,7 +13273,12 @@
     </w:p>
     <w:p>
       <w:pPr>
-        <w:pStyle w:val="ListNumber"/>
+        <w:numPr>
+          <w:ilvl w:val="0"/>
+          <w:numId w:val="17"/>
+        </w:numPr>
+        <w:spacing w:after="80"/>
+        <w:ind w:left="547" w:hanging="274"/>
       </w:pPr>
       <w:r>
         <w:rPr>
@@ -8982,6 +13299,66 @@
           <w:sz w:val="19"/>
         </w:rPr>
         <w:t xml:space="preserve"> Copie el valor en ese momento y guárdelo en un gestor de secretos.</w:t>
+      </w:r>
+    </w:p>
+    <w:p>
+      <w:pPr>
+        <w:numPr>
+          <w:ilvl w:val="0"/>
+          <w:numId w:val="17"/>
+        </w:numPr>
+        <w:spacing w:after="80"/>
+        <w:ind w:left="547" w:hanging="274"/>
+      </w:pPr>
+      <w:r>
+        <w:rPr>
+          <w:rFonts w:ascii="Arial" w:hAnsi="Arial"/>
+          <w:b/>
+          <w:i w:val="0"/>
+          <w:color w:val="0A1E4D"/>
+          <w:sz w:val="19"/>
+        </w:rPr>
+        <w:t>Verifique la lista de claves.</w:t>
+      </w:r>
+      <w:r>
+        <w:rPr>
+          <w:rFonts w:ascii="Cambria" w:hAnsi="Cambria"/>
+          <w:b w:val="0"/>
+          <w:i w:val="0"/>
+          <w:color w:val="171717"/>
+          <w:sz w:val="19"/>
+        </w:rPr>
+        <w:t xml:space="preserve"> Confirme nombre, permiso y estado de la integración.</w:t>
+      </w:r>
+    </w:p>
+    <w:p>
+      <w:pPr>
+        <w:numPr>
+          <w:ilvl w:val="0"/>
+          <w:numId w:val="17"/>
+        </w:numPr>
+        <w:spacing w:after="80"/>
+        <w:ind w:left="547" w:hanging="274"/>
+      </w:pPr>
+      <w:r>
+        <w:rPr>
+          <w:rFonts w:ascii="Arial" w:hAnsi="Arial"/>
+          <w:b/>
+          <w:i w:val="0"/>
+          <w:color w:val="0A1E4D"/>
+          <w:sz w:val="19"/>
+        </w:rPr>
+        <w:t>Pruebe un endpoint controlado.</w:t>
+      </w:r>
+      <w:r>
+        <w:rPr>
+          <w:rFonts w:ascii="Cambria" w:hAnsi="Cambria"/>
+          <w:b w:val="0"/>
+          <w:i w:val="0"/>
+          <w:color w:val="171717"/>
+          <w:sz w:val="19"/>
+        </w:rPr>
+        <w:t xml:space="preserve"> Use un PDF sintético y compruebe el código HTTP y el JSON.</w:t>
       </w:r>
     </w:p>
     <w:tbl>
@@ -11238,6 +15615,1854 @@
       <w:pPr>
         <w:spacing w:after="20"/>
       </w:pPr>
+    </w:p>
+    <w:p>
+      <w:pPr>
+        <w:pStyle w:val="Heading2"/>
+      </w:pPr>
+      <w:r>
+        <w:t>9.3 Catálogo completo de funciones visibles</w:t>
+      </w:r>
+    </w:p>
+    <w:tbl>
+      <w:tblPr>
+        <w:tblStyle w:val="TableGrid"/>
+        <w:tblW w:type="dxa" w:w="9360"/>
+        <w:jc w:val="left"/>
+        <w:tblLayout w:type="fixed"/>
+        <w:tblLook w:firstColumn="1" w:firstRow="1" w:lastColumn="0" w:lastRow="0" w:noHBand="0" w:noVBand="1" w:val="04A0"/>
+        <w:tblInd w:w="120" w:type="dxa"/>
+      </w:tblPr>
+      <w:tblGrid>
+        <w:gridCol w:w="1800"/>
+        <w:gridCol w:w="2700"/>
+        <w:gridCol w:w="4860"/>
+      </w:tblGrid>
+      <w:tr>
+        <w:trPr>
+          <w:tblHeader w:val="true"/>
+        </w:trPr>
+        <w:tc>
+          <w:tcPr>
+            <w:tcW w:type="dxa" w:w="1800"/>
+            <w:tcMar>
+              <w:top w:w="90" w:type="dxa"/>
+              <w:start w:w="120" w:type="dxa"/>
+              <w:bottom w:w="90" w:type="dxa"/>
+              <w:end w:w="120" w:type="dxa"/>
+            </w:tcMar>
+            <w:shd w:fill="173B67"/>
+            <w:vAlign w:val="center"/>
+          </w:tcPr>
+          <w:p>
+            <w:pPr>
+              <w:spacing w:after="0"/>
+            </w:pPr>
+            <w:r>
+              <w:rPr>
+                <w:rFonts w:ascii="Arial" w:hAnsi="Arial"/>
+                <w:b/>
+                <w:i w:val="0"/>
+                <w:color w:val="FFFFFF"/>
+                <w:sz w:val="16"/>
+              </w:rPr>
+              <w:t>Pantalla</w:t>
+            </w:r>
+          </w:p>
+        </w:tc>
+        <w:tc>
+          <w:tcPr>
+            <w:tcW w:type="dxa" w:w="2700"/>
+            <w:tcMar>
+              <w:top w:w="90" w:type="dxa"/>
+              <w:start w:w="120" w:type="dxa"/>
+              <w:bottom w:w="90" w:type="dxa"/>
+              <w:end w:w="120" w:type="dxa"/>
+            </w:tcMar>
+            <w:shd w:fill="173B67"/>
+            <w:vAlign w:val="center"/>
+          </w:tcPr>
+          <w:p>
+            <w:pPr>
+              <w:spacing w:after="0"/>
+            </w:pPr>
+            <w:r>
+              <w:rPr>
+                <w:rFonts w:ascii="Arial" w:hAnsi="Arial"/>
+                <w:b/>
+                <w:i w:val="0"/>
+                <w:color w:val="FFFFFF"/>
+                <w:sz w:val="16"/>
+              </w:rPr>
+              <w:t>Función</w:t>
+            </w:r>
+          </w:p>
+        </w:tc>
+        <w:tc>
+          <w:tcPr>
+            <w:tcW w:type="dxa" w:w="4860"/>
+            <w:tcMar>
+              <w:top w:w="90" w:type="dxa"/>
+              <w:start w:w="120" w:type="dxa"/>
+              <w:bottom w:w="90" w:type="dxa"/>
+              <w:end w:w="120" w:type="dxa"/>
+            </w:tcMar>
+            <w:shd w:fill="173B67"/>
+            <w:vAlign w:val="center"/>
+          </w:tcPr>
+          <w:p>
+            <w:pPr>
+              <w:spacing w:after="0"/>
+            </w:pPr>
+            <w:r>
+              <w:rPr>
+                <w:rFonts w:ascii="Arial" w:hAnsi="Arial"/>
+                <w:b/>
+                <w:i w:val="0"/>
+                <w:color w:val="FFFFFF"/>
+                <w:sz w:val="16"/>
+              </w:rPr>
+              <w:t>Efecto</w:t>
+            </w:r>
+          </w:p>
+        </w:tc>
+      </w:tr>
+      <w:tr>
+        <w:tc>
+          <w:tcPr>
+            <w:tcW w:type="dxa" w:w="1800"/>
+            <w:tcMar>
+              <w:top w:w="90" w:type="dxa"/>
+              <w:start w:w="120" w:type="dxa"/>
+              <w:bottom w:w="90" w:type="dxa"/>
+              <w:end w:w="120" w:type="dxa"/>
+            </w:tcMar>
+          </w:tcPr>
+          <w:p>
+            <w:pPr>
+              <w:spacing w:after="0"/>
+            </w:pPr>
+            <w:r>
+              <w:rPr>
+                <w:rFonts w:ascii="Arial" w:hAnsi="Arial"/>
+                <w:b w:val="0"/>
+                <w:i w:val="0"/>
+                <w:color w:val="171717"/>
+                <w:sz w:val="16"/>
+              </w:rPr>
+              <w:t>Acceso</w:t>
+            </w:r>
+          </w:p>
+        </w:tc>
+        <w:tc>
+          <w:tcPr>
+            <w:tcW w:type="dxa" w:w="2700"/>
+            <w:tcMar>
+              <w:top w:w="90" w:type="dxa"/>
+              <w:start w:w="120" w:type="dxa"/>
+              <w:bottom w:w="90" w:type="dxa"/>
+              <w:end w:w="120" w:type="dxa"/>
+            </w:tcMar>
+          </w:tcPr>
+          <w:p>
+            <w:pPr>
+              <w:spacing w:after="0"/>
+            </w:pPr>
+            <w:r>
+              <w:rPr>
+                <w:rFonts w:ascii="Arial" w:hAnsi="Arial"/>
+                <w:b w:val="0"/>
+                <w:i w:val="0"/>
+                <w:color w:val="171717"/>
+                <w:sz w:val="16"/>
+              </w:rPr>
+              <w:t>Entrar</w:t>
+            </w:r>
+          </w:p>
+        </w:tc>
+        <w:tc>
+          <w:tcPr>
+            <w:tcW w:type="dxa" w:w="4860"/>
+            <w:tcMar>
+              <w:top w:w="90" w:type="dxa"/>
+              <w:start w:w="120" w:type="dxa"/>
+              <w:bottom w:w="90" w:type="dxa"/>
+              <w:end w:w="120" w:type="dxa"/>
+            </w:tcMar>
+          </w:tcPr>
+          <w:p>
+            <w:pPr>
+              <w:spacing w:after="0"/>
+            </w:pPr>
+            <w:r>
+              <w:rPr>
+                <w:rFonts w:ascii="Arial" w:hAnsi="Arial"/>
+                <w:b w:val="0"/>
+                <w:i w:val="0"/>
+                <w:color w:val="171717"/>
+                <w:sz w:val="16"/>
+              </w:rPr>
+              <w:t>Valida la credencial y crea una sesión administrativa.</w:t>
+            </w:r>
+          </w:p>
+        </w:tc>
+      </w:tr>
+      <w:tr>
+        <w:tc>
+          <w:tcPr>
+            <w:tcW w:type="dxa" w:w="1800"/>
+            <w:shd w:fill="F1F2F0"/>
+            <w:tcMar>
+              <w:top w:w="90" w:type="dxa"/>
+              <w:start w:w="120" w:type="dxa"/>
+              <w:bottom w:w="90" w:type="dxa"/>
+              <w:end w:w="120" w:type="dxa"/>
+            </w:tcMar>
+          </w:tcPr>
+          <w:p>
+            <w:pPr>
+              <w:spacing w:after="0"/>
+            </w:pPr>
+            <w:r>
+              <w:rPr>
+                <w:rFonts w:ascii="Arial" w:hAnsi="Arial"/>
+                <w:b w:val="0"/>
+                <w:i w:val="0"/>
+                <w:color w:val="171717"/>
+                <w:sz w:val="16"/>
+              </w:rPr>
+              <w:t>Consola</w:t>
+            </w:r>
+          </w:p>
+        </w:tc>
+        <w:tc>
+          <w:tcPr>
+            <w:tcW w:type="dxa" w:w="2700"/>
+            <w:shd w:fill="F1F2F0"/>
+            <w:tcMar>
+              <w:top w:w="90" w:type="dxa"/>
+              <w:start w:w="120" w:type="dxa"/>
+              <w:bottom w:w="90" w:type="dxa"/>
+              <w:end w:w="120" w:type="dxa"/>
+            </w:tcMar>
+          </w:tcPr>
+          <w:p>
+            <w:pPr>
+              <w:spacing w:after="0"/>
+            </w:pPr>
+            <w:r>
+              <w:rPr>
+                <w:rFonts w:ascii="Arial" w:hAnsi="Arial"/>
+                <w:b w:val="0"/>
+                <w:i w:val="0"/>
+                <w:color w:val="171717"/>
+                <w:sz w:val="16"/>
+              </w:rPr>
+              <w:t>Abrir analizador público</w:t>
+            </w:r>
+          </w:p>
+        </w:tc>
+        <w:tc>
+          <w:tcPr>
+            <w:tcW w:type="dxa" w:w="4860"/>
+            <w:shd w:fill="F1F2F0"/>
+            <w:tcMar>
+              <w:top w:w="90" w:type="dxa"/>
+              <w:start w:w="120" w:type="dxa"/>
+              <w:bottom w:w="90" w:type="dxa"/>
+              <w:end w:w="120" w:type="dxa"/>
+            </w:tcMar>
+          </w:tcPr>
+          <w:p>
+            <w:pPr>
+              <w:spacing w:after="0"/>
+            </w:pPr>
+            <w:r>
+              <w:rPr>
+                <w:rFonts w:ascii="Arial" w:hAnsi="Arial"/>
+                <w:b w:val="0"/>
+                <w:i w:val="0"/>
+                <w:color w:val="171717"/>
+                <w:sz w:val="16"/>
+              </w:rPr>
+              <w:t>Abre la interfaz de carga y extracción.</w:t>
+            </w:r>
+          </w:p>
+        </w:tc>
+      </w:tr>
+      <w:tr>
+        <w:tc>
+          <w:tcPr>
+            <w:tcW w:type="dxa" w:w="1800"/>
+            <w:tcMar>
+              <w:top w:w="90" w:type="dxa"/>
+              <w:start w:w="120" w:type="dxa"/>
+              <w:bottom w:w="90" w:type="dxa"/>
+              <w:end w:w="120" w:type="dxa"/>
+            </w:tcMar>
+          </w:tcPr>
+          <w:p>
+            <w:pPr>
+              <w:spacing w:after="0"/>
+            </w:pPr>
+            <w:r>
+              <w:rPr>
+                <w:rFonts w:ascii="Arial" w:hAnsi="Arial"/>
+                <w:b w:val="0"/>
+                <w:i w:val="0"/>
+                <w:color w:val="171717"/>
+                <w:sz w:val="16"/>
+              </w:rPr>
+              <w:t>Consola</w:t>
+            </w:r>
+          </w:p>
+        </w:tc>
+        <w:tc>
+          <w:tcPr>
+            <w:tcW w:type="dxa" w:w="2700"/>
+            <w:tcMar>
+              <w:top w:w="90" w:type="dxa"/>
+              <w:start w:w="120" w:type="dxa"/>
+              <w:bottom w:w="90" w:type="dxa"/>
+              <w:end w:w="120" w:type="dxa"/>
+            </w:tcMar>
+          </w:tcPr>
+          <w:p>
+            <w:pPr>
+              <w:spacing w:after="0"/>
+            </w:pPr>
+            <w:r>
+              <w:rPr>
+                <w:rFonts w:ascii="Arial" w:hAnsi="Arial"/>
+                <w:b w:val="0"/>
+                <w:i w:val="0"/>
+                <w:color w:val="171717"/>
+                <w:sz w:val="16"/>
+              </w:rPr>
+              <w:t>Cerrar sesión</w:t>
+            </w:r>
+          </w:p>
+        </w:tc>
+        <w:tc>
+          <w:tcPr>
+            <w:tcW w:type="dxa" w:w="4860"/>
+            <w:tcMar>
+              <w:top w:w="90" w:type="dxa"/>
+              <w:start w:w="120" w:type="dxa"/>
+              <w:bottom w:w="90" w:type="dxa"/>
+              <w:end w:w="120" w:type="dxa"/>
+            </w:tcMar>
+          </w:tcPr>
+          <w:p>
+            <w:pPr>
+              <w:spacing w:after="0"/>
+            </w:pPr>
+            <w:r>
+              <w:rPr>
+                <w:rFonts w:ascii="Arial" w:hAnsi="Arial"/>
+                <w:b w:val="0"/>
+                <w:i w:val="0"/>
+                <w:color w:val="171717"/>
+                <w:sz w:val="16"/>
+              </w:rPr>
+              <w:t>Elimina la sesión administrativa actual.</w:t>
+            </w:r>
+          </w:p>
+        </w:tc>
+      </w:tr>
+      <w:tr>
+        <w:tc>
+          <w:tcPr>
+            <w:tcW w:type="dxa" w:w="1800"/>
+            <w:shd w:fill="F1F2F0"/>
+            <w:tcMar>
+              <w:top w:w="90" w:type="dxa"/>
+              <w:start w:w="120" w:type="dxa"/>
+              <w:bottom w:w="90" w:type="dxa"/>
+              <w:end w:w="120" w:type="dxa"/>
+            </w:tcMar>
+          </w:tcPr>
+          <w:p>
+            <w:pPr>
+              <w:spacing w:after="0"/>
+            </w:pPr>
+            <w:r>
+              <w:rPr>
+                <w:rFonts w:ascii="Arial" w:hAnsi="Arial"/>
+                <w:b w:val="0"/>
+                <w:i w:val="0"/>
+                <w:color w:val="171717"/>
+                <w:sz w:val="16"/>
+              </w:rPr>
+              <w:t>Documento</w:t>
+            </w:r>
+          </w:p>
+        </w:tc>
+        <w:tc>
+          <w:tcPr>
+            <w:tcW w:type="dxa" w:w="2700"/>
+            <w:shd w:fill="F1F2F0"/>
+            <w:tcMar>
+              <w:top w:w="90" w:type="dxa"/>
+              <w:start w:w="120" w:type="dxa"/>
+              <w:bottom w:w="90" w:type="dxa"/>
+              <w:end w:w="120" w:type="dxa"/>
+            </w:tcMar>
+          </w:tcPr>
+          <w:p>
+            <w:pPr>
+              <w:spacing w:after="0"/>
+            </w:pPr>
+            <w:r>
+              <w:rPr>
+                <w:rFonts w:ascii="Arial" w:hAnsi="Arial"/>
+                <w:b w:val="0"/>
+                <w:i w:val="0"/>
+                <w:color w:val="171717"/>
+                <w:sz w:val="16"/>
+              </w:rPr>
+              <w:t>Crear tipo documental</w:t>
+            </w:r>
+          </w:p>
+        </w:tc>
+        <w:tc>
+          <w:tcPr>
+            <w:tcW w:type="dxa" w:w="4860"/>
+            <w:shd w:fill="F1F2F0"/>
+            <w:tcMar>
+              <w:top w:w="90" w:type="dxa"/>
+              <w:start w:w="120" w:type="dxa"/>
+              <w:bottom w:w="90" w:type="dxa"/>
+              <w:end w:w="120" w:type="dxa"/>
+            </w:tcMar>
+          </w:tcPr>
+          <w:p>
+            <w:pPr>
+              <w:spacing w:after="0"/>
+            </w:pPr>
+            <w:r>
+              <w:rPr>
+                <w:rFonts w:ascii="Arial" w:hAnsi="Arial"/>
+                <w:b w:val="0"/>
+                <w:i w:val="0"/>
+                <w:color w:val="171717"/>
+                <w:sz w:val="16"/>
+              </w:rPr>
+              <w:t>Registra una configuración documental nueva.</w:t>
+            </w:r>
+          </w:p>
+        </w:tc>
+      </w:tr>
+      <w:tr>
+        <w:tc>
+          <w:tcPr>
+            <w:tcW w:type="dxa" w:w="1800"/>
+            <w:tcMar>
+              <w:top w:w="90" w:type="dxa"/>
+              <w:start w:w="120" w:type="dxa"/>
+              <w:bottom w:w="90" w:type="dxa"/>
+              <w:end w:w="120" w:type="dxa"/>
+            </w:tcMar>
+          </w:tcPr>
+          <w:p>
+            <w:pPr>
+              <w:spacing w:after="0"/>
+            </w:pPr>
+            <w:r>
+              <w:rPr>
+                <w:rFonts w:ascii="Arial" w:hAnsi="Arial"/>
+                <w:b w:val="0"/>
+                <w:i w:val="0"/>
+                <w:color w:val="171717"/>
+                <w:sz w:val="16"/>
+              </w:rPr>
+              <w:t>Documento</w:t>
+            </w:r>
+          </w:p>
+        </w:tc>
+        <w:tc>
+          <w:tcPr>
+            <w:tcW w:type="dxa" w:w="2700"/>
+            <w:tcMar>
+              <w:top w:w="90" w:type="dxa"/>
+              <w:start w:w="120" w:type="dxa"/>
+              <w:bottom w:w="90" w:type="dxa"/>
+              <w:end w:w="120" w:type="dxa"/>
+            </w:tcMar>
+          </w:tcPr>
+          <w:p>
+            <w:pPr>
+              <w:spacing w:after="0"/>
+            </w:pPr>
+            <w:r>
+              <w:rPr>
+                <w:rFonts w:ascii="Arial" w:hAnsi="Arial"/>
+                <w:b w:val="0"/>
+                <w:i w:val="0"/>
+                <w:color w:val="171717"/>
+                <w:sz w:val="16"/>
+              </w:rPr>
+              <w:t>Ver</w:t>
+            </w:r>
+          </w:p>
+        </w:tc>
+        <w:tc>
+          <w:tcPr>
+            <w:tcW w:type="dxa" w:w="4860"/>
+            <w:tcMar>
+              <w:top w:w="90" w:type="dxa"/>
+              <w:start w:w="120" w:type="dxa"/>
+              <w:bottom w:w="90" w:type="dxa"/>
+              <w:end w:w="120" w:type="dxa"/>
+            </w:tcMar>
+          </w:tcPr>
+          <w:p>
+            <w:pPr>
+              <w:spacing w:after="0"/>
+            </w:pPr>
+            <w:r>
+              <w:rPr>
+                <w:rFonts w:ascii="Arial" w:hAnsi="Arial"/>
+                <w:b w:val="0"/>
+                <w:i w:val="0"/>
+                <w:color w:val="171717"/>
+                <w:sz w:val="16"/>
+              </w:rPr>
+              <w:t>Selecciona el documento y abre su resumen.</w:t>
+            </w:r>
+          </w:p>
+        </w:tc>
+      </w:tr>
+      <w:tr>
+        <w:tc>
+          <w:tcPr>
+            <w:tcW w:type="dxa" w:w="1800"/>
+            <w:shd w:fill="F1F2F0"/>
+            <w:tcMar>
+              <w:top w:w="90" w:type="dxa"/>
+              <w:start w:w="120" w:type="dxa"/>
+              <w:bottom w:w="90" w:type="dxa"/>
+              <w:end w:w="120" w:type="dxa"/>
+            </w:tcMar>
+          </w:tcPr>
+          <w:p>
+            <w:pPr>
+              <w:spacing w:after="0"/>
+            </w:pPr>
+            <w:r>
+              <w:rPr>
+                <w:rFonts w:ascii="Arial" w:hAnsi="Arial"/>
+                <w:b w:val="0"/>
+                <w:i w:val="0"/>
+                <w:color w:val="171717"/>
+                <w:sz w:val="16"/>
+              </w:rPr>
+              <w:t>Documento</w:t>
+            </w:r>
+          </w:p>
+        </w:tc>
+        <w:tc>
+          <w:tcPr>
+            <w:tcW w:type="dxa" w:w="2700"/>
+            <w:shd w:fill="F1F2F0"/>
+            <w:tcMar>
+              <w:top w:w="90" w:type="dxa"/>
+              <w:start w:w="120" w:type="dxa"/>
+              <w:bottom w:w="90" w:type="dxa"/>
+              <w:end w:w="120" w:type="dxa"/>
+            </w:tcMar>
+          </w:tcPr>
+          <w:p>
+            <w:pPr>
+              <w:spacing w:after="0"/>
+            </w:pPr>
+            <w:r>
+              <w:rPr>
+                <w:rFonts w:ascii="Arial" w:hAnsi="Arial"/>
+                <w:b w:val="0"/>
+                <w:i w:val="0"/>
+                <w:color w:val="171717"/>
+                <w:sz w:val="16"/>
+              </w:rPr>
+              <w:t>Campos</w:t>
+            </w:r>
+          </w:p>
+        </w:tc>
+        <w:tc>
+          <w:tcPr>
+            <w:tcW w:type="dxa" w:w="4860"/>
+            <w:shd w:fill="F1F2F0"/>
+            <w:tcMar>
+              <w:top w:w="90" w:type="dxa"/>
+              <w:start w:w="120" w:type="dxa"/>
+              <w:bottom w:w="90" w:type="dxa"/>
+              <w:end w:w="120" w:type="dxa"/>
+            </w:tcMar>
+          </w:tcPr>
+          <w:p>
+            <w:pPr>
+              <w:spacing w:after="0"/>
+            </w:pPr>
+            <w:r>
+              <w:rPr>
+                <w:rFonts w:ascii="Arial" w:hAnsi="Arial"/>
+                <w:b w:val="0"/>
+                <w:i w:val="0"/>
+                <w:color w:val="171717"/>
+                <w:sz w:val="16"/>
+              </w:rPr>
+              <w:t>Abre los campos del documento seleccionado.</w:t>
+            </w:r>
+          </w:p>
+        </w:tc>
+      </w:tr>
+      <w:tr>
+        <w:tc>
+          <w:tcPr>
+            <w:tcW w:type="dxa" w:w="1800"/>
+            <w:tcMar>
+              <w:top w:w="90" w:type="dxa"/>
+              <w:start w:w="120" w:type="dxa"/>
+              <w:bottom w:w="90" w:type="dxa"/>
+              <w:end w:w="120" w:type="dxa"/>
+            </w:tcMar>
+          </w:tcPr>
+          <w:p>
+            <w:pPr>
+              <w:spacing w:after="0"/>
+            </w:pPr>
+            <w:r>
+              <w:rPr>
+                <w:rFonts w:ascii="Arial" w:hAnsi="Arial"/>
+                <w:b w:val="0"/>
+                <w:i w:val="0"/>
+                <w:color w:val="171717"/>
+                <w:sz w:val="16"/>
+              </w:rPr>
+              <w:t>Documento</w:t>
+            </w:r>
+          </w:p>
+        </w:tc>
+        <w:tc>
+          <w:tcPr>
+            <w:tcW w:type="dxa" w:w="2700"/>
+            <w:tcMar>
+              <w:top w:w="90" w:type="dxa"/>
+              <w:start w:w="120" w:type="dxa"/>
+              <w:bottom w:w="90" w:type="dxa"/>
+              <w:end w:w="120" w:type="dxa"/>
+            </w:tcMar>
+          </w:tcPr>
+          <w:p>
+            <w:pPr>
+              <w:spacing w:after="0"/>
+            </w:pPr>
+            <w:r>
+              <w:rPr>
+                <w:rFonts w:ascii="Arial" w:hAnsi="Arial"/>
+                <w:b w:val="0"/>
+                <w:i w:val="0"/>
+                <w:color w:val="171717"/>
+                <w:sz w:val="16"/>
+              </w:rPr>
+              <w:t>Plantilla</w:t>
+            </w:r>
+          </w:p>
+        </w:tc>
+        <w:tc>
+          <w:tcPr>
+            <w:tcW w:type="dxa" w:w="4860"/>
+            <w:tcMar>
+              <w:top w:w="90" w:type="dxa"/>
+              <w:start w:w="120" w:type="dxa"/>
+              <w:bottom w:w="90" w:type="dxa"/>
+              <w:end w:w="120" w:type="dxa"/>
+            </w:tcMar>
+          </w:tcPr>
+          <w:p>
+            <w:pPr>
+              <w:spacing w:after="0"/>
+            </w:pPr>
+            <w:r>
+              <w:rPr>
+                <w:rFonts w:ascii="Arial" w:hAnsi="Arial"/>
+                <w:b w:val="0"/>
+                <w:i w:val="0"/>
+                <w:color w:val="171717"/>
+                <w:sz w:val="16"/>
+              </w:rPr>
+              <w:t>Abre la plantilla del documento seleccionado.</w:t>
+            </w:r>
+          </w:p>
+        </w:tc>
+      </w:tr>
+      <w:tr>
+        <w:tc>
+          <w:tcPr>
+            <w:tcW w:type="dxa" w:w="1800"/>
+            <w:shd w:fill="F1F2F0"/>
+            <w:tcMar>
+              <w:top w:w="90" w:type="dxa"/>
+              <w:start w:w="120" w:type="dxa"/>
+              <w:bottom w:w="90" w:type="dxa"/>
+              <w:end w:w="120" w:type="dxa"/>
+            </w:tcMar>
+          </w:tcPr>
+          <w:p>
+            <w:pPr>
+              <w:spacing w:after="0"/>
+            </w:pPr>
+            <w:r>
+              <w:rPr>
+                <w:rFonts w:ascii="Arial" w:hAnsi="Arial"/>
+                <w:b w:val="0"/>
+                <w:i w:val="0"/>
+                <w:color w:val="171717"/>
+                <w:sz w:val="16"/>
+              </w:rPr>
+              <w:t>Documento</w:t>
+            </w:r>
+          </w:p>
+        </w:tc>
+        <w:tc>
+          <w:tcPr>
+            <w:tcW w:type="dxa" w:w="2700"/>
+            <w:shd w:fill="F1F2F0"/>
+            <w:tcMar>
+              <w:top w:w="90" w:type="dxa"/>
+              <w:start w:w="120" w:type="dxa"/>
+              <w:bottom w:w="90" w:type="dxa"/>
+              <w:end w:w="120" w:type="dxa"/>
+            </w:tcMar>
+          </w:tcPr>
+          <w:p>
+            <w:pPr>
+              <w:spacing w:after="0"/>
+            </w:pPr>
+            <w:r>
+              <w:rPr>
+                <w:rFonts w:ascii="Arial" w:hAnsi="Arial"/>
+                <w:b w:val="0"/>
+                <w:i w:val="0"/>
+                <w:color w:val="171717"/>
+                <w:sz w:val="16"/>
+              </w:rPr>
+              <w:t>Anotar</w:t>
+            </w:r>
+          </w:p>
+        </w:tc>
+        <w:tc>
+          <w:tcPr>
+            <w:tcW w:type="dxa" w:w="4860"/>
+            <w:shd w:fill="F1F2F0"/>
+            <w:tcMar>
+              <w:top w:w="90" w:type="dxa"/>
+              <w:start w:w="120" w:type="dxa"/>
+              <w:bottom w:w="90" w:type="dxa"/>
+              <w:end w:w="120" w:type="dxa"/>
+            </w:tcMar>
+          </w:tcPr>
+          <w:p>
+            <w:pPr>
+              <w:spacing w:after="0"/>
+            </w:pPr>
+            <w:r>
+              <w:rPr>
+                <w:rFonts w:ascii="Arial" w:hAnsi="Arial"/>
+                <w:b w:val="0"/>
+                <w:i w:val="0"/>
+                <w:color w:val="171717"/>
+                <w:sz w:val="16"/>
+              </w:rPr>
+              <w:t>Abre documentos OCR y anotaciones.</w:t>
+            </w:r>
+          </w:p>
+        </w:tc>
+      </w:tr>
+      <w:tr>
+        <w:tc>
+          <w:tcPr>
+            <w:tcW w:type="dxa" w:w="1800"/>
+            <w:tcMar>
+              <w:top w:w="90" w:type="dxa"/>
+              <w:start w:w="120" w:type="dxa"/>
+              <w:bottom w:w="90" w:type="dxa"/>
+              <w:end w:w="120" w:type="dxa"/>
+            </w:tcMar>
+          </w:tcPr>
+          <w:p>
+            <w:pPr>
+              <w:spacing w:after="0"/>
+            </w:pPr>
+            <w:r>
+              <w:rPr>
+                <w:rFonts w:ascii="Arial" w:hAnsi="Arial"/>
+                <w:b w:val="0"/>
+                <w:i w:val="0"/>
+                <w:color w:val="171717"/>
+                <w:sz w:val="16"/>
+              </w:rPr>
+              <w:t>Documento</w:t>
+            </w:r>
+          </w:p>
+        </w:tc>
+        <w:tc>
+          <w:tcPr>
+            <w:tcW w:type="dxa" w:w="2700"/>
+            <w:tcMar>
+              <w:top w:w="90" w:type="dxa"/>
+              <w:start w:w="120" w:type="dxa"/>
+              <w:bottom w:w="90" w:type="dxa"/>
+              <w:end w:w="120" w:type="dxa"/>
+            </w:tcMar>
+          </w:tcPr>
+          <w:p>
+            <w:pPr>
+              <w:spacing w:after="0"/>
+            </w:pPr>
+            <w:r>
+              <w:rPr>
+                <w:rFonts w:ascii="Arial" w:hAnsi="Arial"/>
+                <w:b w:val="0"/>
+                <w:i w:val="0"/>
+                <w:color w:val="171717"/>
+                <w:sz w:val="16"/>
+              </w:rPr>
+              <w:t>Aprendizaje</w:t>
+            </w:r>
+          </w:p>
+        </w:tc>
+        <w:tc>
+          <w:tcPr>
+            <w:tcW w:type="dxa" w:w="4860"/>
+            <w:tcMar>
+              <w:top w:w="90" w:type="dxa"/>
+              <w:start w:w="120" w:type="dxa"/>
+              <w:bottom w:w="90" w:type="dxa"/>
+              <w:end w:w="120" w:type="dxa"/>
+            </w:tcMar>
+          </w:tcPr>
+          <w:p>
+            <w:pPr>
+              <w:spacing w:after="0"/>
+            </w:pPr>
+            <w:r>
+              <w:rPr>
+                <w:rFonts w:ascii="Arial" w:hAnsi="Arial"/>
+                <w:b w:val="0"/>
+                <w:i w:val="0"/>
+                <w:color w:val="171717"/>
+                <w:sz w:val="16"/>
+              </w:rPr>
+              <w:t>Abre los lotes de ese documento.</w:t>
+            </w:r>
+          </w:p>
+        </w:tc>
+      </w:tr>
+      <w:tr>
+        <w:tc>
+          <w:tcPr>
+            <w:tcW w:type="dxa" w:w="1800"/>
+            <w:shd w:fill="F1F2F0"/>
+            <w:tcMar>
+              <w:top w:w="90" w:type="dxa"/>
+              <w:start w:w="120" w:type="dxa"/>
+              <w:bottom w:w="90" w:type="dxa"/>
+              <w:end w:w="120" w:type="dxa"/>
+            </w:tcMar>
+          </w:tcPr>
+          <w:p>
+            <w:pPr>
+              <w:spacing w:after="0"/>
+            </w:pPr>
+            <w:r>
+              <w:rPr>
+                <w:rFonts w:ascii="Arial" w:hAnsi="Arial"/>
+                <w:b w:val="0"/>
+                <w:i w:val="0"/>
+                <w:color w:val="171717"/>
+                <w:sz w:val="16"/>
+              </w:rPr>
+              <w:t>Documento</w:t>
+            </w:r>
+          </w:p>
+        </w:tc>
+        <w:tc>
+          <w:tcPr>
+            <w:tcW w:type="dxa" w:w="2700"/>
+            <w:shd w:fill="F1F2F0"/>
+            <w:tcMar>
+              <w:top w:w="90" w:type="dxa"/>
+              <w:start w:w="120" w:type="dxa"/>
+              <w:bottom w:w="90" w:type="dxa"/>
+              <w:end w:w="120" w:type="dxa"/>
+            </w:tcMar>
+          </w:tcPr>
+          <w:p>
+            <w:pPr>
+              <w:spacing w:after="0"/>
+            </w:pPr>
+            <w:r>
+              <w:rPr>
+                <w:rFonts w:ascii="Arial" w:hAnsi="Arial"/>
+                <w:b w:val="0"/>
+                <w:i w:val="0"/>
+                <w:color w:val="171717"/>
+                <w:sz w:val="16"/>
+              </w:rPr>
+              <w:t>Modelos</w:t>
+            </w:r>
+          </w:p>
+        </w:tc>
+        <w:tc>
+          <w:tcPr>
+            <w:tcW w:type="dxa" w:w="4860"/>
+            <w:shd w:fill="F1F2F0"/>
+            <w:tcMar>
+              <w:top w:w="90" w:type="dxa"/>
+              <w:start w:w="120" w:type="dxa"/>
+              <w:bottom w:w="90" w:type="dxa"/>
+              <w:end w:w="120" w:type="dxa"/>
+            </w:tcMar>
+          </w:tcPr>
+          <w:p>
+            <w:pPr>
+              <w:spacing w:after="0"/>
+            </w:pPr>
+            <w:r>
+              <w:rPr>
+                <w:rFonts w:ascii="Arial" w:hAnsi="Arial"/>
+                <w:b w:val="0"/>
+                <w:i w:val="0"/>
+                <w:color w:val="171717"/>
+                <w:sz w:val="16"/>
+              </w:rPr>
+              <w:t>Abre las versiones de ese documento.</w:t>
+            </w:r>
+          </w:p>
+        </w:tc>
+      </w:tr>
+      <w:tr>
+        <w:tc>
+          <w:tcPr>
+            <w:tcW w:type="dxa" w:w="1800"/>
+            <w:tcMar>
+              <w:top w:w="90" w:type="dxa"/>
+              <w:start w:w="120" w:type="dxa"/>
+              <w:bottom w:w="90" w:type="dxa"/>
+              <w:end w:w="120" w:type="dxa"/>
+            </w:tcMar>
+          </w:tcPr>
+          <w:p>
+            <w:pPr>
+              <w:spacing w:after="0"/>
+            </w:pPr>
+            <w:r>
+              <w:rPr>
+                <w:rFonts w:ascii="Arial" w:hAnsi="Arial"/>
+                <w:b w:val="0"/>
+                <w:i w:val="0"/>
+                <w:color w:val="171717"/>
+                <w:sz w:val="16"/>
+              </w:rPr>
+              <w:t>Campos</w:t>
+            </w:r>
+          </w:p>
+        </w:tc>
+        <w:tc>
+          <w:tcPr>
+            <w:tcW w:type="dxa" w:w="2700"/>
+            <w:tcMar>
+              <w:top w:w="90" w:type="dxa"/>
+              <w:start w:w="120" w:type="dxa"/>
+              <w:bottom w:w="90" w:type="dxa"/>
+              <w:end w:w="120" w:type="dxa"/>
+            </w:tcMar>
+          </w:tcPr>
+          <w:p>
+            <w:pPr>
+              <w:spacing w:after="0"/>
+            </w:pPr>
+            <w:r>
+              <w:rPr>
+                <w:rFonts w:ascii="Arial" w:hAnsi="Arial"/>
+                <w:b w:val="0"/>
+                <w:i w:val="0"/>
+                <w:color w:val="171717"/>
+                <w:sz w:val="16"/>
+              </w:rPr>
+              <w:t>Agregar campo</w:t>
+            </w:r>
+          </w:p>
+        </w:tc>
+        <w:tc>
+          <w:tcPr>
+            <w:tcW w:type="dxa" w:w="4860"/>
+            <w:tcMar>
+              <w:top w:w="90" w:type="dxa"/>
+              <w:start w:w="120" w:type="dxa"/>
+              <w:bottom w:w="90" w:type="dxa"/>
+              <w:end w:w="120" w:type="dxa"/>
+            </w:tcMar>
+          </w:tcPr>
+          <w:p>
+            <w:pPr>
+              <w:spacing w:after="0"/>
+            </w:pPr>
+            <w:r>
+              <w:rPr>
+                <w:rFonts w:ascii="Arial" w:hAnsi="Arial"/>
+                <w:b w:val="0"/>
+                <w:i w:val="0"/>
+                <w:color w:val="171717"/>
+                <w:sz w:val="16"/>
+              </w:rPr>
+              <w:t>Guarda nombre, clave, entidad, tipo y obligatoriedad.</w:t>
+            </w:r>
+          </w:p>
+        </w:tc>
+      </w:tr>
+      <w:tr>
+        <w:tc>
+          <w:tcPr>
+            <w:tcW w:type="dxa" w:w="1800"/>
+            <w:shd w:fill="F1F2F0"/>
+            <w:tcMar>
+              <w:top w:w="90" w:type="dxa"/>
+              <w:start w:w="120" w:type="dxa"/>
+              <w:bottom w:w="90" w:type="dxa"/>
+              <w:end w:w="120" w:type="dxa"/>
+            </w:tcMar>
+          </w:tcPr>
+          <w:p>
+            <w:pPr>
+              <w:spacing w:after="0"/>
+            </w:pPr>
+            <w:r>
+              <w:rPr>
+                <w:rFonts w:ascii="Arial" w:hAnsi="Arial"/>
+                <w:b w:val="0"/>
+                <w:i w:val="0"/>
+                <w:color w:val="171717"/>
+                <w:sz w:val="16"/>
+              </w:rPr>
+              <w:t>Plantilla</w:t>
+            </w:r>
+          </w:p>
+        </w:tc>
+        <w:tc>
+          <w:tcPr>
+            <w:tcW w:type="dxa" w:w="2700"/>
+            <w:shd w:fill="F1F2F0"/>
+            <w:tcMar>
+              <w:top w:w="90" w:type="dxa"/>
+              <w:start w:w="120" w:type="dxa"/>
+              <w:bottom w:w="90" w:type="dxa"/>
+              <w:end w:w="120" w:type="dxa"/>
+            </w:tcMar>
+          </w:tcPr>
+          <w:p>
+            <w:pPr>
+              <w:spacing w:after="0"/>
+            </w:pPr>
+            <w:r>
+              <w:rPr>
+                <w:rFonts w:ascii="Arial" w:hAnsi="Arial"/>
+                <w:b w:val="0"/>
+                <w:i w:val="0"/>
+                <w:color w:val="171717"/>
+                <w:sz w:val="16"/>
+              </w:rPr>
+              <w:t>Crear plantilla desde OCR</w:t>
+            </w:r>
+          </w:p>
+        </w:tc>
+        <w:tc>
+          <w:tcPr>
+            <w:tcW w:type="dxa" w:w="4860"/>
+            <w:shd w:fill="F1F2F0"/>
+            <w:tcMar>
+              <w:top w:w="90" w:type="dxa"/>
+              <w:start w:w="120" w:type="dxa"/>
+              <w:bottom w:w="90" w:type="dxa"/>
+              <w:end w:w="120" w:type="dxa"/>
+            </w:tcMar>
+          </w:tcPr>
+          <w:p>
+            <w:pPr>
+              <w:spacing w:after="0"/>
+            </w:pPr>
+            <w:r>
+              <w:rPr>
+                <w:rFonts w:ascii="Arial" w:hAnsi="Arial"/>
+                <w:b w:val="0"/>
+                <w:i w:val="0"/>
+                <w:color w:val="171717"/>
+                <w:sz w:val="16"/>
+              </w:rPr>
+              <w:t>Procesa un PDF y guarda rasgos de ubicación y contexto.</w:t>
+            </w:r>
+          </w:p>
+        </w:tc>
+      </w:tr>
+      <w:tr>
+        <w:tc>
+          <w:tcPr>
+            <w:tcW w:type="dxa" w:w="1800"/>
+            <w:tcMar>
+              <w:top w:w="90" w:type="dxa"/>
+              <w:start w:w="120" w:type="dxa"/>
+              <w:bottom w:w="90" w:type="dxa"/>
+              <w:end w:w="120" w:type="dxa"/>
+            </w:tcMar>
+          </w:tcPr>
+          <w:p>
+            <w:pPr>
+              <w:spacing w:after="0"/>
+            </w:pPr>
+            <w:r>
+              <w:rPr>
+                <w:rFonts w:ascii="Arial" w:hAnsi="Arial"/>
+                <w:b w:val="0"/>
+                <w:i w:val="0"/>
+                <w:color w:val="171717"/>
+                <w:sz w:val="16"/>
+              </w:rPr>
+              <w:t>Anotación</w:t>
+            </w:r>
+          </w:p>
+        </w:tc>
+        <w:tc>
+          <w:tcPr>
+            <w:tcW w:type="dxa" w:w="2700"/>
+            <w:tcMar>
+              <w:top w:w="90" w:type="dxa"/>
+              <w:start w:w="120" w:type="dxa"/>
+              <w:bottom w:w="90" w:type="dxa"/>
+              <w:end w:w="120" w:type="dxa"/>
+            </w:tcMar>
+          </w:tcPr>
+          <w:p>
+            <w:pPr>
+              <w:spacing w:after="0"/>
+            </w:pPr>
+            <w:r>
+              <w:rPr>
+                <w:rFonts w:ascii="Arial" w:hAnsi="Arial"/>
+                <w:b w:val="0"/>
+                <w:i w:val="0"/>
+                <w:color w:val="171717"/>
+                <w:sz w:val="16"/>
+              </w:rPr>
+              <w:t>Subir y generar OCR</w:t>
+            </w:r>
+          </w:p>
+        </w:tc>
+        <w:tc>
+          <w:tcPr>
+            <w:tcW w:type="dxa" w:w="4860"/>
+            <w:tcMar>
+              <w:top w:w="90" w:type="dxa"/>
+              <w:start w:w="120" w:type="dxa"/>
+              <w:bottom w:w="90" w:type="dxa"/>
+              <w:end w:w="120" w:type="dxa"/>
+            </w:tcMar>
+          </w:tcPr>
+          <w:p>
+            <w:pPr>
+              <w:spacing w:after="0"/>
+            </w:pPr>
+            <w:r>
+              <w:rPr>
+                <w:rFonts w:ascii="Arial" w:hAnsi="Arial"/>
+                <w:b w:val="0"/>
+                <w:i w:val="0"/>
+                <w:color w:val="171717"/>
+                <w:sz w:val="16"/>
+              </w:rPr>
+              <w:t>Crea un documento de entrenamiento con texto OCR.</w:t>
+            </w:r>
+          </w:p>
+        </w:tc>
+      </w:tr>
+      <w:tr>
+        <w:tc>
+          <w:tcPr>
+            <w:tcW w:type="dxa" w:w="1800"/>
+            <w:shd w:fill="F1F2F0"/>
+            <w:tcMar>
+              <w:top w:w="90" w:type="dxa"/>
+              <w:start w:w="120" w:type="dxa"/>
+              <w:bottom w:w="90" w:type="dxa"/>
+              <w:end w:w="120" w:type="dxa"/>
+            </w:tcMar>
+          </w:tcPr>
+          <w:p>
+            <w:pPr>
+              <w:spacing w:after="0"/>
+            </w:pPr>
+            <w:r>
+              <w:rPr>
+                <w:rFonts w:ascii="Arial" w:hAnsi="Arial"/>
+                <w:b w:val="0"/>
+                <w:i w:val="0"/>
+                <w:color w:val="171717"/>
+                <w:sz w:val="16"/>
+              </w:rPr>
+              <w:t>Anotación</w:t>
+            </w:r>
+          </w:p>
+        </w:tc>
+        <w:tc>
+          <w:tcPr>
+            <w:tcW w:type="dxa" w:w="2700"/>
+            <w:shd w:fill="F1F2F0"/>
+            <w:tcMar>
+              <w:top w:w="90" w:type="dxa"/>
+              <w:start w:w="120" w:type="dxa"/>
+              <w:bottom w:w="90" w:type="dxa"/>
+              <w:end w:w="120" w:type="dxa"/>
+            </w:tcMar>
+          </w:tcPr>
+          <w:p>
+            <w:pPr>
+              <w:spacing w:after="0"/>
+            </w:pPr>
+            <w:r>
+              <w:rPr>
+                <w:rFonts w:ascii="Arial" w:hAnsi="Arial"/>
+                <w:b w:val="0"/>
+                <w:i w:val="0"/>
+                <w:color w:val="171717"/>
+                <w:sz w:val="16"/>
+              </w:rPr>
+              <w:t>Seleccionar documento</w:t>
+            </w:r>
+          </w:p>
+        </w:tc>
+        <w:tc>
+          <w:tcPr>
+            <w:tcW w:type="dxa" w:w="4860"/>
+            <w:shd w:fill="F1F2F0"/>
+            <w:tcMar>
+              <w:top w:w="90" w:type="dxa"/>
+              <w:start w:w="120" w:type="dxa"/>
+              <w:bottom w:w="90" w:type="dxa"/>
+              <w:end w:w="120" w:type="dxa"/>
+            </w:tcMar>
+          </w:tcPr>
+          <w:p>
+            <w:pPr>
+              <w:spacing w:after="0"/>
+            </w:pPr>
+            <w:r>
+              <w:rPr>
+                <w:rFonts w:ascii="Arial" w:hAnsi="Arial"/>
+                <w:b w:val="0"/>
+                <w:i w:val="0"/>
+                <w:color w:val="171717"/>
+                <w:sz w:val="16"/>
+              </w:rPr>
+              <w:t>Carga su OCR y sus anotaciones.</w:t>
+            </w:r>
+          </w:p>
+        </w:tc>
+      </w:tr>
+      <w:tr>
+        <w:tc>
+          <w:tcPr>
+            <w:tcW w:type="dxa" w:w="1800"/>
+            <w:tcMar>
+              <w:top w:w="90" w:type="dxa"/>
+              <w:start w:w="120" w:type="dxa"/>
+              <w:bottom w:w="90" w:type="dxa"/>
+              <w:end w:w="120" w:type="dxa"/>
+            </w:tcMar>
+          </w:tcPr>
+          <w:p>
+            <w:pPr>
+              <w:spacing w:after="0"/>
+            </w:pPr>
+            <w:r>
+              <w:rPr>
+                <w:rFonts w:ascii="Arial" w:hAnsi="Arial"/>
+                <w:b w:val="0"/>
+                <w:i w:val="0"/>
+                <w:color w:val="171717"/>
+                <w:sz w:val="16"/>
+              </w:rPr>
+              <w:t>Anotación</w:t>
+            </w:r>
+          </w:p>
+        </w:tc>
+        <w:tc>
+          <w:tcPr>
+            <w:tcW w:type="dxa" w:w="2700"/>
+            <w:tcMar>
+              <w:top w:w="90" w:type="dxa"/>
+              <w:start w:w="120" w:type="dxa"/>
+              <w:bottom w:w="90" w:type="dxa"/>
+              <w:end w:w="120" w:type="dxa"/>
+            </w:tcMar>
+          </w:tcPr>
+          <w:p>
+            <w:pPr>
+              <w:spacing w:after="0"/>
+            </w:pPr>
+            <w:r>
+              <w:rPr>
+                <w:rFonts w:ascii="Arial" w:hAnsi="Arial"/>
+                <w:b w:val="0"/>
+                <w:i w:val="0"/>
+                <w:color w:val="171717"/>
+                <w:sz w:val="16"/>
+              </w:rPr>
+              <w:t>Guardar anotación</w:t>
+            </w:r>
+          </w:p>
+        </w:tc>
+        <w:tc>
+          <w:tcPr>
+            <w:tcW w:type="dxa" w:w="4860"/>
+            <w:tcMar>
+              <w:top w:w="90" w:type="dxa"/>
+              <w:start w:w="120" w:type="dxa"/>
+              <w:bottom w:w="90" w:type="dxa"/>
+              <w:end w:w="120" w:type="dxa"/>
+            </w:tcMar>
+          </w:tcPr>
+          <w:p>
+            <w:pPr>
+              <w:spacing w:after="0"/>
+            </w:pPr>
+            <w:r>
+              <w:rPr>
+                <w:rFonts w:ascii="Arial" w:hAnsi="Arial"/>
+                <w:b w:val="0"/>
+                <w:i w:val="0"/>
+                <w:color w:val="171717"/>
+                <w:sz w:val="16"/>
+              </w:rPr>
+              <w:t>Relaciona el rango seleccionado con un campo.</w:t>
+            </w:r>
+          </w:p>
+        </w:tc>
+      </w:tr>
+      <w:tr>
+        <w:tc>
+          <w:tcPr>
+            <w:tcW w:type="dxa" w:w="1800"/>
+            <w:shd w:fill="F1F2F0"/>
+            <w:tcMar>
+              <w:top w:w="90" w:type="dxa"/>
+              <w:start w:w="120" w:type="dxa"/>
+              <w:bottom w:w="90" w:type="dxa"/>
+              <w:end w:w="120" w:type="dxa"/>
+            </w:tcMar>
+          </w:tcPr>
+          <w:p>
+            <w:pPr>
+              <w:spacing w:after="0"/>
+            </w:pPr>
+            <w:r>
+              <w:rPr>
+                <w:rFonts w:ascii="Arial" w:hAnsi="Arial"/>
+                <w:b w:val="0"/>
+                <w:i w:val="0"/>
+                <w:color w:val="171717"/>
+                <w:sz w:val="16"/>
+              </w:rPr>
+              <w:t>Aprendizaje</w:t>
+            </w:r>
+          </w:p>
+        </w:tc>
+        <w:tc>
+          <w:tcPr>
+            <w:tcW w:type="dxa" w:w="2700"/>
+            <w:shd w:fill="F1F2F0"/>
+            <w:tcMar>
+              <w:top w:w="90" w:type="dxa"/>
+              <w:start w:w="120" w:type="dxa"/>
+              <w:bottom w:w="90" w:type="dxa"/>
+              <w:end w:w="120" w:type="dxa"/>
+            </w:tcMar>
+          </w:tcPr>
+          <w:p>
+            <w:pPr>
+              <w:spacing w:after="0"/>
+            </w:pPr>
+            <w:r>
+              <w:rPr>
+                <w:rFonts w:ascii="Arial" w:hAnsi="Arial"/>
+                <w:b w:val="0"/>
+                <w:i w:val="0"/>
+                <w:color w:val="171717"/>
+                <w:sz w:val="16"/>
+              </w:rPr>
+              <w:t>Refrescar</w:t>
+            </w:r>
+          </w:p>
+        </w:tc>
+        <w:tc>
+          <w:tcPr>
+            <w:tcW w:type="dxa" w:w="4860"/>
+            <w:shd w:fill="F1F2F0"/>
+            <w:tcMar>
+              <w:top w:w="90" w:type="dxa"/>
+              <w:start w:w="120" w:type="dxa"/>
+              <w:bottom w:w="90" w:type="dxa"/>
+              <w:end w:w="120" w:type="dxa"/>
+            </w:tcMar>
+          </w:tcPr>
+          <w:p>
+            <w:pPr>
+              <w:spacing w:after="0"/>
+            </w:pPr>
+            <w:r>
+              <w:rPr>
+                <w:rFonts w:ascii="Arial" w:hAnsi="Arial"/>
+                <w:b w:val="0"/>
+                <w:i w:val="0"/>
+                <w:color w:val="171717"/>
+                <w:sz w:val="16"/>
+              </w:rPr>
+              <w:t>Actualiza la lista y el estado de los lotes.</w:t>
+            </w:r>
+          </w:p>
+        </w:tc>
+      </w:tr>
+      <w:tr>
+        <w:tc>
+          <w:tcPr>
+            <w:tcW w:type="dxa" w:w="1800"/>
+            <w:tcMar>
+              <w:top w:w="90" w:type="dxa"/>
+              <w:start w:w="120" w:type="dxa"/>
+              <w:bottom w:w="90" w:type="dxa"/>
+              <w:end w:w="120" w:type="dxa"/>
+            </w:tcMar>
+          </w:tcPr>
+          <w:p>
+            <w:pPr>
+              <w:spacing w:after="0"/>
+            </w:pPr>
+            <w:r>
+              <w:rPr>
+                <w:rFonts w:ascii="Arial" w:hAnsi="Arial"/>
+                <w:b w:val="0"/>
+                <w:i w:val="0"/>
+                <w:color w:val="171717"/>
+                <w:sz w:val="16"/>
+              </w:rPr>
+              <w:t>Aprendizaje</w:t>
+            </w:r>
+          </w:p>
+        </w:tc>
+        <w:tc>
+          <w:tcPr>
+            <w:tcW w:type="dxa" w:w="2700"/>
+            <w:tcMar>
+              <w:top w:w="90" w:type="dxa"/>
+              <w:start w:w="120" w:type="dxa"/>
+              <w:bottom w:w="90" w:type="dxa"/>
+              <w:end w:w="120" w:type="dxa"/>
+            </w:tcMar>
+          </w:tcPr>
+          <w:p>
+            <w:pPr>
+              <w:spacing w:after="0"/>
+            </w:pPr>
+            <w:r>
+              <w:rPr>
+                <w:rFonts w:ascii="Arial" w:hAnsi="Arial"/>
+                <w:b w:val="0"/>
+                <w:i w:val="0"/>
+                <w:color w:val="171717"/>
+                <w:sz w:val="16"/>
+              </w:rPr>
+              <w:t>Entrenar lote</w:t>
+            </w:r>
+          </w:p>
+        </w:tc>
+        <w:tc>
+          <w:tcPr>
+            <w:tcW w:type="dxa" w:w="4860"/>
+            <w:tcMar>
+              <w:top w:w="90" w:type="dxa"/>
+              <w:start w:w="120" w:type="dxa"/>
+              <w:bottom w:w="90" w:type="dxa"/>
+              <w:end w:w="120" w:type="dxa"/>
+            </w:tcMar>
+          </w:tcPr>
+          <w:p>
+            <w:pPr>
+              <w:spacing w:after="0"/>
+            </w:pPr>
+            <w:r>
+              <w:rPr>
+                <w:rFonts w:ascii="Arial" w:hAnsi="Arial"/>
+                <w:b w:val="0"/>
+                <w:i w:val="0"/>
+                <w:color w:val="171717"/>
+                <w:sz w:val="16"/>
+              </w:rPr>
+              <w:t>Despacha entrenamiento al worker.</w:t>
+            </w:r>
+          </w:p>
+        </w:tc>
+      </w:tr>
+      <w:tr>
+        <w:tc>
+          <w:tcPr>
+            <w:tcW w:type="dxa" w:w="1800"/>
+            <w:shd w:fill="F1F2F0"/>
+            <w:tcMar>
+              <w:top w:w="90" w:type="dxa"/>
+              <w:start w:w="120" w:type="dxa"/>
+              <w:bottom w:w="90" w:type="dxa"/>
+              <w:end w:w="120" w:type="dxa"/>
+            </w:tcMar>
+          </w:tcPr>
+          <w:p>
+            <w:pPr>
+              <w:spacing w:after="0"/>
+            </w:pPr>
+            <w:r>
+              <w:rPr>
+                <w:rFonts w:ascii="Arial" w:hAnsi="Arial"/>
+                <w:b w:val="0"/>
+                <w:i w:val="0"/>
+                <w:color w:val="171717"/>
+                <w:sz w:val="16"/>
+              </w:rPr>
+              <w:t>Modelos</w:t>
+            </w:r>
+          </w:p>
+        </w:tc>
+        <w:tc>
+          <w:tcPr>
+            <w:tcW w:type="dxa" w:w="2700"/>
+            <w:shd w:fill="F1F2F0"/>
+            <w:tcMar>
+              <w:top w:w="90" w:type="dxa"/>
+              <w:start w:w="120" w:type="dxa"/>
+              <w:bottom w:w="90" w:type="dxa"/>
+              <w:end w:w="120" w:type="dxa"/>
+            </w:tcMar>
+          </w:tcPr>
+          <w:p>
+            <w:pPr>
+              <w:spacing w:after="0"/>
+            </w:pPr>
+            <w:r>
+              <w:rPr>
+                <w:rFonts w:ascii="Arial" w:hAnsi="Arial"/>
+                <w:b w:val="0"/>
+                <w:i w:val="0"/>
+                <w:color w:val="171717"/>
+                <w:sz w:val="16"/>
+              </w:rPr>
+              <w:t>Registrar modelo</w:t>
+            </w:r>
+          </w:p>
+        </w:tc>
+        <w:tc>
+          <w:tcPr>
+            <w:tcW w:type="dxa" w:w="4860"/>
+            <w:shd w:fill="F1F2F0"/>
+            <w:tcMar>
+              <w:top w:w="90" w:type="dxa"/>
+              <w:start w:w="120" w:type="dxa"/>
+              <w:bottom w:w="90" w:type="dxa"/>
+              <w:end w:w="120" w:type="dxa"/>
+            </w:tcMar>
+          </w:tcPr>
+          <w:p>
+            <w:pPr>
+              <w:spacing w:after="0"/>
+            </w:pPr>
+            <w:r>
+              <w:rPr>
+                <w:rFonts w:ascii="Arial" w:hAnsi="Arial"/>
+                <w:b w:val="0"/>
+                <w:i w:val="0"/>
+                <w:color w:val="171717"/>
+                <w:sz w:val="16"/>
+              </w:rPr>
+              <w:t>Registra una versión y opcionalmente la activa.</w:t>
+            </w:r>
+          </w:p>
+        </w:tc>
+      </w:tr>
+      <w:tr>
+        <w:tc>
+          <w:tcPr>
+            <w:tcW w:type="dxa" w:w="1800"/>
+            <w:tcMar>
+              <w:top w:w="90" w:type="dxa"/>
+              <w:start w:w="120" w:type="dxa"/>
+              <w:bottom w:w="90" w:type="dxa"/>
+              <w:end w:w="120" w:type="dxa"/>
+            </w:tcMar>
+          </w:tcPr>
+          <w:p>
+            <w:pPr>
+              <w:spacing w:after="0"/>
+            </w:pPr>
+            <w:r>
+              <w:rPr>
+                <w:rFonts w:ascii="Arial" w:hAnsi="Arial"/>
+                <w:b w:val="0"/>
+                <w:i w:val="0"/>
+                <w:color w:val="171717"/>
+                <w:sz w:val="16"/>
+              </w:rPr>
+              <w:t>API</w:t>
+            </w:r>
+          </w:p>
+        </w:tc>
+        <w:tc>
+          <w:tcPr>
+            <w:tcW w:type="dxa" w:w="2700"/>
+            <w:tcMar>
+              <w:top w:w="90" w:type="dxa"/>
+              <w:start w:w="120" w:type="dxa"/>
+              <w:bottom w:w="90" w:type="dxa"/>
+              <w:end w:w="120" w:type="dxa"/>
+            </w:tcMar>
+          </w:tcPr>
+          <w:p>
+            <w:pPr>
+              <w:spacing w:after="0"/>
+            </w:pPr>
+            <w:r>
+              <w:rPr>
+                <w:rFonts w:ascii="Arial" w:hAnsi="Arial"/>
+                <w:b w:val="0"/>
+                <w:i w:val="0"/>
+                <w:color w:val="171717"/>
+                <w:sz w:val="16"/>
+              </w:rPr>
+              <w:t>Generar API key</w:t>
+            </w:r>
+          </w:p>
+        </w:tc>
+        <w:tc>
+          <w:tcPr>
+            <w:tcW w:type="dxa" w:w="4860"/>
+            <w:tcMar>
+              <w:top w:w="90" w:type="dxa"/>
+              <w:start w:w="120" w:type="dxa"/>
+              <w:bottom w:w="90" w:type="dxa"/>
+              <w:end w:w="120" w:type="dxa"/>
+            </w:tcMar>
+          </w:tcPr>
+          <w:p>
+            <w:pPr>
+              <w:spacing w:after="0"/>
+            </w:pPr>
+            <w:r>
+              <w:rPr>
+                <w:rFonts w:ascii="Arial" w:hAnsi="Arial"/>
+                <w:b w:val="0"/>
+                <w:i w:val="0"/>
+                <w:color w:val="171717"/>
+                <w:sz w:val="16"/>
+              </w:rPr>
+              <w:t>Crea una credencial persistente para integración.</w:t>
+            </w:r>
+          </w:p>
+        </w:tc>
+      </w:tr>
+      <w:tr>
+        <w:tc>
+          <w:tcPr>
+            <w:tcW w:type="dxa" w:w="1800"/>
+            <w:shd w:fill="F1F2F0"/>
+            <w:tcMar>
+              <w:top w:w="90" w:type="dxa"/>
+              <w:start w:w="120" w:type="dxa"/>
+              <w:bottom w:w="90" w:type="dxa"/>
+              <w:end w:w="120" w:type="dxa"/>
+            </w:tcMar>
+          </w:tcPr>
+          <w:p>
+            <w:pPr>
+              <w:spacing w:after="0"/>
+            </w:pPr>
+            <w:r>
+              <w:rPr>
+                <w:rFonts w:ascii="Arial" w:hAnsi="Arial"/>
+                <w:b w:val="0"/>
+                <w:i w:val="0"/>
+                <w:color w:val="171717"/>
+                <w:sz w:val="16"/>
+              </w:rPr>
+              <w:t>Analizador</w:t>
+            </w:r>
+          </w:p>
+        </w:tc>
+        <w:tc>
+          <w:tcPr>
+            <w:tcW w:type="dxa" w:w="2700"/>
+            <w:shd w:fill="F1F2F0"/>
+            <w:tcMar>
+              <w:top w:w="90" w:type="dxa"/>
+              <w:start w:w="120" w:type="dxa"/>
+              <w:bottom w:w="90" w:type="dxa"/>
+              <w:end w:w="120" w:type="dxa"/>
+            </w:tcMar>
+          </w:tcPr>
+          <w:p>
+            <w:pPr>
+              <w:spacing w:after="0"/>
+            </w:pPr>
+            <w:r>
+              <w:rPr>
+                <w:rFonts w:ascii="Arial" w:hAnsi="Arial"/>
+                <w:b w:val="0"/>
+                <w:i w:val="0"/>
+                <w:color w:val="171717"/>
+                <w:sz w:val="16"/>
+              </w:rPr>
+              <w:t>Archivo PDF</w:t>
+            </w:r>
+          </w:p>
+        </w:tc>
+        <w:tc>
+          <w:tcPr>
+            <w:tcW w:type="dxa" w:w="4860"/>
+            <w:shd w:fill="F1F2F0"/>
+            <w:tcMar>
+              <w:top w:w="90" w:type="dxa"/>
+              <w:start w:w="120" w:type="dxa"/>
+              <w:bottom w:w="90" w:type="dxa"/>
+              <w:end w:w="120" w:type="dxa"/>
+            </w:tcMar>
+          </w:tcPr>
+          <w:p>
+            <w:pPr>
+              <w:spacing w:after="0"/>
+            </w:pPr>
+            <w:r>
+              <w:rPr>
+                <w:rFonts w:ascii="Arial" w:hAnsi="Arial"/>
+                <w:b w:val="0"/>
+                <w:i w:val="0"/>
+                <w:color w:val="171717"/>
+                <w:sz w:val="16"/>
+              </w:rPr>
+              <w:t>Selecciona el documento que se analizará.</w:t>
+            </w:r>
+          </w:p>
+        </w:tc>
+      </w:tr>
+      <w:tr>
+        <w:tc>
+          <w:tcPr>
+            <w:tcW w:type="dxa" w:w="1800"/>
+            <w:tcMar>
+              <w:top w:w="90" w:type="dxa"/>
+              <w:start w:w="120" w:type="dxa"/>
+              <w:bottom w:w="90" w:type="dxa"/>
+              <w:end w:w="120" w:type="dxa"/>
+            </w:tcMar>
+          </w:tcPr>
+          <w:p>
+            <w:pPr>
+              <w:spacing w:after="0"/>
+            </w:pPr>
+            <w:r>
+              <w:rPr>
+                <w:rFonts w:ascii="Arial" w:hAnsi="Arial"/>
+                <w:b w:val="0"/>
+                <w:i w:val="0"/>
+                <w:color w:val="171717"/>
+                <w:sz w:val="16"/>
+              </w:rPr>
+              <w:t>Analizador</w:t>
+            </w:r>
+          </w:p>
+        </w:tc>
+        <w:tc>
+          <w:tcPr>
+            <w:tcW w:type="dxa" w:w="2700"/>
+            <w:tcMar>
+              <w:top w:w="90" w:type="dxa"/>
+              <w:start w:w="120" w:type="dxa"/>
+              <w:bottom w:w="90" w:type="dxa"/>
+              <w:end w:w="120" w:type="dxa"/>
+            </w:tcMar>
+          </w:tcPr>
+          <w:p>
+            <w:pPr>
+              <w:spacing w:after="0"/>
+            </w:pPr>
+            <w:r>
+              <w:rPr>
+                <w:rFonts w:ascii="Arial" w:hAnsi="Arial"/>
+                <w:b w:val="0"/>
+                <w:i w:val="0"/>
+                <w:color w:val="171717"/>
+                <w:sz w:val="16"/>
+              </w:rPr>
+              <w:t>Analizar documento</w:t>
+            </w:r>
+          </w:p>
+        </w:tc>
+        <w:tc>
+          <w:tcPr>
+            <w:tcW w:type="dxa" w:w="4860"/>
+            <w:tcMar>
+              <w:top w:w="90" w:type="dxa"/>
+              <w:start w:w="120" w:type="dxa"/>
+              <w:bottom w:w="90" w:type="dxa"/>
+              <w:end w:w="120" w:type="dxa"/>
+            </w:tcMar>
+          </w:tcPr>
+          <w:p>
+            <w:pPr>
+              <w:spacing w:after="0"/>
+            </w:pPr>
+            <w:r>
+              <w:rPr>
+                <w:rFonts w:ascii="Arial" w:hAnsi="Arial"/>
+                <w:b w:val="0"/>
+                <w:i w:val="0"/>
+                <w:color w:val="171717"/>
+                <w:sz w:val="16"/>
+              </w:rPr>
+              <w:t>Ejecuta OCR y extracción del tipo elegido.</w:t>
+            </w:r>
+          </w:p>
+        </w:tc>
+      </w:tr>
+    </w:tbl>
+    <w:p>
+      <w:pPr>
+        <w:spacing w:before="60" w:after="140"/>
+        <w:jc w:val="center"/>
+      </w:pPr>
+      <w:r>
+        <w:rPr>
+          <w:rFonts w:ascii="Cambria" w:hAnsi="Cambria"/>
+          <w:b/>
+          <w:i w:val="0"/>
+          <w:color w:val="171717"/>
+          <w:sz w:val="16"/>
+        </w:rPr>
+        <w:t xml:space="preserve">Tabla 9.2. </w:t>
+      </w:r>
+      <w:r>
+        <w:rPr>
+          <w:rFonts w:ascii="Cambria" w:hAnsi="Cambria"/>
+          <w:b w:val="0"/>
+          <w:i w:val="0"/>
+          <w:color w:val="171717"/>
+          <w:sz w:val="16"/>
+        </w:rPr>
+        <w:t>Inventario de funciones visibles del sistema.</w:t>
+      </w:r>
     </w:p>
     <w:sectPr>
       <w:footerReference w:type="default" r:id="rId13"/>
@@ -11634,6 +17859,150 @@
   </w:num>
   <w:num w:numId="9">
     <w:abstractNumId w:val="0"/>
+  </w:num>
+  <w:abstractNum w:abstractNumId="9">
+    <w:multiLevelType w:val="singleLevel"/>
+    <w:lvl w:ilvl="0">
+      <w:start w:val="1"/>
+      <w:numFmt w:val="decimal"/>
+      <w:lvlText w:val="%1."/>
+      <w:suff w:val="tab"/>
+      <w:pPr>
+        <w:tabs>
+          <w:tab w:val="num" w:pos="540"/>
+        </w:tabs>
+        <w:ind w:left="540" w:hanging="270"/>
+      </w:pPr>
+    </w:lvl>
+  </w:abstractNum>
+  <w:num w:numId="10">
+    <w:abstractNumId w:val="9"/>
+  </w:num>
+  <w:abstractNum w:abstractNumId="10">
+    <w:multiLevelType w:val="singleLevel"/>
+    <w:lvl w:ilvl="0">
+      <w:start w:val="1"/>
+      <w:numFmt w:val="decimal"/>
+      <w:lvlText w:val="%1."/>
+      <w:suff w:val="tab"/>
+      <w:pPr>
+        <w:tabs>
+          <w:tab w:val="num" w:pos="540"/>
+        </w:tabs>
+        <w:ind w:left="540" w:hanging="270"/>
+      </w:pPr>
+    </w:lvl>
+  </w:abstractNum>
+  <w:num w:numId="11">
+    <w:abstractNumId w:val="10"/>
+  </w:num>
+  <w:abstractNum w:abstractNumId="11">
+    <w:multiLevelType w:val="singleLevel"/>
+    <w:lvl w:ilvl="0">
+      <w:start w:val="1"/>
+      <w:numFmt w:val="decimal"/>
+      <w:lvlText w:val="%1."/>
+      <w:suff w:val="tab"/>
+      <w:pPr>
+        <w:tabs>
+          <w:tab w:val="num" w:pos="540"/>
+        </w:tabs>
+        <w:ind w:left="540" w:hanging="270"/>
+      </w:pPr>
+    </w:lvl>
+  </w:abstractNum>
+  <w:num w:numId="12">
+    <w:abstractNumId w:val="11"/>
+  </w:num>
+  <w:abstractNum w:abstractNumId="12">
+    <w:multiLevelType w:val="singleLevel"/>
+    <w:lvl w:ilvl="0">
+      <w:start w:val="1"/>
+      <w:numFmt w:val="decimal"/>
+      <w:lvlText w:val="%1."/>
+      <w:suff w:val="tab"/>
+      <w:pPr>
+        <w:tabs>
+          <w:tab w:val="num" w:pos="540"/>
+        </w:tabs>
+        <w:ind w:left="540" w:hanging="270"/>
+      </w:pPr>
+    </w:lvl>
+  </w:abstractNum>
+  <w:num w:numId="13">
+    <w:abstractNumId w:val="12"/>
+  </w:num>
+  <w:abstractNum w:abstractNumId="13">
+    <w:multiLevelType w:val="singleLevel"/>
+    <w:lvl w:ilvl="0">
+      <w:start w:val="1"/>
+      <w:numFmt w:val="decimal"/>
+      <w:lvlText w:val="%1."/>
+      <w:suff w:val="tab"/>
+      <w:pPr>
+        <w:tabs>
+          <w:tab w:val="num" w:pos="540"/>
+        </w:tabs>
+        <w:ind w:left="540" w:hanging="270"/>
+      </w:pPr>
+    </w:lvl>
+  </w:abstractNum>
+  <w:num w:numId="14">
+    <w:abstractNumId w:val="13"/>
+  </w:num>
+  <w:abstractNum w:abstractNumId="14">
+    <w:multiLevelType w:val="singleLevel"/>
+    <w:lvl w:ilvl="0">
+      <w:start w:val="1"/>
+      <w:numFmt w:val="decimal"/>
+      <w:lvlText w:val="%1."/>
+      <w:suff w:val="tab"/>
+      <w:pPr>
+        <w:tabs>
+          <w:tab w:val="num" w:pos="540"/>
+        </w:tabs>
+        <w:ind w:left="540" w:hanging="270"/>
+      </w:pPr>
+    </w:lvl>
+  </w:abstractNum>
+  <w:num w:numId="15">
+    <w:abstractNumId w:val="14"/>
+  </w:num>
+  <w:abstractNum w:abstractNumId="15">
+    <w:multiLevelType w:val="singleLevel"/>
+    <w:lvl w:ilvl="0">
+      <w:start w:val="1"/>
+      <w:numFmt w:val="decimal"/>
+      <w:lvlText w:val="%1."/>
+      <w:suff w:val="tab"/>
+      <w:pPr>
+        <w:tabs>
+          <w:tab w:val="num" w:pos="540"/>
+        </w:tabs>
+        <w:ind w:left="540" w:hanging="270"/>
+      </w:pPr>
+    </w:lvl>
+  </w:abstractNum>
+  <w:num w:numId="16">
+    <w:abstractNumId w:val="15"/>
+  </w:num>
+  <w:abstractNum w:abstractNumId="16">
+    <w:multiLevelType w:val="singleLevel"/>
+    <w:lvl w:ilvl="0">
+      <w:start w:val="1"/>
+      <w:numFmt w:val="decimal"/>
+      <w:lvlText w:val="%1."/>
+      <w:suff w:val="tab"/>
+      <w:pPr>
+        <w:tabs>
+          <w:tab w:val="num" w:pos="540"/>
+        </w:tabs>
+        <w:ind w:left="540" w:hanging="270"/>
+      </w:pPr>
+    </w:lvl>
+  </w:abstractNum>
+  <w:num w:numId="17">
+    <w:abstractNumId w:val="16"/>
   </w:num>
 </w:numbering>
 </file>
